--- a/dataclass.docx
+++ b/dataclass.docx
@@ -2,13 +2,13 @@
 <file path=word/document.xml><?xml version="1.0" encoding="utf-8"?>
 <w:document xmlns:w="http://schemas.openxmlformats.org/wordprocessingml/2006/main" xmlns:m="http://schemas.openxmlformats.org/officeDocument/2006/math" xmlns:r="http://schemas.openxmlformats.org/officeDocument/2006/relationships" xmlns:o="urn:schemas-microsoft-com:office:office" xmlns:v="urn:schemas-microsoft-com:vml" xmlns:w10="urn:schemas-microsoft-com:office:word" xmlns:a="http://schemas.openxmlformats.org/drawingml/2006/main" xmlns:pic="http://schemas.openxmlformats.org/drawingml/2006/picture" xmlns:wp="http://schemas.openxmlformats.org/drawingml/2006/wordprocessingDrawing">
   <w:body>
-    <w:bookmarkStart w:id="23" w:name="날짜-데이터-클래스"/>
+    <w:bookmarkStart w:id="23" w:name="날짜와-시간-데이터-클래스"/>
     <w:p>
       <w:pPr>
         <w:pStyle w:val="Heading1"/>
       </w:pPr>
       <w:r>
-        <w:t xml:space="preserve">날짜 데이터 클래스</w:t>
+        <w:t xml:space="preserve">날짜와 시간 데이터 클래스</w:t>
       </w:r>
     </w:p>
     <w:p>
@@ -37,7 +37,7 @@
         <w:rPr>
           <w:rStyle w:val="NormalTok"/>
         </w:rPr>
-        <w:t xml:space="preserve"> pdts</w:t>
+        <w:t xml:space="preserve"> pd</w:t>
       </w:r>
       <w:r>
         <w:br/>
@@ -94,13 +94,13 @@
         <w:t xml:space="preserve"> dt</w:t>
       </w:r>
     </w:p>
-    <w:bookmarkStart w:id="20" w:name="datetime---date-또는-datetime"/>
+    <w:bookmarkStart w:id="20" w:name="datetime"/>
     <w:p>
       <w:pPr>
         <w:pStyle w:val="Heading2"/>
       </w:pPr>
       <w:r>
-        <w:t xml:space="preserve">datetime - date() 또는 datetime()</w:t>
+        <w:t xml:space="preserve">datetime</w:t>
       </w:r>
     </w:p>
     <w:p>
@@ -484,7 +484,19 @@
         <w:t xml:space="preserve">Timestamp()</w:t>
       </w:r>
       <w:r>
-        <w:t xml:space="preserve">를 사용하여 만든다.</w:t>
+        <w:t xml:space="preserve">나</w:t>
+      </w:r>
+      <w:r>
+        <w:t xml:space="preserve"> </w:t>
+      </w:r>
+      <w:r>
+        <w:rPr>
+          <w:rStyle w:val="VerbatimChar"/>
+        </w:rPr>
+        <w:t xml:space="preserve">to_datetime()</w:t>
+      </w:r>
+      <w:r>
+        <w:t xml:space="preserve">을 사용하여 만든다.</w:t>
       </w:r>
       <w:r>
         <w:t xml:space="preserve"> </w:t>
@@ -526,7 +538,19 @@
         <w:t xml:space="preserve"> </w:t>
       </w:r>
       <w:r>
-        <w:t xml:space="preserve">매개변수의 단위만큼의 경과 시간으로 설정할 수 있다. 다음은 2023년 2월 4일을 표현하는 세 가지 방법이다.</w:t>
+        <w:t xml:space="preserve">매개변수의 단위만큼의 경과 시간으로 설정할 수 있다. 다음은 2023년 2월 4일을</w:t>
+      </w:r>
+      <w:r>
+        <w:t xml:space="preserve"> </w:t>
+      </w:r>
+      <w:r>
+        <w:rPr>
+          <w:rStyle w:val="VerbatimChar"/>
+        </w:rPr>
+        <w:t xml:space="preserve">Timestamp()</w:t>
+      </w:r>
+      <w:r>
+        <w:t xml:space="preserve">로 표현하는 세 가지 방법이다.</w:t>
       </w:r>
     </w:p>
     <w:p>
@@ -565,9 +589,105 @@
       </w:r>
       <w:r>
         <w:rPr>
-          <w:rStyle w:val="NormalTok"/>
-        </w:rPr>
-        <w:t xml:space="preserve">pd_date1 </w:t>
+          <w:rStyle w:val="BuiltInTok"/>
+        </w:rPr>
+        <w:t xml:space="preserve">print</w:t>
+      </w:r>
+      <w:r>
+        <w:rPr>
+          <w:rStyle w:val="NormalTok"/>
+        </w:rPr>
+        <w:t xml:space="preserve">(pd.Timestamp(</w:t>
+      </w:r>
+      <w:r>
+        <w:rPr>
+          <w:rStyle w:val="StringTok"/>
+        </w:rPr>
+        <w:t xml:space="preserve">'2023-02-04'</w:t>
+      </w:r>
+      <w:r>
+        <w:rPr>
+          <w:rStyle w:val="NormalTok"/>
+        </w:rPr>
+        <w:t xml:space="preserve">))</w:t>
+      </w:r>
+      <w:r>
+        <w:br/>
+      </w:r>
+      <w:r>
+        <w:rPr>
+          <w:rStyle w:val="BuiltInTok"/>
+        </w:rPr>
+        <w:t xml:space="preserve">print</w:t>
+      </w:r>
+      <w:r>
+        <w:rPr>
+          <w:rStyle w:val="NormalTok"/>
+        </w:rPr>
+        <w:t xml:space="preserve">(pd.Timestamp(</w:t>
+      </w:r>
+      <w:r>
+        <w:rPr>
+          <w:rStyle w:val="DecValTok"/>
+        </w:rPr>
+        <w:t xml:space="preserve">2023</w:t>
+      </w:r>
+      <w:r>
+        <w:rPr>
+          <w:rStyle w:val="NormalTok"/>
+        </w:rPr>
+        <w:t xml:space="preserve">, </w:t>
+      </w:r>
+      <w:r>
+        <w:rPr>
+          <w:rStyle w:val="DecValTok"/>
+        </w:rPr>
+        <w:t xml:space="preserve">2</w:t>
+      </w:r>
+      <w:r>
+        <w:rPr>
+          <w:rStyle w:val="NormalTok"/>
+        </w:rPr>
+        <w:t xml:space="preserve">, </w:t>
+      </w:r>
+      <w:r>
+        <w:rPr>
+          <w:rStyle w:val="DecValTok"/>
+        </w:rPr>
+        <w:t xml:space="preserve">4</w:t>
+      </w:r>
+      <w:r>
+        <w:rPr>
+          <w:rStyle w:val="NormalTok"/>
+        </w:rPr>
+        <w:t xml:space="preserve">))</w:t>
+      </w:r>
+      <w:r>
+        <w:br/>
+      </w:r>
+      <w:r>
+        <w:rPr>
+          <w:rStyle w:val="BuiltInTok"/>
+        </w:rPr>
+        <w:t xml:space="preserve">print</w:t>
+      </w:r>
+      <w:r>
+        <w:rPr>
+          <w:rStyle w:val="NormalTok"/>
+        </w:rPr>
+        <w:t xml:space="preserve">(pd.Timestamp(</w:t>
+      </w:r>
+      <w:r>
+        <w:rPr>
+          <w:rStyle w:val="DecValTok"/>
+        </w:rPr>
+        <w:t xml:space="preserve">19392</w:t>
+      </w:r>
+      <w:r>
+        <w:rPr>
+          <w:rStyle w:val="NormalTok"/>
+        </w:rPr>
+        <w:t xml:space="preserve">, unit </w:t>
       </w:r>
       <w:r>
         <w:rPr>
@@ -579,10 +699,623 @@
         <w:rPr>
           <w:rStyle w:val="NormalTok"/>
         </w:rPr>
+        <w:t xml:space="preserve"> </w:t>
+      </w:r>
+      <w:r>
+        <w:rPr>
+          <w:rStyle w:val="StringTok"/>
+        </w:rPr>
+        <w:t xml:space="preserve">'d'</w:t>
+      </w:r>
+      <w:r>
+        <w:rPr>
+          <w:rStyle w:val="NormalTok"/>
+        </w:rPr>
+        <w:t xml:space="preserve">)) </w:t>
+      </w:r>
+      <w:r>
+        <w:rPr>
+          <w:rStyle w:val="CommentTok"/>
+        </w:rPr>
+        <w:t xml:space="preserve">## 1970년 1월 1일로부터의 경과일수</w:t>
+      </w:r>
+    </w:p>
+    <w:p>
+      <w:pPr>
+        <w:pStyle w:val="SourceCode"/>
+      </w:pPr>
+      <w:r>
+        <w:rPr>
+          <w:rStyle w:val="VerbatimChar"/>
+        </w:rPr>
+        <w:t xml:space="preserve">2023-02-04 00:00:00</w:t>
+      </w:r>
+      <w:r>
+        <w:br/>
+      </w:r>
+      <w:r>
+        <w:rPr>
+          <w:rStyle w:val="VerbatimChar"/>
+        </w:rPr>
+        <w:t xml:space="preserve">2023-02-04 00:00:00</w:t>
+      </w:r>
+      <w:r>
+        <w:br/>
+      </w:r>
+      <w:r>
+        <w:rPr>
+          <w:rStyle w:val="VerbatimChar"/>
+        </w:rPr>
+        <w:t xml:space="preserve">2023-02-04 00:00:00</w:t>
+      </w:r>
+    </w:p>
+    <w:p>
+      <w:pPr>
+        <w:pStyle w:val="SourceCode"/>
+      </w:pPr>
+      <w:r>
+        <w:rPr>
+          <w:rStyle w:val="NormalTok"/>
+        </w:rPr>
+        <w:t xml:space="preserve">pd.to_datetime(</w:t>
+      </w:r>
+      <w:r>
+        <w:rPr>
+          <w:rStyle w:val="StringTok"/>
+        </w:rPr>
+        <w:t xml:space="preserve">'23-02-04'</w:t>
+      </w:r>
+      <w:r>
+        <w:rPr>
+          <w:rStyle w:val="NormalTok"/>
+        </w:rPr>
+        <w:t xml:space="preserve">, </w:t>
+      </w:r>
+      <w:r>
+        <w:rPr>
+          <w:rStyle w:val="BuiltInTok"/>
+        </w:rPr>
+        <w:t xml:space="preserve">format</w:t>
+      </w:r>
+      <w:r>
+        <w:rPr>
+          <w:rStyle w:val="NormalTok"/>
+        </w:rPr>
+        <w:t xml:space="preserve"> </w:t>
+      </w:r>
+      <w:r>
+        <w:rPr>
+          <w:rStyle w:val="OperatorTok"/>
+        </w:rPr>
+        <w:t xml:space="preserve">=</w:t>
+      </w:r>
+      <w:r>
+        <w:rPr>
+          <w:rStyle w:val="NormalTok"/>
+        </w:rPr>
+        <w:t xml:space="preserve"> </w:t>
+      </w:r>
+      <w:r>
+        <w:rPr>
+          <w:rStyle w:val="StringTok"/>
+        </w:rPr>
+        <w:t xml:space="preserve">'%y-%m-</w:t>
+      </w:r>
+      <w:r>
+        <w:rPr>
+          <w:rStyle w:val="SpecialCharTok"/>
+        </w:rPr>
+        <w:t xml:space="preserve">%d</w:t>
+      </w:r>
+      <w:r>
+        <w:rPr>
+          <w:rStyle w:val="StringTok"/>
+        </w:rPr>
+        <w:t xml:space="preserve">'</w:t>
+      </w:r>
+      <w:r>
+        <w:rPr>
+          <w:rStyle w:val="NormalTok"/>
+        </w:rPr>
+        <w:t xml:space="preserve">)</w:t>
+      </w:r>
+    </w:p>
+    <w:p>
+      <w:pPr>
+        <w:pStyle w:val="SourceCode"/>
+      </w:pPr>
+      <w:r>
+        <w:rPr>
+          <w:rStyle w:val="VerbatimChar"/>
+        </w:rPr>
+        <w:t xml:space="preserve">Timestamp('2023-02-04 00:00:00')</w:t>
+      </w:r>
+    </w:p>
+    <w:p>
+      <w:pPr>
+        <w:pStyle w:val="FirstParagraph"/>
+      </w:pPr>
+      <w:r>
+        <w:t xml:space="preserve">Timestamp 데이터 타입은 년, 월, 일 세 개의 시점으로만 데이터 생성이 가능한 datetime과 달리 년도 데이터, 년월 데이터와 같은 시점 데이터를 만들 수 있다는 점이 다르다.</w:t>
+      </w:r>
+      <w:r>
+        <w:t xml:space="preserve"> </w:t>
+      </w:r>
+      <w:r>
+        <w:rPr>
+          <w:rStyle w:val="VerbatimChar"/>
+        </w:rPr>
+        <w:t xml:space="preserve">Timestamp()</w:t>
+      </w:r>
+      <w:r>
+        <w:t xml:space="preserve">의 매개변수로 년, 혹은 년월로 구성된 문자열을 사용하면 월이나 일이 자동적으로 결정된다.</w:t>
+      </w:r>
+    </w:p>
+    <w:p>
+      <w:pPr>
+        <w:pStyle w:val="SourceCode"/>
+      </w:pPr>
+      <w:r>
+        <w:rPr>
+          <w:rStyle w:val="BuiltInTok"/>
+        </w:rPr>
+        <w:t xml:space="preserve">print</w:t>
+      </w:r>
+      <w:r>
+        <w:rPr>
+          <w:rStyle w:val="NormalTok"/>
+        </w:rPr>
+        <w:t xml:space="preserve">(pd.Timestamp(</w:t>
+      </w:r>
+      <w:r>
+        <w:rPr>
+          <w:rStyle w:val="StringTok"/>
+        </w:rPr>
+        <w:t xml:space="preserve">'2023'</w:t>
+      </w:r>
+      <w:r>
+        <w:rPr>
+          <w:rStyle w:val="NormalTok"/>
+        </w:rPr>
+        <w:t xml:space="preserve">))</w:t>
+      </w:r>
+      <w:r>
+        <w:br/>
+      </w:r>
+      <w:r>
+        <w:rPr>
+          <w:rStyle w:val="BuiltInTok"/>
+        </w:rPr>
+        <w:t xml:space="preserve">print</w:t>
+      </w:r>
+      <w:r>
+        <w:rPr>
+          <w:rStyle w:val="NormalTok"/>
+        </w:rPr>
+        <w:t xml:space="preserve">(pd.Timestamp(</w:t>
+      </w:r>
+      <w:r>
+        <w:rPr>
+          <w:rStyle w:val="StringTok"/>
+        </w:rPr>
+        <w:t xml:space="preserve">'2023-02'</w:t>
+      </w:r>
+      <w:r>
+        <w:rPr>
+          <w:rStyle w:val="NormalTok"/>
+        </w:rPr>
+        <w:t xml:space="preserve">))</w:t>
+      </w:r>
+    </w:p>
+    <w:p>
+      <w:pPr>
+        <w:pStyle w:val="SourceCode"/>
+      </w:pPr>
+      <w:r>
+        <w:rPr>
+          <w:rStyle w:val="VerbatimChar"/>
+        </w:rPr>
+        <w:t xml:space="preserve">2023-01-01 00:00:00</w:t>
+      </w:r>
+      <w:r>
+        <w:br/>
+      </w:r>
+      <w:r>
+        <w:rPr>
+          <w:rStyle w:val="VerbatimChar"/>
+        </w:rPr>
+        <w:t xml:space="preserve">2023-02-01 00:00:00</w:t>
+      </w:r>
+    </w:p>
+    <w:p>
+      <w:pPr>
+        <w:pStyle w:val="FirstParagraph"/>
+      </w:pPr>
+      <w:r>
+        <w:t xml:space="preserve">Timestamp 데이터 타입을 생성하는 또 하나의 방법은</w:t>
+      </w:r>
+      <w:r>
+        <w:t xml:space="preserve"> </w:t>
+      </w:r>
+      <w:r>
+        <w:rPr>
+          <w:rStyle w:val="VerbatimChar"/>
+        </w:rPr>
+        <w:t xml:space="preserve">to_datetime()</w:t>
+      </w:r>
+      <w:r>
+        <w:t xml:space="preserve">을 사용하는 것이다.</w:t>
+      </w:r>
+      <w:r>
+        <w:t xml:space="preserve"> </w:t>
+      </w:r>
+      <w:r>
+        <w:rPr>
+          <w:rStyle w:val="VerbatimChar"/>
+        </w:rPr>
+        <w:t xml:space="preserve">to_datetime()</w:t>
+      </w:r>
+      <w:r>
+        <w:t xml:space="preserve">도</w:t>
+      </w:r>
+      <w:r>
+        <w:t xml:space="preserve"> </w:t>
+      </w:r>
+      <w:r>
+        <w:rPr>
+          <w:rStyle w:val="VerbatimChar"/>
+        </w:rPr>
+        <w:t xml:space="preserve">Timestamp()</w:t>
+      </w:r>
+      <w:r>
+        <w:t xml:space="preserve">와 유사한 방법으로 Timestamp 데이터를 만들 수 있는데 앞의</w:t>
+      </w:r>
+      <w:r>
+        <w:t xml:space="preserve"> </w:t>
+      </w:r>
+      <w:r>
+        <w:rPr>
+          <w:rStyle w:val="VerbatimChar"/>
+        </w:rPr>
+        <w:t xml:space="preserve">Timestamp()</w:t>
+      </w:r>
+      <w:r>
+        <w:t xml:space="preserve">로 만든 데이터를</w:t>
+      </w:r>
+      <w:r>
+        <w:t xml:space="preserve"> </w:t>
+      </w:r>
+      <w:r>
+        <w:rPr>
+          <w:rStyle w:val="VerbatimChar"/>
+        </w:rPr>
+        <w:t xml:space="preserve">to_datetime()</w:t>
+      </w:r>
+      <w:r>
+        <w:t xml:space="preserve">으로 만드는 코드는 다음과 같다. 다만</w:t>
+      </w:r>
+      <w:r>
+        <w:t xml:space="preserve"> </w:t>
+      </w:r>
+      <w:r>
+        <w:rPr>
+          <w:rStyle w:val="VerbatimChar"/>
+        </w:rPr>
+        <w:t xml:space="preserve">Timestamp()</w:t>
+      </w:r>
+      <w:r>
+        <w:t xml:space="preserve">로 만드는 방법 중 년, 월, 일을 매개변수로 주는 방법은</w:t>
+      </w:r>
+      <w:r>
+        <w:t xml:space="preserve"> </w:t>
+      </w:r>
+      <w:r>
+        <w:rPr>
+          <w:rStyle w:val="VerbatimChar"/>
+        </w:rPr>
+        <w:t xml:space="preserve">to_datetime()</w:t>
+      </w:r>
+      <w:r>
+        <w:t xml:space="preserve">에서 사용할 수 없다.</w:t>
+      </w:r>
+    </w:p>
+    <w:p>
+      <w:pPr>
+        <w:pStyle w:val="SourceCode"/>
+      </w:pPr>
+      <w:r>
+        <w:rPr>
+          <w:rStyle w:val="BuiltInTok"/>
+        </w:rPr>
+        <w:t xml:space="preserve">print</w:t>
+      </w:r>
+      <w:r>
+        <w:rPr>
+          <w:rStyle w:val="NormalTok"/>
+        </w:rPr>
+        <w:t xml:space="preserve">(pd.to_datetime(</w:t>
+      </w:r>
+      <w:r>
+        <w:rPr>
+          <w:rStyle w:val="StringTok"/>
+        </w:rPr>
+        <w:t xml:space="preserve">'2023-02-04'</w:t>
+      </w:r>
+      <w:r>
+        <w:rPr>
+          <w:rStyle w:val="NormalTok"/>
+        </w:rPr>
+        <w:t xml:space="preserve">))</w:t>
+      </w:r>
+      <w:r>
+        <w:br/>
+      </w:r>
+      <w:r>
+        <w:rPr>
+          <w:rStyle w:val="CommentTok"/>
+        </w:rPr>
+        <w:t xml:space="preserve"># print(pd.to_datetime(2023, 2, 4)) - error</w:t>
+      </w:r>
+      <w:r>
+        <w:br/>
+      </w:r>
+      <w:r>
+        <w:rPr>
+          <w:rStyle w:val="BuiltInTok"/>
+        </w:rPr>
+        <w:t xml:space="preserve">print</w:t>
+      </w:r>
+      <w:r>
+        <w:rPr>
+          <w:rStyle w:val="NormalTok"/>
+        </w:rPr>
+        <w:t xml:space="preserve">(pd.to_datetime(</w:t>
+      </w:r>
+      <w:r>
+        <w:rPr>
+          <w:rStyle w:val="DecValTok"/>
+        </w:rPr>
+        <w:t xml:space="preserve">19392</w:t>
+      </w:r>
+      <w:r>
+        <w:rPr>
+          <w:rStyle w:val="NormalTok"/>
+        </w:rPr>
+        <w:t xml:space="preserve">, unit </w:t>
+      </w:r>
+      <w:r>
+        <w:rPr>
+          <w:rStyle w:val="OperatorTok"/>
+        </w:rPr>
+        <w:t xml:space="preserve">=</w:t>
+      </w:r>
+      <w:r>
+        <w:rPr>
+          <w:rStyle w:val="NormalTok"/>
+        </w:rPr>
+        <w:t xml:space="preserve"> </w:t>
+      </w:r>
+      <w:r>
+        <w:rPr>
+          <w:rStyle w:val="StringTok"/>
+        </w:rPr>
+        <w:t xml:space="preserve">'d'</w:t>
+      </w:r>
+      <w:r>
+        <w:rPr>
+          <w:rStyle w:val="NormalTok"/>
+        </w:rPr>
+        <w:t xml:space="preserve">)) </w:t>
+      </w:r>
+      <w:r>
+        <w:rPr>
+          <w:rStyle w:val="CommentTok"/>
+        </w:rPr>
+        <w:t xml:space="preserve">## 1970년 1월 1일로부터의 경과일수</w:t>
+      </w:r>
+      <w:r>
+        <w:br/>
+      </w:r>
+      <w:r>
+        <w:rPr>
+          <w:rStyle w:val="BuiltInTok"/>
+        </w:rPr>
+        <w:t xml:space="preserve">print</w:t>
+      </w:r>
+      <w:r>
+        <w:rPr>
+          <w:rStyle w:val="NormalTok"/>
+        </w:rPr>
+        <w:t xml:space="preserve">(pd.to_datetime(</w:t>
+      </w:r>
+      <w:r>
+        <w:rPr>
+          <w:rStyle w:val="StringTok"/>
+        </w:rPr>
+        <w:t xml:space="preserve">'2023'</w:t>
+      </w:r>
+      <w:r>
+        <w:rPr>
+          <w:rStyle w:val="NormalTok"/>
+        </w:rPr>
+        <w:t xml:space="preserve">))</w:t>
+      </w:r>
+      <w:r>
+        <w:br/>
+      </w:r>
+      <w:r>
+        <w:rPr>
+          <w:rStyle w:val="BuiltInTok"/>
+        </w:rPr>
+        <w:t xml:space="preserve">print</w:t>
+      </w:r>
+      <w:r>
+        <w:rPr>
+          <w:rStyle w:val="NormalTok"/>
+        </w:rPr>
+        <w:t xml:space="preserve">(pd.to_datetime(</w:t>
+      </w:r>
+      <w:r>
+        <w:rPr>
+          <w:rStyle w:val="StringTok"/>
+        </w:rPr>
+        <w:t xml:space="preserve">'2023-02'</w:t>
+      </w:r>
+      <w:r>
+        <w:rPr>
+          <w:rStyle w:val="NormalTok"/>
+        </w:rPr>
+        <w:t xml:space="preserve">))</w:t>
+      </w:r>
+    </w:p>
+    <w:p>
+      <w:pPr>
+        <w:pStyle w:val="SourceCode"/>
+      </w:pPr>
+      <w:r>
+        <w:rPr>
+          <w:rStyle w:val="VerbatimChar"/>
+        </w:rPr>
+        <w:t xml:space="preserve">2023-02-04 00:00:00</w:t>
+      </w:r>
+      <w:r>
+        <w:br/>
+      </w:r>
+      <w:r>
+        <w:rPr>
+          <w:rStyle w:val="VerbatimChar"/>
+        </w:rPr>
+        <w:t xml:space="preserve">2023-02-04 00:00:00</w:t>
+      </w:r>
+      <w:r>
+        <w:br/>
+      </w:r>
+      <w:r>
+        <w:rPr>
+          <w:rStyle w:val="VerbatimChar"/>
+        </w:rPr>
+        <w:t xml:space="preserve">2023-01-01 00:00:00</w:t>
+      </w:r>
+      <w:r>
+        <w:br/>
+      </w:r>
+      <w:r>
+        <w:rPr>
+          <w:rStyle w:val="VerbatimChar"/>
+        </w:rPr>
+        <w:t xml:space="preserve">2023-02-01 00:00:00</w:t>
+      </w:r>
+    </w:p>
+    <w:p>
+      <w:pPr>
+        <w:pStyle w:val="FirstParagraph"/>
+      </w:pPr>
+      <w:r>
+        <w:rPr>
+          <w:rStyle w:val="VerbatimChar"/>
+        </w:rPr>
+        <w:t xml:space="preserve">Timestamp()</w:t>
+      </w:r>
+      <w:r>
+        <w:t xml:space="preserve">와</w:t>
+      </w:r>
+      <w:r>
+        <w:t xml:space="preserve"> </w:t>
+      </w:r>
+      <w:r>
+        <w:rPr>
+          <w:rStyle w:val="VerbatimChar"/>
+        </w:rPr>
+        <w:t xml:space="preserve">to_datetime()</w:t>
+      </w:r>
+      <w:r>
+        <w:t xml:space="preserve">으로 생성한 데이터를 다음의 코드와 같이 비교하면 결과에서 나타나는 것처럼 동일하다는 결과가 나온다.</w:t>
+      </w:r>
+    </w:p>
+    <w:p>
+      <w:pPr>
+        <w:pStyle w:val="SourceCode"/>
+      </w:pPr>
+      <w:r>
+        <w:rPr>
+          <w:rStyle w:val="NormalTok"/>
+        </w:rPr>
+        <w:t xml:space="preserve">pd.Timestamp(</w:t>
+      </w:r>
+      <w:r>
+        <w:rPr>
+          <w:rStyle w:val="StringTok"/>
+        </w:rPr>
+        <w:t xml:space="preserve">'2023-02-04'</w:t>
+      </w:r>
+      <w:r>
+        <w:rPr>
+          <w:rStyle w:val="NormalTok"/>
+        </w:rPr>
+        <w:t xml:space="preserve">) </w:t>
+      </w:r>
+      <w:r>
+        <w:rPr>
+          <w:rStyle w:val="OperatorTok"/>
+        </w:rPr>
+        <w:t xml:space="preserve">==</w:t>
+      </w:r>
+      <w:r>
+        <w:rPr>
+          <w:rStyle w:val="NormalTok"/>
+        </w:rPr>
         <w:t xml:space="preserve"> pd.Timestamp(</w:t>
       </w:r>
       <w:r>
         <w:rPr>
+          <w:rStyle w:val="DecValTok"/>
+        </w:rPr>
+        <w:t xml:space="preserve">2023</w:t>
+      </w:r>
+      <w:r>
+        <w:rPr>
+          <w:rStyle w:val="NormalTok"/>
+        </w:rPr>
+        <w:t xml:space="preserve">, </w:t>
+      </w:r>
+      <w:r>
+        <w:rPr>
+          <w:rStyle w:val="DecValTok"/>
+        </w:rPr>
+        <w:t xml:space="preserve">2</w:t>
+      </w:r>
+      <w:r>
+        <w:rPr>
+          <w:rStyle w:val="NormalTok"/>
+        </w:rPr>
+        <w:t xml:space="preserve">, </w:t>
+      </w:r>
+      <w:r>
+        <w:rPr>
+          <w:rStyle w:val="DecValTok"/>
+        </w:rPr>
+        <w:t xml:space="preserve">4</w:t>
+      </w:r>
+      <w:r>
+        <w:rPr>
+          <w:rStyle w:val="NormalTok"/>
+        </w:rPr>
+        <w:t xml:space="preserve">) </w:t>
+      </w:r>
+      <w:r>
+        <w:rPr>
+          <w:rStyle w:val="OperatorTok"/>
+        </w:rPr>
+        <w:t xml:space="preserve">==</w:t>
+      </w:r>
+      <w:r>
+        <w:rPr>
+          <w:rStyle w:val="NormalTok"/>
+        </w:rPr>
+        <w:t xml:space="preserve"> pd.to_datetime(</w:t>
+      </w:r>
+      <w:r>
+        <w:rPr>
           <w:rStyle w:val="StringTok"/>
         </w:rPr>
         <w:t xml:space="preserve">'2023-02-04'</w:t>
@@ -591,16 +1324,563 @@
         <w:rPr>
           <w:rStyle w:val="NormalTok"/>
         </w:rPr>
+        <w:t xml:space="preserve">) </w:t>
+      </w:r>
+      <w:r>
+        <w:rPr>
+          <w:rStyle w:val="OperatorTok"/>
+        </w:rPr>
+        <w:t xml:space="preserve">==</w:t>
+      </w:r>
+      <w:r>
+        <w:rPr>
+          <w:rStyle w:val="NormalTok"/>
+        </w:rPr>
+        <w:t xml:space="preserve"> pd.to_datetime(</w:t>
+      </w:r>
+      <w:r>
+        <w:rPr>
+          <w:rStyle w:val="DecValTok"/>
+        </w:rPr>
+        <w:t xml:space="preserve">19392</w:t>
+      </w:r>
+      <w:r>
+        <w:rPr>
+          <w:rStyle w:val="NormalTok"/>
+        </w:rPr>
+        <w:t xml:space="preserve">, unit </w:t>
+      </w:r>
+      <w:r>
+        <w:rPr>
+          <w:rStyle w:val="OperatorTok"/>
+        </w:rPr>
+        <w:t xml:space="preserve">=</w:t>
+      </w:r>
+      <w:r>
+        <w:rPr>
+          <w:rStyle w:val="NormalTok"/>
+        </w:rPr>
+        <w:t xml:space="preserve"> </w:t>
+      </w:r>
+      <w:r>
+        <w:rPr>
+          <w:rStyle w:val="StringTok"/>
+        </w:rPr>
+        <w:t xml:space="preserve">'d'</w:t>
+      </w:r>
+      <w:r>
+        <w:rPr>
+          <w:rStyle w:val="NormalTok"/>
+        </w:rPr>
         <w:t xml:space="preserve">)</w:t>
       </w:r>
+    </w:p>
+    <w:p>
+      <w:pPr>
+        <w:pStyle w:val="SourceCode"/>
+      </w:pPr>
+      <w:r>
+        <w:rPr>
+          <w:rStyle w:val="VerbatimChar"/>
+        </w:rPr>
+        <w:t xml:space="preserve">True</w:t>
+      </w:r>
+    </w:p>
+    <w:p>
+      <w:pPr>
+        <w:pStyle w:val="FirstParagraph"/>
+      </w:pPr>
+      <w:r>
+        <w:t xml:space="preserve">그렇다면</w:t>
+      </w:r>
+      <w:r>
+        <w:t xml:space="preserve"> </w:t>
+      </w:r>
+      <w:r>
+        <w:rPr>
+          <w:rStyle w:val="VerbatimChar"/>
+        </w:rPr>
+        <w:t xml:space="preserve">Timestamp()</w:t>
+      </w:r>
+      <w:r>
+        <w:t xml:space="preserve">와</w:t>
+      </w:r>
+      <w:r>
+        <w:t xml:space="preserve"> </w:t>
+      </w:r>
+      <w:r>
+        <w:rPr>
+          <w:rStyle w:val="VerbatimChar"/>
+        </w:rPr>
+        <w:t xml:space="preserve">to_datetime()</w:t>
+      </w:r>
+      <w:r>
+        <w:t xml:space="preserve">의 차이는 무엇일까?</w:t>
+      </w:r>
+      <w:r>
+        <w:t xml:space="preserve"> </w:t>
+      </w:r>
+      <w:r>
+        <w:rPr>
+          <w:rStyle w:val="VerbatimChar"/>
+        </w:rPr>
+        <w:t xml:space="preserve">Timestamp()</w:t>
+      </w:r>
+      <w:r>
+        <w:t xml:space="preserve">는 스칼라 데이터 타입만이 가능하지만</w:t>
+      </w:r>
+      <w:r>
+        <w:t xml:space="preserve"> </w:t>
+      </w:r>
+      <w:r>
+        <w:rPr>
+          <w:rStyle w:val="VerbatimChar"/>
+        </w:rPr>
+        <w:t xml:space="preserve">to_datetime()</w:t>
+      </w:r>
+      <w:r>
+        <w:t xml:space="preserve">는 스칼라 데이터 타입과 배열 데이터 타입을 모두 생성할 수 있다는 것이다. 즉</w:t>
+      </w:r>
+      <w:r>
+        <w:t xml:space="preserve"> </w:t>
+      </w:r>
+      <w:r>
+        <w:rPr>
+          <w:rStyle w:val="VerbatimChar"/>
+        </w:rPr>
+        <w:t xml:space="preserve">Timestamp()</w:t>
+      </w:r>
+      <w:r>
+        <w:t xml:space="preserve">로 만든 시간 데이터는 단일 시점 데이터만 생성이 가능하지만</w:t>
+      </w:r>
+      <w:r>
+        <w:t xml:space="preserve"> </w:t>
+      </w:r>
+      <w:r>
+        <w:rPr>
+          <w:rStyle w:val="VerbatimChar"/>
+        </w:rPr>
+        <w:t xml:space="preserve">to_datetime()</w:t>
+      </w:r>
+      <w:r>
+        <w:t xml:space="preserve">은 여러 시점 데이터를 사용하여 DatetimeIndex 객체를 생성할 수 있다는 것이다. DatetimeIndex는 python에서 제공하는 다양한 시계열 관련 기능들을 사용할 수 있도록 pandas의 Series나 Dataframe을 시계열 객체로 만들어 주는 역할을 하는, 시계열 데이터 처리에 있어 매우 중요한 개념이다.</w:t>
+      </w:r>
+    </w:p>
+    <w:p>
+      <w:pPr>
+        <w:pStyle w:val="SourceCode"/>
+      </w:pPr>
+      <w:r>
+        <w:rPr>
+          <w:rStyle w:val="NormalTok"/>
+        </w:rPr>
+        <w:t xml:space="preserve">pd_dateindex </w:t>
+      </w:r>
+      <w:r>
+        <w:rPr>
+          <w:rStyle w:val="OperatorTok"/>
+        </w:rPr>
+        <w:t xml:space="preserve">=</w:t>
+      </w:r>
+      <w:r>
+        <w:rPr>
+          <w:rStyle w:val="NormalTok"/>
+        </w:rPr>
+        <w:t xml:space="preserve"> pd.to_datetime([</w:t>
+      </w:r>
+      <w:r>
+        <w:rPr>
+          <w:rStyle w:val="StringTok"/>
+        </w:rPr>
+        <w:t xml:space="preserve">'2023-02-04'</w:t>
+      </w:r>
+      <w:r>
+        <w:rPr>
+          <w:rStyle w:val="NormalTok"/>
+        </w:rPr>
+        <w:t xml:space="preserve">, </w:t>
+      </w:r>
+      <w:r>
+        <w:rPr>
+          <w:rStyle w:val="StringTok"/>
+        </w:rPr>
+        <w:t xml:space="preserve">'2023-02-05'</w:t>
+      </w:r>
+      <w:r>
+        <w:rPr>
+          <w:rStyle w:val="NormalTok"/>
+        </w:rPr>
+        <w:t xml:space="preserve">, </w:t>
+      </w:r>
+      <w:r>
+        <w:rPr>
+          <w:rStyle w:val="StringTok"/>
+        </w:rPr>
+        <w:t xml:space="preserve">'2023-02-06'</w:t>
+      </w:r>
+      <w:r>
+        <w:rPr>
+          <w:rStyle w:val="NormalTok"/>
+        </w:rPr>
+        <w:t xml:space="preserve">])</w:t>
+      </w:r>
       <w:r>
         <w:br/>
       </w:r>
       <w:r>
         <w:rPr>
-          <w:rStyle w:val="NormalTok"/>
-        </w:rPr>
-        <w:t xml:space="preserve">pd_date2 </w:t>
+          <w:rStyle w:val="BuiltInTok"/>
+        </w:rPr>
+        <w:t xml:space="preserve">print</w:t>
+      </w:r>
+      <w:r>
+        <w:rPr>
+          <w:rStyle w:val="NormalTok"/>
+        </w:rPr>
+        <w:t xml:space="preserve">(pd_dateindex)</w:t>
+      </w:r>
+    </w:p>
+    <w:p>
+      <w:pPr>
+        <w:pStyle w:val="SourceCode"/>
+      </w:pPr>
+      <w:r>
+        <w:rPr>
+          <w:rStyle w:val="VerbatimChar"/>
+        </w:rPr>
+        <w:t xml:space="preserve">DatetimeIndex(['2023-02-04', '2023-02-05', '2023-02-06'], dtype='datetime64[ns]', freq=None)</w:t>
+      </w:r>
+    </w:p>
+    <w:bookmarkEnd w:id="21"/>
+    <w:bookmarkStart w:id="22" w:name="numpy---datetime64"/>
+    <w:p>
+      <w:pPr>
+        <w:pStyle w:val="Heading2"/>
+      </w:pPr>
+      <w:r>
+        <w:t xml:space="preserve">numpy - datetime64</w:t>
+      </w:r>
+    </w:p>
+    <w:p>
+      <w:pPr>
+        <w:pStyle w:val="FirstParagraph"/>
+      </w:pPr>
+      <w:r>
+        <w:t xml:space="preserve">python에서 데이터 분석에 있어 pandas 만큼 기본적으로 사용되는 라이브러리가 numpy이다. numpy는 numerical python의 준말로써 python에서 대규모의 수치를 병렬적으로 처리하기 위한 배열과 행렬 연산을 지원하는 다양한 기능을 제공하는 라이브러리이다. numpy 1.7 이후 버전에서는 시계열 데이터를 지원하는 데이터 타입을 제공하는데 이 데이터 타입이 datetime64이다. python base 라이브러리의 datetime는 서기 1년부터 9999년까지 밖에 처리할 수 없지만 datetime64는 여기에 기원전 연도를 음수를 사용하여 표현할 수 있다. 또 datetime은 마이크로초 단위까지 표현하는 반면, numpy의 datetime64는 10의 -18승인 아토초까지 표현한다는 것이다. datetime64 데이터 타입을 만들기 위해서는</w:t>
+      </w:r>
+      <w:r>
+        <w:t xml:space="preserve"> </w:t>
+      </w:r>
+      <w:r>
+        <w:rPr>
+          <w:rStyle w:val="VerbatimChar"/>
+        </w:rPr>
+        <w:t xml:space="preserve">datetime64()</w:t>
+      </w:r>
+      <w:r>
+        <w:t xml:space="preserve">를 사용하는데 매개변수로 ISO 8601의 형태로 기록된 문자열을 사용하거나 1970년 1월 1일부터 단위 시간만큼의 오프셋 정수를 사용할 수 있다. 단위 시간은 년을 설정하는</w:t>
+      </w:r>
+      <w:r>
+        <w:t xml:space="preserve"> </w:t>
+      </w:r>
+      <w:r>
+        <w:t xml:space="preserve">‘</w:t>
+      </w:r>
+      <w:r>
+        <w:t xml:space="preserve">Y</w:t>
+      </w:r>
+      <w:r>
+        <w:t xml:space="preserve">’</w:t>
+      </w:r>
+      <w:r>
+        <w:t xml:space="preserve">, 월을 설정하는</w:t>
+      </w:r>
+      <w:r>
+        <w:t xml:space="preserve"> </w:t>
+      </w:r>
+      <w:r>
+        <w:t xml:space="preserve">‘</w:t>
+      </w:r>
+      <w:r>
+        <w:t xml:space="preserve">M</w:t>
+      </w:r>
+      <w:r>
+        <w:t xml:space="preserve">’</w:t>
+      </w:r>
+      <w:r>
+        <w:t xml:space="preserve">, 일을 설정하는</w:t>
+      </w:r>
+      <w:r>
+        <w:t xml:space="preserve"> </w:t>
+      </w:r>
+      <w:r>
+        <w:t xml:space="preserve">‘</w:t>
+      </w:r>
+      <w:r>
+        <w:t xml:space="preserve">D</w:t>
+      </w:r>
+      <w:r>
+        <w:t xml:space="preserve">’</w:t>
+      </w:r>
+      <w:r>
+        <w:t xml:space="preserve">, 초를 설정하는</w:t>
+      </w:r>
+      <w:r>
+        <w:t xml:space="preserve"> </w:t>
+      </w:r>
+      <w:r>
+        <w:t xml:space="preserve">‘</w:t>
+      </w:r>
+      <w:r>
+        <w:t xml:space="preserve">s</w:t>
+      </w:r>
+      <w:r>
+        <w:t xml:space="preserve">’</w:t>
+      </w:r>
+      <w:r>
+        <w:t xml:space="preserve">, 밀리세컨을 설정하는</w:t>
+      </w:r>
+      <w:r>
+        <w:t xml:space="preserve"> </w:t>
+      </w:r>
+      <w:r>
+        <w:t xml:space="preserve">‘</w:t>
+      </w:r>
+      <w:r>
+        <w:t xml:space="preserve">ms</w:t>
+      </w:r>
+      <w:r>
+        <w:t xml:space="preserve">’</w:t>
+      </w:r>
+      <w:r>
+        <w:t xml:space="preserve"> </w:t>
+      </w:r>
+      <w:r>
+        <w:t xml:space="preserve">등을 사용할 수 있다.</w:t>
+      </w:r>
+    </w:p>
+    <w:p>
+      <w:pPr>
+        <w:pStyle w:val="SourceCode"/>
+      </w:pPr>
+      <w:r>
+        <w:rPr>
+          <w:rStyle w:val="BuiltInTok"/>
+        </w:rPr>
+        <w:t xml:space="preserve">print</w:t>
+      </w:r>
+      <w:r>
+        <w:rPr>
+          <w:rStyle w:val="NormalTok"/>
+        </w:rPr>
+        <w:t xml:space="preserve">(np.datetime64(</w:t>
+      </w:r>
+      <w:r>
+        <w:rPr>
+          <w:rStyle w:val="StringTok"/>
+        </w:rPr>
+        <w:t xml:space="preserve">'2023-02-04'</w:t>
+      </w:r>
+      <w:r>
+        <w:rPr>
+          <w:rStyle w:val="NormalTok"/>
+        </w:rPr>
+        <w:t xml:space="preserve">))</w:t>
+      </w:r>
+      <w:r>
+        <w:br/>
+      </w:r>
+      <w:r>
+        <w:rPr>
+          <w:rStyle w:val="BuiltInTok"/>
+        </w:rPr>
+        <w:t xml:space="preserve">print</w:t>
+      </w:r>
+      <w:r>
+        <w:rPr>
+          <w:rStyle w:val="NormalTok"/>
+        </w:rPr>
+        <w:t xml:space="preserve">(np.datetime64(</w:t>
+      </w:r>
+      <w:r>
+        <w:rPr>
+          <w:rStyle w:val="DecValTok"/>
+        </w:rPr>
+        <w:t xml:space="preserve">19392</w:t>
+      </w:r>
+      <w:r>
+        <w:rPr>
+          <w:rStyle w:val="NormalTok"/>
+        </w:rPr>
+        <w:t xml:space="preserve">, </w:t>
+      </w:r>
+      <w:r>
+        <w:rPr>
+          <w:rStyle w:val="StringTok"/>
+        </w:rPr>
+        <w:t xml:space="preserve">'D'</w:t>
+      </w:r>
+      <w:r>
+        <w:rPr>
+          <w:rStyle w:val="NormalTok"/>
+        </w:rPr>
+        <w:t xml:space="preserve">))</w:t>
+      </w:r>
+    </w:p>
+    <w:p>
+      <w:pPr>
+        <w:pStyle w:val="SourceCode"/>
+      </w:pPr>
+      <w:r>
+        <w:rPr>
+          <w:rStyle w:val="VerbatimChar"/>
+        </w:rPr>
+        <w:t xml:space="preserve">2023-02-04</w:t>
+      </w:r>
+      <w:r>
+        <w:br/>
+      </w:r>
+      <w:r>
+        <w:rPr>
+          <w:rStyle w:val="VerbatimChar"/>
+        </w:rPr>
+        <w:t xml:space="preserve">2023-02-04</w:t>
+      </w:r>
+    </w:p>
+    <w:p>
+      <w:pPr>
+        <w:pStyle w:val="FirstParagraph"/>
+      </w:pPr>
+      <w:r>
+        <w:t xml:space="preserve">앞서 설명했다시피 numpy는 기본적으로 배열이나 행렬의 연산을 위주로 개발된 라이브러리이기 때문에</w:t>
+      </w:r>
+      <w:r>
+        <w:t xml:space="preserve"> </w:t>
+      </w:r>
+      <w:r>
+        <w:rPr>
+          <w:rStyle w:val="VerbatimChar"/>
+        </w:rPr>
+        <w:t xml:space="preserve">datetime64()</w:t>
+      </w:r>
+      <w:r>
+        <w:t xml:space="preserve">도 당연히 배열을 지원한다. datetime64 데이터 타입의 numpy array를 만들기 위해서는 numpy의</w:t>
+      </w:r>
+      <w:r>
+        <w:t xml:space="preserve"> </w:t>
+      </w:r>
+      <w:r>
+        <w:rPr>
+          <w:rStyle w:val="VerbatimChar"/>
+        </w:rPr>
+        <w:t xml:space="preserve">array()</w:t>
+      </w:r>
+      <w:r>
+        <w:t xml:space="preserve">를 사용한다.</w:t>
+      </w:r>
+      <w:r>
+        <w:t xml:space="preserve"> </w:t>
+      </w:r>
+      <w:r>
+        <w:rPr>
+          <w:rStyle w:val="VerbatimChar"/>
+        </w:rPr>
+        <w:t xml:space="preserve">array()</w:t>
+      </w:r>
+      <w:r>
+        <w:t xml:space="preserve">의 매개변수로</w:t>
+      </w:r>
+      <w:r>
+        <w:t xml:space="preserve"> </w:t>
+      </w:r>
+      <w:r>
+        <w:rPr>
+          <w:rStyle w:val="VerbatimChar"/>
+        </w:rPr>
+        <w:t xml:space="preserve">datetime64()</w:t>
+      </w:r>
+      <w:r>
+        <w:t xml:space="preserve">의 설정시 사용했던 ISO 8401 형태의 문자열이나 오프셋값으로 구성된 리스트를 설정하고</w:t>
+      </w:r>
+      <w:r>
+        <w:t xml:space="preserve"> </w:t>
+      </w:r>
+      <w:r>
+        <w:t xml:space="preserve">‘</w:t>
+      </w:r>
+      <w:r>
+        <w:t xml:space="preserve">dtype</w:t>
+      </w:r>
+      <w:r>
+        <w:t xml:space="preserve">’</w:t>
+      </w:r>
+      <w:r>
+        <w:t xml:space="preserve"> </w:t>
+      </w:r>
+      <w:r>
+        <w:t xml:space="preserve">매개변수로</w:t>
+      </w:r>
+      <w:r>
+        <w:t xml:space="preserve"> </w:t>
+      </w:r>
+      <w:r>
+        <w:t xml:space="preserve">“</w:t>
+      </w:r>
+      <w:r>
+        <w:t xml:space="preserve">datetime64</w:t>
+      </w:r>
+      <w:r>
+        <w:t xml:space="preserve">”</w:t>
+      </w:r>
+      <w:r>
+        <w:t xml:space="preserve">를 설정한다.</w:t>
+      </w:r>
+    </w:p>
+    <w:p>
+      <w:pPr>
+        <w:pStyle w:val="SourceCode"/>
+      </w:pPr>
+      <w:r>
+        <w:rPr>
+          <w:rStyle w:val="NormalTok"/>
+        </w:rPr>
+        <w:t xml:space="preserve">np.array([</w:t>
+      </w:r>
+      <w:r>
+        <w:rPr>
+          <w:rStyle w:val="StringTok"/>
+        </w:rPr>
+        <w:t xml:space="preserve">'2023-02-04'</w:t>
+      </w:r>
+      <w:r>
+        <w:rPr>
+          <w:rStyle w:val="NormalTok"/>
+        </w:rPr>
+        <w:t xml:space="preserve">, </w:t>
+      </w:r>
+      <w:r>
+        <w:rPr>
+          <w:rStyle w:val="StringTok"/>
+        </w:rPr>
+        <w:t xml:space="preserve">'2023-03-04'</w:t>
+      </w:r>
+      <w:r>
+        <w:rPr>
+          <w:rStyle w:val="NormalTok"/>
+        </w:rPr>
+        <w:t xml:space="preserve">, </w:t>
+      </w:r>
+      <w:r>
+        <w:rPr>
+          <w:rStyle w:val="StringTok"/>
+        </w:rPr>
+        <w:t xml:space="preserve">'2023-04-04'</w:t>
+      </w:r>
+      <w:r>
+        <w:rPr>
+          <w:rStyle w:val="NormalTok"/>
+        </w:rPr>
+        <w:t xml:space="preserve">], dtype</w:t>
       </w:r>
       <w:r>
         <w:rPr>
@@ -610,15 +1890,93 @@
       </w:r>
       <w:r>
         <w:rPr>
-          <w:rStyle w:val="NormalTok"/>
-        </w:rPr>
-        <w:t xml:space="preserve"> pd.Timestamp(</w:t>
-      </w:r>
-      <w:r>
-        <w:rPr>
-          <w:rStyle w:val="DecValTok"/>
-        </w:rPr>
-        <w:t xml:space="preserve">2023</w:t>
+          <w:rStyle w:val="StringTok"/>
+        </w:rPr>
+        <w:t xml:space="preserve">'datetime64'</w:t>
+      </w:r>
+      <w:r>
+        <w:rPr>
+          <w:rStyle w:val="NormalTok"/>
+        </w:rPr>
+        <w:t xml:space="preserve">)</w:t>
+      </w:r>
+    </w:p>
+    <w:p>
+      <w:pPr>
+        <w:pStyle w:val="SourceCode"/>
+      </w:pPr>
+      <w:r>
+        <w:rPr>
+          <w:rStyle w:val="VerbatimChar"/>
+        </w:rPr>
+        <w:t xml:space="preserve">array(['2023-02-04', '2023-03-04', '2023-04-04'], dtype='datetime64[D]')</w:t>
+      </w:r>
+    </w:p>
+    <w:p>
+      <w:pPr>
+        <w:pStyle w:val="FirstParagraph"/>
+      </w:pPr>
+      <w:r>
+        <w:t xml:space="preserve">만약 날짜의 시작과 끝을 설정하여 배열을 생성하기 위해서는 numpy의</w:t>
+      </w:r>
+      <w:r>
+        <w:t xml:space="preserve"> </w:t>
+      </w:r>
+      <w:r>
+        <w:rPr>
+          <w:rStyle w:val="VerbatimChar"/>
+        </w:rPr>
+        <w:t xml:space="preserve">arange()</w:t>
+      </w:r>
+      <w:r>
+        <w:t xml:space="preserve">를 사용하여 시작일과 끝일을 설정하고 ’dtype’에</w:t>
+      </w:r>
+      <w:r>
+        <w:t xml:space="preserve"> </w:t>
+      </w:r>
+      <w:r>
+        <w:t xml:space="preserve">“</w:t>
+      </w:r>
+      <w:r>
+        <w:t xml:space="preserve">datetime64</w:t>
+      </w:r>
+      <w:r>
+        <w:t xml:space="preserve">”</w:t>
+      </w:r>
+      <w:r>
+        <w:t xml:space="preserve">의 뒤에 시간 간격을</w:t>
+      </w:r>
+      <w:r>
+        <w:t xml:space="preserve"> </w:t>
+      </w:r>
+      <w:r>
+        <w:t xml:space="preserve">“</w:t>
+      </w:r>
+      <w:r>
+        <w:t xml:space="preserve">[]</w:t>
+      </w:r>
+      <w:r>
+        <w:t xml:space="preserve">”</w:t>
+      </w:r>
+      <w:r>
+        <w:t xml:space="preserve">로 붙여준다.</w:t>
+      </w:r>
+    </w:p>
+    <w:p>
+      <w:pPr>
+        <w:pStyle w:val="SourceCode"/>
+      </w:pPr>
+      <w:r>
+        <w:rPr>
+          <w:rStyle w:val="NormalTok"/>
+        </w:rPr>
+        <w:t xml:space="preserve">np.arange(</w:t>
+      </w:r>
+      <w:r>
+        <w:rPr>
+          <w:rStyle w:val="StringTok"/>
+        </w:rPr>
+        <w:t xml:space="preserve">'2023-02-04'</w:t>
       </w:r>
       <w:r>
         <w:rPr>
@@ -628,21 +1986,27 @@
       </w:r>
       <w:r>
         <w:rPr>
-          <w:rStyle w:val="DecValTok"/>
-        </w:rPr>
-        <w:t xml:space="preserve">2</w:t>
-      </w:r>
-      <w:r>
-        <w:rPr>
-          <w:rStyle w:val="NormalTok"/>
-        </w:rPr>
-        <w:t xml:space="preserve">, </w:t>
-      </w:r>
-      <w:r>
-        <w:rPr>
-          <w:rStyle w:val="DecValTok"/>
-        </w:rPr>
-        <w:t xml:space="preserve">4</w:t>
+          <w:rStyle w:val="StringTok"/>
+        </w:rPr>
+        <w:t xml:space="preserve">'2023-03-04'</w:t>
+      </w:r>
+      <w:r>
+        <w:rPr>
+          <w:rStyle w:val="NormalTok"/>
+        </w:rPr>
+        <w:t xml:space="preserve">, dtype</w:t>
+      </w:r>
+      <w:r>
+        <w:rPr>
+          <w:rStyle w:val="OperatorTok"/>
+        </w:rPr>
+        <w:t xml:space="preserve">=</w:t>
+      </w:r>
+      <w:r>
+        <w:rPr>
+          <w:rStyle w:val="StringTok"/>
+        </w:rPr>
+        <w:t xml:space="preserve">'datetime64[W]'</w:t>
       </w:r>
       <w:r>
         <w:rPr>
@@ -650,392 +2014,336 @@
         </w:rPr>
         <w:t xml:space="preserve">)</w:t>
       </w:r>
+    </w:p>
+    <w:p>
+      <w:pPr>
+        <w:pStyle w:val="SourceCode"/>
+      </w:pPr>
+      <w:r>
+        <w:rPr>
+          <w:rStyle w:val="VerbatimChar"/>
+        </w:rPr>
+        <w:t xml:space="preserve">array(['2023-02-02', '2023-02-09', '2023-02-16', '2023-02-23'],</w:t>
+      </w:r>
       <w:r>
         <w:br/>
       </w:r>
       <w:r>
         <w:rPr>
-          <w:rStyle w:val="NormalTok"/>
-        </w:rPr>
-        <w:t xml:space="preserve">pd_date3 </w:t>
-      </w:r>
-      <w:r>
-        <w:rPr>
-          <w:rStyle w:val="OperatorTok"/>
-        </w:rPr>
-        <w:t xml:space="preserve">=</w:t>
-      </w:r>
-      <w:r>
-        <w:rPr>
-          <w:rStyle w:val="NormalTok"/>
-        </w:rPr>
-        <w:t xml:space="preserve"> pd.to_datetime(</w:t>
-      </w:r>
-      <w:r>
-        <w:rPr>
-          <w:rStyle w:val="DecValTok"/>
-        </w:rPr>
-        <w:t xml:space="preserve">19392</w:t>
-      </w:r>
-      <w:r>
-        <w:rPr>
-          <w:rStyle w:val="NormalTok"/>
-        </w:rPr>
-        <w:t xml:space="preserve">, unit </w:t>
-      </w:r>
-      <w:r>
-        <w:rPr>
-          <w:rStyle w:val="OperatorTok"/>
-        </w:rPr>
-        <w:t xml:space="preserve">=</w:t>
-      </w:r>
-      <w:r>
-        <w:rPr>
-          <w:rStyle w:val="NormalTok"/>
-        </w:rPr>
-        <w:t xml:space="preserve"> </w:t>
-      </w:r>
-      <w:r>
-        <w:rPr>
-          <w:rStyle w:val="StringTok"/>
-        </w:rPr>
-        <w:t xml:space="preserve">'d'</w:t>
-      </w:r>
-      <w:r>
-        <w:rPr>
-          <w:rStyle w:val="NormalTok"/>
-        </w:rPr>
-        <w:t xml:space="preserve">) </w:t>
-      </w:r>
-      <w:r>
-        <w:rPr>
-          <w:rStyle w:val="CommentTok"/>
-        </w:rPr>
-        <w:t xml:space="preserve">## 1970년 1월 1일로부터의 경과일수</w:t>
-      </w:r>
-      <w:r>
-        <w:br/>
-      </w:r>
-      <w:r>
-        <w:rPr>
-          <w:rStyle w:val="BuiltInTok"/>
-        </w:rPr>
-        <w:t xml:space="preserve">print</w:t>
-      </w:r>
-      <w:r>
-        <w:rPr>
-          <w:rStyle w:val="NormalTok"/>
-        </w:rPr>
-        <w:t xml:space="preserve">(pd_date1)</w:t>
-      </w:r>
-      <w:r>
-        <w:br/>
-      </w:r>
-      <w:r>
-        <w:rPr>
-          <w:rStyle w:val="BuiltInTok"/>
-        </w:rPr>
-        <w:t xml:space="preserve">print</w:t>
-      </w:r>
-      <w:r>
-        <w:rPr>
-          <w:rStyle w:val="NormalTok"/>
-        </w:rPr>
-        <w:t xml:space="preserve">(pd_date2)</w:t>
-      </w:r>
-      <w:r>
-        <w:br/>
-      </w:r>
-      <w:r>
-        <w:rPr>
-          <w:rStyle w:val="BuiltInTok"/>
-        </w:rPr>
-        <w:t xml:space="preserve">print</w:t>
-      </w:r>
-      <w:r>
-        <w:rPr>
-          <w:rStyle w:val="NormalTok"/>
-        </w:rPr>
-        <w:t xml:space="preserve">(pd_date3)</w:t>
-      </w:r>
-    </w:p>
-    <w:p>
-      <w:pPr>
-        <w:pStyle w:val="SourceCode"/>
-      </w:pPr>
-      <w:r>
-        <w:rPr>
-          <w:rStyle w:val="VerbatimChar"/>
-        </w:rPr>
-        <w:t xml:space="preserve">2023-02-04 00:00:00</w:t>
-      </w:r>
-      <w:r>
-        <w:br/>
-      </w:r>
-      <w:r>
-        <w:rPr>
-          <w:rStyle w:val="VerbatimChar"/>
-        </w:rPr>
-        <w:t xml:space="preserve">2023-02-04 00:00:00</w:t>
-      </w:r>
-      <w:r>
-        <w:br/>
-      </w:r>
-      <w:r>
-        <w:rPr>
-          <w:rStyle w:val="VerbatimChar"/>
-        </w:rPr>
-        <w:t xml:space="preserve">2023-02-04 00:00:00</w:t>
-      </w:r>
-    </w:p>
-    <w:p>
-      <w:pPr>
-        <w:pStyle w:val="SourceCode"/>
-      </w:pPr>
-      <w:r>
-        <w:rPr>
-          <w:rStyle w:val="NormalTok"/>
-        </w:rPr>
-        <w:t xml:space="preserve">pd_date1 </w:t>
-      </w:r>
-      <w:r>
-        <w:rPr>
-          <w:rStyle w:val="OperatorTok"/>
-        </w:rPr>
-        <w:t xml:space="preserve">==</w:t>
-      </w:r>
-      <w:r>
-        <w:rPr>
-          <w:rStyle w:val="NormalTok"/>
-        </w:rPr>
-        <w:t xml:space="preserve"> pd_date2 </w:t>
-      </w:r>
-      <w:r>
-        <w:rPr>
-          <w:rStyle w:val="OperatorTok"/>
-        </w:rPr>
-        <w:t xml:space="preserve">==</w:t>
-      </w:r>
-      <w:r>
-        <w:rPr>
-          <w:rStyle w:val="NormalTok"/>
-        </w:rPr>
-        <w:t xml:space="preserve"> pd_date3</w:t>
-      </w:r>
-    </w:p>
-    <w:p>
-      <w:pPr>
-        <w:pStyle w:val="SourceCode"/>
-      </w:pPr>
-      <w:r>
-        <w:rPr>
-          <w:rStyle w:val="VerbatimChar"/>
-        </w:rPr>
-        <w:t xml:space="preserve">True</w:t>
-      </w:r>
-    </w:p>
-    <w:p>
-      <w:pPr>
-        <w:pStyle w:val="SourceCode"/>
-      </w:pPr>
-      <w:r>
-        <w:rPr>
-          <w:rStyle w:val="BuiltInTok"/>
-        </w:rPr>
-        <w:t xml:space="preserve">print</w:t>
-      </w:r>
-      <w:r>
-        <w:rPr>
-          <w:rStyle w:val="NormalTok"/>
-        </w:rPr>
-        <w:t xml:space="preserve">(</w:t>
-      </w:r>
-      <w:r>
-        <w:rPr>
-          <w:rStyle w:val="BuiltInTok"/>
-        </w:rPr>
-        <w:t xml:space="preserve">type</w:t>
-      </w:r>
-      <w:r>
-        <w:rPr>
-          <w:rStyle w:val="NormalTok"/>
-        </w:rPr>
-        <w:t xml:space="preserve">(pd_date1))</w:t>
-      </w:r>
-    </w:p>
-    <w:p>
-      <w:pPr>
-        <w:pStyle w:val="SourceCode"/>
-      </w:pPr>
-      <w:r>
-        <w:rPr>
-          <w:rStyle w:val="VerbatimChar"/>
-        </w:rPr>
-        <w:t xml:space="preserve">&lt;class 'pandas._libs.tslibs.timestamps.Timestamp'&gt;</w:t>
-      </w:r>
-    </w:p>
-    <w:bookmarkEnd w:id="21"/>
-    <w:bookmarkStart w:id="22" w:name="numpy---없음"/>
-    <w:p>
-      <w:pPr>
-        <w:pStyle w:val="Heading2"/>
-      </w:pPr>
-      <w:r>
-        <w:t xml:space="preserve">numpy - 없음</w:t>
-      </w:r>
-    </w:p>
-    <w:p>
-      <w:pPr>
-        <w:pStyle w:val="FirstParagraph"/>
-      </w:pPr>
-      <w:r>
-        <w:t xml:space="preserve">numpy의 datetime64 타입은 위와 같이 숫자 형태로 날짜를 정의하는 기능을 제공하고 있지 않습니다. 숫자형태로 넣으면 TypeError가 발생합니다.</w:t>
-      </w:r>
-    </w:p>
-    <w:p>
-      <w:pPr>
-        <w:pStyle w:val="SourceCode"/>
-      </w:pPr>
-      <w:r>
-        <w:rPr>
-          <w:rStyle w:val="NormalTok"/>
-        </w:rPr>
-        <w:t xml:space="preserve">np_date </w:t>
-      </w:r>
-      <w:r>
-        <w:rPr>
-          <w:rStyle w:val="OperatorTok"/>
-        </w:rPr>
-        <w:t xml:space="preserve">=</w:t>
-      </w:r>
-      <w:r>
-        <w:rPr>
-          <w:rStyle w:val="NormalTok"/>
-        </w:rPr>
-        <w:t xml:space="preserve"> np.datetime64(</w:t>
-      </w:r>
-      <w:r>
-        <w:rPr>
-          <w:rStyle w:val="StringTok"/>
-        </w:rPr>
-        <w:t xml:space="preserve">'2023-02-04'</w:t>
-      </w:r>
-      <w:r>
-        <w:rPr>
-          <w:rStyle w:val="NormalTok"/>
-        </w:rPr>
-        <w:t xml:space="preserve">)</w:t>
-      </w:r>
-      <w:r>
-        <w:br/>
-      </w:r>
-      <w:r>
-        <w:rPr>
-          <w:rStyle w:val="BuiltInTok"/>
-        </w:rPr>
-        <w:t xml:space="preserve">print</w:t>
-      </w:r>
-      <w:r>
-        <w:rPr>
-          <w:rStyle w:val="NormalTok"/>
-        </w:rPr>
-        <w:t xml:space="preserve">(np_date)</w:t>
-      </w:r>
-    </w:p>
-    <w:p>
-      <w:pPr>
-        <w:pStyle w:val="SourceCode"/>
-      </w:pPr>
-      <w:r>
-        <w:rPr>
-          <w:rStyle w:val="VerbatimChar"/>
-        </w:rPr>
-        <w:t xml:space="preserve">2023-02-04</w:t>
-      </w:r>
-    </w:p>
-    <w:p>
-      <w:pPr>
-        <w:pStyle w:val="SourceCode"/>
-      </w:pPr>
-      <w:r>
-        <w:rPr>
-          <w:rStyle w:val="NormalTok"/>
-        </w:rPr>
-        <w:t xml:space="preserve">py_date1 </w:t>
-      </w:r>
-      <w:r>
-        <w:rPr>
-          <w:rStyle w:val="OperatorTok"/>
-        </w:rPr>
-        <w:t xml:space="preserve">==</w:t>
-      </w:r>
-      <w:r>
-        <w:rPr>
-          <w:rStyle w:val="NormalTok"/>
-        </w:rPr>
-        <w:t xml:space="preserve"> np_date</w:t>
-      </w:r>
-    </w:p>
-    <w:p>
-      <w:pPr>
-        <w:pStyle w:val="SourceCode"/>
-      </w:pPr>
-      <w:r>
-        <w:rPr>
-          <w:rStyle w:val="VerbatimChar"/>
-        </w:rPr>
-        <w:t xml:space="preserve">True</w:t>
-      </w:r>
-    </w:p>
-    <w:p>
-      <w:pPr>
-        <w:pStyle w:val="SourceCode"/>
-      </w:pPr>
-      <w:r>
-        <w:rPr>
-          <w:rStyle w:val="BuiltInTok"/>
-        </w:rPr>
-        <w:t xml:space="preserve">print</w:t>
-      </w:r>
-      <w:r>
-        <w:rPr>
-          <w:rStyle w:val="NormalTok"/>
-        </w:rPr>
-        <w:t xml:space="preserve">(</w:t>
-      </w:r>
-      <w:r>
-        <w:rPr>
-          <w:rStyle w:val="BuiltInTok"/>
-        </w:rPr>
-        <w:t xml:space="preserve">type</w:t>
-      </w:r>
-      <w:r>
-        <w:rPr>
-          <w:rStyle w:val="NormalTok"/>
-        </w:rPr>
-        <w:t xml:space="preserve">(date_index))</w:t>
-      </w:r>
-    </w:p>
-    <w:p>
-      <w:pPr>
-        <w:pStyle w:val="SourceCode"/>
-      </w:pPr>
-      <w:r>
-        <w:rPr>
-          <w:rStyle w:val="VerbatimChar"/>
-        </w:rPr>
-        <w:t xml:space="preserve">NameError: name 'date_index' is not defined</w:t>
+          <w:rStyle w:val="VerbatimChar"/>
+        </w:rPr>
+        <w:t xml:space="preserve">      dtype='datetime64[W]')</w:t>
       </w:r>
     </w:p>
     <w:bookmarkEnd w:id="22"/>
     <w:bookmarkEnd w:id="23"/>
-    <w:bookmarkStart w:id="24" w:name="datetimeindex"/>
+    <w:bookmarkStart w:id="25" w:name="날짜와-시간-인덱스"/>
     <w:p>
       <w:pPr>
         <w:pStyle w:val="Heading1"/>
       </w:pPr>
       <w:r>
-        <w:t xml:space="preserve">DatetimeIndex</w:t>
+        <w:t xml:space="preserve">날짜와 시간 인덱스</w:t>
+      </w:r>
+    </w:p>
+    <w:p>
+      <w:pPr>
+        <w:pStyle w:val="FirstParagraph"/>
+      </w:pPr>
+      <w:r>
+        <w:t xml:space="preserve">사실 시계열 데이터라고 하는 것은 앞서 설명한 날짜와 시간이 기록된 데이터들의 집합을 말한다. 따라서 시계열 데이터의 가장 필수적이고 핵심적인 성질은 각 데이터에 붙은 날짜와 시간 정보이다. pandas에서는 시계열 데이터에 필요한 날짜와 시간 정보를 인덱스로 사용하도록 데이터 타입을 제공하는데 이 데이터 타입이 DatetimeIndex이다. DatetimeIndex은 앞서 설명한 날짜와 시간 데이터 타입 데이터들을 리스트나 numpy 배열로 묶고, 시계열 데이터가 가지는 시간의 주기적 특성을 설정하도록 설계된 데이터 타입이다. DatetimeIndex은 pandas 데이터프레임의 인덱스 열로 사용될 수 있고 이 열을 통해 날짜나 시간 단위의 데이터 액세스나 데이터 처리가 가능하다.</w:t>
+      </w:r>
+    </w:p>
+    <w:p>
+      <w:pPr>
+        <w:pStyle w:val="BodyText"/>
+      </w:pPr>
+      <w:r>
+        <w:t xml:space="preserve">DatetimeIndex를 만드는 방법은 크게 세 가지가 있다.</w:t>
+      </w:r>
+    </w:p>
+    <w:p>
+      <w:pPr>
+        <w:pStyle w:val="BodyText"/>
+      </w:pPr>
+      <w:r>
+        <w:t xml:space="preserve">가장 기본적인 방법은 DatetimeIndex 생성 함수인 pandas의</w:t>
+      </w:r>
+      <w:r>
+        <w:t xml:space="preserve"> </w:t>
+      </w:r>
+      <w:r>
+        <w:rPr>
+          <w:rStyle w:val="VerbatimChar"/>
+        </w:rPr>
+        <w:t xml:space="preserve">DatetimeIndex()</w:t>
+      </w:r>
+      <w:r>
+        <w:t xml:space="preserve">를 사용하는 방법이다. pandas의</w:t>
+      </w:r>
+      <w:r>
+        <w:t xml:space="preserve"> </w:t>
+      </w:r>
+      <w:r>
+        <w:rPr>
+          <w:rStyle w:val="VerbatimChar"/>
+        </w:rPr>
+        <w:t xml:space="preserve">DatetimeIndex()</w:t>
+      </w:r>
+      <w:r>
+        <w:t xml:space="preserve">를 사용하여 DatetimeIndex를 생성하기 위해서는 세가지 파라메터가 필요하다. 첫 번째 파라메터는 인덱스로 구성할 Timestamp의 리스트이다. 두 번째는 데이터 타입을 설정하는데 주로 생략되는 경우가 일반적이다. 세 번째도 생략이 가능한데 날짜 및 시간 데이터의 주기를 사용한다. 다음은 2023년 2월 4일부터 3일간의 DatetimeIndex를 생성하는 코드이다.</w:t>
+      </w:r>
+    </w:p>
+    <w:p>
+      <w:pPr>
+        <w:pStyle w:val="SourceCode"/>
+      </w:pPr>
+      <w:r>
+        <w:rPr>
+          <w:rStyle w:val="BuiltInTok"/>
+        </w:rPr>
+        <w:t xml:space="preserve">print</w:t>
+      </w:r>
+      <w:r>
+        <w:rPr>
+          <w:rStyle w:val="NormalTok"/>
+        </w:rPr>
+        <w:t xml:space="preserve">(pd.DatetimeIndex([</w:t>
+      </w:r>
+      <w:r>
+        <w:rPr>
+          <w:rStyle w:val="StringTok"/>
+        </w:rPr>
+        <w:t xml:space="preserve">'2023-02-04'</w:t>
+      </w:r>
+      <w:r>
+        <w:rPr>
+          <w:rStyle w:val="NormalTok"/>
+        </w:rPr>
+        <w:t xml:space="preserve">, </w:t>
+      </w:r>
+      <w:r>
+        <w:rPr>
+          <w:rStyle w:val="StringTok"/>
+        </w:rPr>
+        <w:t xml:space="preserve">'2023-02-05'</w:t>
+      </w:r>
+      <w:r>
+        <w:rPr>
+          <w:rStyle w:val="NormalTok"/>
+        </w:rPr>
+        <w:t xml:space="preserve">, </w:t>
+      </w:r>
+      <w:r>
+        <w:rPr>
+          <w:rStyle w:val="StringTok"/>
+        </w:rPr>
+        <w:t xml:space="preserve">'2023-02-06'</w:t>
+      </w:r>
+      <w:r>
+        <w:rPr>
+          <w:rStyle w:val="NormalTok"/>
+        </w:rPr>
+        <w:t xml:space="preserve">], freq </w:t>
+      </w:r>
+      <w:r>
+        <w:rPr>
+          <w:rStyle w:val="OperatorTok"/>
+        </w:rPr>
+        <w:t xml:space="preserve">=</w:t>
+      </w:r>
+      <w:r>
+        <w:rPr>
+          <w:rStyle w:val="NormalTok"/>
+        </w:rPr>
+        <w:t xml:space="preserve"> </w:t>
+      </w:r>
+      <w:r>
+        <w:rPr>
+          <w:rStyle w:val="StringTok"/>
+        </w:rPr>
+        <w:t xml:space="preserve">'D'</w:t>
+      </w:r>
+      <w:r>
+        <w:rPr>
+          <w:rStyle w:val="NormalTok"/>
+        </w:rPr>
+        <w:t xml:space="preserve">))</w:t>
+      </w:r>
+    </w:p>
+    <w:p>
+      <w:pPr>
+        <w:pStyle w:val="SourceCode"/>
+      </w:pPr>
+      <w:r>
+        <w:rPr>
+          <w:rStyle w:val="VerbatimChar"/>
+        </w:rPr>
+        <w:t xml:space="preserve">DatetimeIndex(['2023-02-04', '2023-02-05', '2023-02-06'], dtype='datetime64[ns]', freq='D')</w:t>
+      </w:r>
+    </w:p>
+    <w:p>
+      <w:pPr>
+        <w:pStyle w:val="SourceCode"/>
+      </w:pPr>
+      <w:r>
+        <w:rPr>
+          <w:rStyle w:val="BuiltInTok"/>
+        </w:rPr>
+        <w:t xml:space="preserve">type</w:t>
+      </w:r>
+      <w:r>
+        <w:rPr>
+          <w:rStyle w:val="NormalTok"/>
+        </w:rPr>
+        <w:t xml:space="preserve">(pd.DatetimeIndex([</w:t>
+      </w:r>
+      <w:r>
+        <w:rPr>
+          <w:rStyle w:val="StringTok"/>
+        </w:rPr>
+        <w:t xml:space="preserve">'2023-02-04'</w:t>
+      </w:r>
+      <w:r>
+        <w:rPr>
+          <w:rStyle w:val="NormalTok"/>
+        </w:rPr>
+        <w:t xml:space="preserve">, </w:t>
+      </w:r>
+      <w:r>
+        <w:rPr>
+          <w:rStyle w:val="StringTok"/>
+        </w:rPr>
+        <w:t xml:space="preserve">'2023-02-05'</w:t>
+      </w:r>
+      <w:r>
+        <w:rPr>
+          <w:rStyle w:val="NormalTok"/>
+        </w:rPr>
+        <w:t xml:space="preserve">, </w:t>
+      </w:r>
+      <w:r>
+        <w:rPr>
+          <w:rStyle w:val="StringTok"/>
+        </w:rPr>
+        <w:t xml:space="preserve">'2023-02-06'</w:t>
+      </w:r>
+      <w:r>
+        <w:rPr>
+          <w:rStyle w:val="NormalTok"/>
+        </w:rPr>
+        <w:t xml:space="preserve">], freq </w:t>
+      </w:r>
+      <w:r>
+        <w:rPr>
+          <w:rStyle w:val="OperatorTok"/>
+        </w:rPr>
+        <w:t xml:space="preserve">=</w:t>
+      </w:r>
+      <w:r>
+        <w:rPr>
+          <w:rStyle w:val="NormalTok"/>
+        </w:rPr>
+        <w:t xml:space="preserve"> </w:t>
+      </w:r>
+      <w:r>
+        <w:rPr>
+          <w:rStyle w:val="StringTok"/>
+        </w:rPr>
+        <w:t xml:space="preserve">'D'</w:t>
+      </w:r>
+      <w:r>
+        <w:rPr>
+          <w:rStyle w:val="NormalTok"/>
+        </w:rPr>
+        <w:t xml:space="preserve">))</w:t>
+      </w:r>
+    </w:p>
+    <w:p>
+      <w:pPr>
+        <w:pStyle w:val="SourceCode"/>
+      </w:pPr>
+      <w:r>
+        <w:rPr>
+          <w:rStyle w:val="VerbatimChar"/>
+        </w:rPr>
+        <w:t xml:space="preserve">pandas.core.indexes.datetimes.DatetimeIndex</w:t>
+      </w:r>
+    </w:p>
+    <w:p>
+      <w:pPr>
+        <w:pStyle w:val="FirstParagraph"/>
+      </w:pPr>
+      <w:r>
+        <w:t xml:space="preserve">위의 결과에서 보듯이</w:t>
+      </w:r>
+      <w:r>
+        <w:t xml:space="preserve"> </w:t>
+      </w:r>
+      <w:r>
+        <w:rPr>
+          <w:rStyle w:val="VerbatimChar"/>
+        </w:rPr>
+        <w:t xml:space="preserve">pd.DatetimeIndex()</w:t>
+      </w:r>
+      <w:r>
+        <w:t xml:space="preserve">의 결과는 datetime64의 날짜 데이터 리스트가 DatetimeIndex 데이터 타입으로 생성되었다. 이 DatetimeIndex의 주기는 일(</w:t>
+      </w:r>
+      <w:r>
+        <w:t xml:space="preserve">‘</w:t>
+      </w:r>
+      <w:r>
+        <w:t xml:space="preserve">D</w:t>
+      </w:r>
+      <w:r>
+        <w:t xml:space="preserve">’</w:t>
+      </w:r>
+      <w:r>
+        <w:t xml:space="preserve">)로 설정되어 있다.</w:t>
+      </w:r>
+    </w:p>
+    <w:p>
+      <w:pPr>
+        <w:pStyle w:val="BodyText"/>
+      </w:pPr>
+      <w:r>
+        <w:t xml:space="preserve">두 번째는 pandas의</w:t>
+      </w:r>
+      <w:r>
+        <w:t xml:space="preserve"> </w:t>
+      </w:r>
+      <w:r>
+        <w:rPr>
+          <w:rStyle w:val="VerbatimChar"/>
+        </w:rPr>
+        <w:t xml:space="preserve">to_datetime()</w:t>
+      </w:r>
+      <w:r>
+        <w:t xml:space="preserve">을 사용하는 방법이다.</w:t>
+      </w:r>
+      <w:r>
+        <w:t xml:space="preserve"> </w:t>
+      </w:r>
+      <w:r>
+        <w:rPr>
+          <w:rStyle w:val="VerbatimChar"/>
+        </w:rPr>
+        <w:t xml:space="preserve">to_datetime()</w:t>
+      </w:r>
+      <w:r>
+        <w:t xml:space="preserve">은 사용되는 매개변수에 따라 Timestamp를 만들수도 있고 DatetimeIndex를 만들수도 있다.</w:t>
+      </w:r>
+      <w:r>
+        <w:t xml:space="preserve"> </w:t>
+      </w:r>
+      <w:r>
+        <w:rPr>
+          <w:rStyle w:val="VerbatimChar"/>
+        </w:rPr>
+        <w:t xml:space="preserve">to_datetime()</w:t>
+      </w:r>
+      <w:r>
+        <w:t xml:space="preserve">의 매개변수로 하나의 날짜만을 설정하면 Timestamp가 생성되고 날짜의 리스트를 설정하면 DatetimeIndex가 생성된다.</w:t>
       </w:r>
     </w:p>
     <w:p>
@@ -1082,6 +2390,18 @@
         <w:rPr>
           <w:rStyle w:val="NormalTok"/>
         </w:rPr>
+        <w:t xml:space="preserve">, </w:t>
+      </w:r>
+      <w:r>
+        <w:rPr>
+          <w:rStyle w:val="StringTok"/>
+        </w:rPr>
+        <w:t xml:space="preserve">'2023-02-06'</w:t>
+      </w:r>
+      <w:r>
+        <w:rPr>
+          <w:rStyle w:val="NormalTok"/>
+        </w:rPr>
         <w:t xml:space="preserve">])</w:t>
       </w:r>
       <w:r>
@@ -1100,9 +2420,148 @@
       </w:pPr>
       <w:r>
         <w:rPr>
-          <w:rStyle w:val="NormalTok"/>
-        </w:rPr>
-        <w:t xml:space="preserve">pd.DatetimeIndex([</w:t>
+          <w:rStyle w:val="VerbatimChar"/>
+        </w:rPr>
+        <w:t xml:space="preserve">DatetimeIndex(['2023-02-04', '2023-02-05', '2023-02-06'], dtype='datetime64[ns]', freq=None)</w:t>
+      </w:r>
+    </w:p>
+    <w:p>
+      <w:pPr>
+        <w:pStyle w:val="FirstParagraph"/>
+      </w:pPr>
+      <w:r>
+        <w:rPr>
+          <w:rStyle w:val="VerbatimChar"/>
+        </w:rPr>
+        <w:t xml:space="preserve">to_datetime()</w:t>
+      </w:r>
+      <w:r>
+        <w:t xml:space="preserve">은 년월일로 구성된 문자열이나 numpy의 datetime64, datetime의 시간 데이터를 매개변수로 사용할 수 있다. 또 이들 데이터 타입을 혼용하여 리스트로 구성할 수도 있다.</w:t>
+      </w:r>
+    </w:p>
+    <w:p>
+      <w:pPr>
+        <w:pStyle w:val="SourceCode"/>
+      </w:pPr>
+      <w:r>
+        <w:rPr>
+          <w:rStyle w:val="NormalTok"/>
+        </w:rPr>
+        <w:t xml:space="preserve">pd.to_datetime([</w:t>
+      </w:r>
+      <w:r>
+        <w:rPr>
+          <w:rStyle w:val="StringTok"/>
+        </w:rPr>
+        <w:t xml:space="preserve">"2/4/2023"</w:t>
+      </w:r>
+      <w:r>
+        <w:rPr>
+          <w:rStyle w:val="NormalTok"/>
+        </w:rPr>
+        <w:t xml:space="preserve">, np.datetime64(</w:t>
+      </w:r>
+      <w:r>
+        <w:rPr>
+          <w:rStyle w:val="StringTok"/>
+        </w:rPr>
+        <w:t xml:space="preserve">"2023-02-05"</w:t>
+      </w:r>
+      <w:r>
+        <w:rPr>
+          <w:rStyle w:val="NormalTok"/>
+        </w:rPr>
+        <w:t xml:space="preserve">), dt.datetime(</w:t>
+      </w:r>
+      <w:r>
+        <w:rPr>
+          <w:rStyle w:val="DecValTok"/>
+        </w:rPr>
+        <w:t xml:space="preserve">2023</w:t>
+      </w:r>
+      <w:r>
+        <w:rPr>
+          <w:rStyle w:val="NormalTok"/>
+        </w:rPr>
+        <w:t xml:space="preserve">, </w:t>
+      </w:r>
+      <w:r>
+        <w:rPr>
+          <w:rStyle w:val="DecValTok"/>
+        </w:rPr>
+        <w:t xml:space="preserve">2</w:t>
+      </w:r>
+      <w:r>
+        <w:rPr>
+          <w:rStyle w:val="NormalTok"/>
+        </w:rPr>
+        <w:t xml:space="preserve">, </w:t>
+      </w:r>
+      <w:r>
+        <w:rPr>
+          <w:rStyle w:val="DecValTok"/>
+        </w:rPr>
+        <w:t xml:space="preserve">6</w:t>
+      </w:r>
+      <w:r>
+        <w:rPr>
+          <w:rStyle w:val="NormalTok"/>
+        </w:rPr>
+        <w:t xml:space="preserve">)])</w:t>
+      </w:r>
+    </w:p>
+    <w:p>
+      <w:pPr>
+        <w:pStyle w:val="SourceCode"/>
+      </w:pPr>
+      <w:r>
+        <w:rPr>
+          <w:rStyle w:val="VerbatimChar"/>
+        </w:rPr>
+        <w:t xml:space="preserve">DatetimeIndex(['2023-02-04', '2023-02-05', '2023-02-06'], dtype='datetime64[ns]', freq=None)</w:t>
+      </w:r>
+    </w:p>
+    <w:p>
+      <w:pPr>
+        <w:pStyle w:val="FirstParagraph"/>
+      </w:pPr>
+      <w:r>
+        <w:t xml:space="preserve">두 번째는 numpy의</w:t>
+      </w:r>
+      <w:r>
+        <w:t xml:space="preserve"> </w:t>
+      </w:r>
+      <w:r>
+        <w:rPr>
+          <w:rStyle w:val="VerbatimChar"/>
+        </w:rPr>
+        <w:t xml:space="preserve">array()</w:t>
+      </w:r>
+      <w:r>
+        <w:t xml:space="preserve">나</w:t>
+      </w:r>
+      <w:r>
+        <w:t xml:space="preserve"> </w:t>
+      </w:r>
+      <w:r>
+        <w:rPr>
+          <w:rStyle w:val="VerbatimChar"/>
+        </w:rPr>
+        <w:t xml:space="preserve">arange()</w:t>
+      </w:r>
+      <w:r>
+        <w:t xml:space="preserve">를 사용해 datetime64 배열을 만들고 이를 DatetimeIndex로 변환하여 생성하는 방법이다.</w:t>
+      </w:r>
+    </w:p>
+    <w:p>
+      <w:pPr>
+        <w:pStyle w:val="SourceCode"/>
+      </w:pPr>
+      <w:r>
+        <w:rPr>
+          <w:rStyle w:val="NormalTok"/>
+        </w:rPr>
+        <w:t xml:space="preserve">pd.DatetimeIndex(np.array([</w:t>
       </w:r>
       <w:r>
         <w:rPr>
@@ -1126,7 +2585,216 @@
         <w:rPr>
           <w:rStyle w:val="NormalTok"/>
         </w:rPr>
-        <w:t xml:space="preserve">])</w:t>
+        <w:t xml:space="preserve">, </w:t>
+      </w:r>
+      <w:r>
+        <w:rPr>
+          <w:rStyle w:val="StringTok"/>
+        </w:rPr>
+        <w:t xml:space="preserve">'2023-02-06'</w:t>
+      </w:r>
+      <w:r>
+        <w:rPr>
+          <w:rStyle w:val="NormalTok"/>
+        </w:rPr>
+        <w:t xml:space="preserve">], dtype</w:t>
+      </w:r>
+      <w:r>
+        <w:rPr>
+          <w:rStyle w:val="OperatorTok"/>
+        </w:rPr>
+        <w:t xml:space="preserve">=</w:t>
+      </w:r>
+      <w:r>
+        <w:rPr>
+          <w:rStyle w:val="StringTok"/>
+        </w:rPr>
+        <w:t xml:space="preserve">'datetime64'</w:t>
+      </w:r>
+      <w:r>
+        <w:rPr>
+          <w:rStyle w:val="NormalTok"/>
+        </w:rPr>
+        <w:t xml:space="preserve">))</w:t>
+      </w:r>
+    </w:p>
+    <w:p>
+      <w:pPr>
+        <w:pStyle w:val="SourceCode"/>
+      </w:pPr>
+      <w:r>
+        <w:rPr>
+          <w:rStyle w:val="VerbatimChar"/>
+        </w:rPr>
+        <w:t xml:space="preserve">DatetimeIndex(['2023-02-04', '2023-02-05', '2023-02-06'], dtype='datetime64[ns]', freq=None)</w:t>
+      </w:r>
+    </w:p>
+    <w:p>
+      <w:pPr>
+        <w:pStyle w:val="SourceCode"/>
+      </w:pPr>
+      <w:r>
+        <w:rPr>
+          <w:rStyle w:val="NormalTok"/>
+        </w:rPr>
+        <w:t xml:space="preserve">pd.DatetimeIndex(np.arange(</w:t>
+      </w:r>
+      <w:r>
+        <w:rPr>
+          <w:rStyle w:val="StringTok"/>
+        </w:rPr>
+        <w:t xml:space="preserve">'2023-02-04'</w:t>
+      </w:r>
+      <w:r>
+        <w:rPr>
+          <w:rStyle w:val="NormalTok"/>
+        </w:rPr>
+        <w:t xml:space="preserve">, </w:t>
+      </w:r>
+      <w:r>
+        <w:rPr>
+          <w:rStyle w:val="StringTok"/>
+        </w:rPr>
+        <w:t xml:space="preserve">'2023-03-05'</w:t>
+      </w:r>
+      <w:r>
+        <w:rPr>
+          <w:rStyle w:val="NormalTok"/>
+        </w:rPr>
+        <w:t xml:space="preserve">, dtype</w:t>
+      </w:r>
+      <w:r>
+        <w:rPr>
+          <w:rStyle w:val="OperatorTok"/>
+        </w:rPr>
+        <w:t xml:space="preserve">=</w:t>
+      </w:r>
+      <w:r>
+        <w:rPr>
+          <w:rStyle w:val="StringTok"/>
+        </w:rPr>
+        <w:t xml:space="preserve">'datetime64'</w:t>
+      </w:r>
+      <w:r>
+        <w:rPr>
+          <w:rStyle w:val="NormalTok"/>
+        </w:rPr>
+        <w:t xml:space="preserve">))</w:t>
+      </w:r>
+    </w:p>
+    <w:p>
+      <w:pPr>
+        <w:pStyle w:val="SourceCode"/>
+      </w:pPr>
+      <w:r>
+        <w:rPr>
+          <w:rStyle w:val="VerbatimChar"/>
+        </w:rPr>
+        <w:t xml:space="preserve">DatetimeIndex(['2023-02-04', '2023-02-05', '2023-02-06', '2023-02-07',</w:t>
+      </w:r>
+      <w:r>
+        <w:br/>
+      </w:r>
+      <w:r>
+        <w:rPr>
+          <w:rStyle w:val="VerbatimChar"/>
+        </w:rPr>
+        <w:t xml:space="preserve">               '2023-02-08', '2023-02-09', '2023-02-10', '2023-02-11',</w:t>
+      </w:r>
+      <w:r>
+        <w:br/>
+      </w:r>
+      <w:r>
+        <w:rPr>
+          <w:rStyle w:val="VerbatimChar"/>
+        </w:rPr>
+        <w:t xml:space="preserve">               '2023-02-12', '2023-02-13', '2023-02-14', '2023-02-15',</w:t>
+      </w:r>
+      <w:r>
+        <w:br/>
+      </w:r>
+      <w:r>
+        <w:rPr>
+          <w:rStyle w:val="VerbatimChar"/>
+        </w:rPr>
+        <w:t xml:space="preserve">               '2023-02-16', '2023-02-17', '2023-02-18', '2023-02-19',</w:t>
+      </w:r>
+      <w:r>
+        <w:br/>
+      </w:r>
+      <w:r>
+        <w:rPr>
+          <w:rStyle w:val="VerbatimChar"/>
+        </w:rPr>
+        <w:t xml:space="preserve">               '2023-02-20', '2023-02-21', '2023-02-22', '2023-02-23',</w:t>
+      </w:r>
+      <w:r>
+        <w:br/>
+      </w:r>
+      <w:r>
+        <w:rPr>
+          <w:rStyle w:val="VerbatimChar"/>
+        </w:rPr>
+        <w:t xml:space="preserve">               '2023-02-24', '2023-02-25', '2023-02-26', '2023-02-27',</w:t>
+      </w:r>
+      <w:r>
+        <w:br/>
+      </w:r>
+      <w:r>
+        <w:rPr>
+          <w:rStyle w:val="VerbatimChar"/>
+        </w:rPr>
+        <w:t xml:space="preserve">               '2023-02-28', '2023-03-01', '2023-03-02', '2023-03-03',</w:t>
+      </w:r>
+      <w:r>
+        <w:br/>
+      </w:r>
+      <w:r>
+        <w:rPr>
+          <w:rStyle w:val="VerbatimChar"/>
+        </w:rPr>
+        <w:t xml:space="preserve">               '2023-03-04'],</w:t>
+      </w:r>
+      <w:r>
+        <w:br/>
+      </w:r>
+      <w:r>
+        <w:rPr>
+          <w:rStyle w:val="VerbatimChar"/>
+        </w:rPr>
+        <w:t xml:space="preserve">              dtype='datetime64[ns]', freq=None)</w:t>
+      </w:r>
+    </w:p>
+    <w:p>
+      <w:pPr>
+        <w:pStyle w:val="FirstParagraph"/>
+      </w:pPr>
+      <w:r>
+        <w:t xml:space="preserve">세 번째로는 pandas의</w:t>
+      </w:r>
+      <w:r>
+        <w:t xml:space="preserve"> </w:t>
+      </w:r>
+      <w:r>
+        <w:rPr>
+          <w:rStyle w:val="VerbatimChar"/>
+        </w:rPr>
+        <w:t xml:space="preserve">date_range()</w:t>
+      </w:r>
+      <w:r>
+        <w:t xml:space="preserve">를 사용하는 방법이다.</w:t>
+      </w:r>
+      <w:r>
+        <w:t xml:space="preserve"> </w:t>
+      </w:r>
+      <w:r>
+        <w:rPr>
+          <w:rStyle w:val="VerbatimChar"/>
+        </w:rPr>
+        <w:t xml:space="preserve">date_range()</w:t>
+      </w:r>
+      <w:r>
+        <w:t xml:space="preserve">는 시간의 다양한 특성을 지원하기 때문에 시계열 데이터 인덱스를 생성하는 가장 효율적 방법이다. 가장 기본적인 사용법은 DatetimeIndex의 시작 시작과 끝 시간을 설정하고 그 사이의 시간 간격을 설정하면 시작 시간으로부터 시간 간격마다의 시점 데이터가 끝 시간까지 생성된다. 다음은 23년 2월 4일부터 23년 2월 6일까지 매일, 매주, 매월 간격의 DatetimeIndex를 만드는 코드이다.</w:t>
       </w:r>
     </w:p>
     <w:p>
@@ -1155,7 +2823,7 @@
         <w:rPr>
           <w:rStyle w:val="StringTok"/>
         </w:rPr>
-        <w:t xml:space="preserve">"2023-03-04"</w:t>
+        <w:t xml:space="preserve">"2023-02-06"</w:t>
       </w:r>
       <w:r>
         <w:rPr>
@@ -1170,9 +2838,428 @@
       </w:pPr>
       <w:r>
         <w:rPr>
-          <w:rStyle w:val="NormalTok"/>
-        </w:rPr>
-        <w:t xml:space="preserve">pd.date_range(start</w:t>
+          <w:rStyle w:val="VerbatimChar"/>
+        </w:rPr>
+        <w:t xml:space="preserve">DatetimeIndex(['2023-02-04', '2023-02-05', '2023-02-06'], dtype='datetime64[ns]', freq='D')</w:t>
+      </w:r>
+    </w:p>
+    <w:p>
+      <w:pPr>
+        <w:pStyle w:val="FirstParagraph"/>
+      </w:pPr>
+      <w:r>
+        <w:rPr>
+          <w:rStyle w:val="VerbatimChar"/>
+        </w:rPr>
+        <w:t xml:space="preserve">date_range()</w:t>
+      </w:r>
+      <w:r>
+        <w:t xml:space="preserve">가 시계열 인덱스로 가장 효과적인 것은 다양한 시간 간격으로 시계열 데이터를 생성할 수 있다는 것이다. 가장 기본적으로 일간, 월간, 분기간, 연간의 간격으로 데이터를 만들수 있는데, 이외에도 주말이 제거된 평일 간격, 월 시작일 간격, 월 평일 시작일 간격 등의 시간 간격의 특성이 잘 반영된 간격으로 데이터를 만들수 있다. 이 간격은</w:t>
+      </w:r>
+      <w:r>
+        <w:t xml:space="preserve"> </w:t>
+      </w:r>
+      <w:r>
+        <w:t xml:space="preserve">‘</w:t>
+      </w:r>
+      <w:r>
+        <w:t xml:space="preserve">freq</w:t>
+      </w:r>
+      <w:r>
+        <w:t xml:space="preserve">’</w:t>
+      </w:r>
+      <w:r>
+        <w:t xml:space="preserve"> </w:t>
+      </w:r>
+      <w:r>
+        <w:t xml:space="preserve">매개변수를 사용하여 설정하는데 시간 간격으로 사용되는 주요 키워드는 다음과 같다.</w:t>
+      </w:r>
+    </w:p>
+    <w:tbl>
+      <w:tblPr>
+        <w:tblStyle w:val="Table"/>
+        <w:tblW w:type="auto" w:w="0"/>
+        <w:tblLook w:firstRow="1" w:lastRow="0" w:firstColumn="0" w:lastColumn="0" w:noHBand="0" w:noVBand="0" w:val="0020"/>
+      </w:tblPr>
+      <w:tblGrid>
+        <w:gridCol w:w="3960"/>
+        <w:gridCol w:w="3960"/>
+      </w:tblGrid>
+      <w:tr>
+        <w:trPr>
+          <w:tblHeader w:val="true"/>
+        </w:trPr>
+        <w:tc>
+          <w:tcPr/>
+          <w:p>
+            <w:pPr>
+              <w:pStyle w:val="Compact"/>
+              <w:jc w:val="center"/>
+            </w:pPr>
+            <w:r>
+              <w:t xml:space="preserve">키워드</w:t>
+            </w:r>
+          </w:p>
+        </w:tc>
+        <w:tc>
+          <w:tcPr/>
+          <w:p>
+            <w:pPr>
+              <w:pStyle w:val="Compact"/>
+              <w:jc w:val="center"/>
+            </w:pPr>
+            <w:r>
+              <w:t xml:space="preserve">시간간격</w:t>
+            </w:r>
+          </w:p>
+        </w:tc>
+      </w:tr>
+      <w:tr>
+        <w:tc>
+          <w:tcPr/>
+          <w:p>
+            <w:pPr>
+              <w:pStyle w:val="Compact"/>
+              <w:jc w:val="center"/>
+            </w:pPr>
+            <w:r>
+              <w:t xml:space="preserve">B</w:t>
+            </w:r>
+          </w:p>
+        </w:tc>
+        <w:tc>
+          <w:tcPr/>
+          <w:p>
+            <w:pPr>
+              <w:pStyle w:val="Compact"/>
+              <w:jc w:val="center"/>
+            </w:pPr>
+            <w:r>
+              <w:t xml:space="preserve">평일 간격(주말제외)</w:t>
+            </w:r>
+          </w:p>
+        </w:tc>
+      </w:tr>
+      <w:tr>
+        <w:tc>
+          <w:tcPr/>
+          <w:p>
+            <w:pPr>
+              <w:pStyle w:val="Compact"/>
+              <w:jc w:val="center"/>
+            </w:pPr>
+            <w:r>
+              <w:t xml:space="preserve">D</w:t>
+            </w:r>
+          </w:p>
+        </w:tc>
+        <w:tc>
+          <w:tcPr/>
+          <w:p>
+            <w:pPr>
+              <w:pStyle w:val="Compact"/>
+              <w:jc w:val="center"/>
+            </w:pPr>
+            <w:r>
+              <w:t xml:space="preserve">일 간격</w:t>
+            </w:r>
+          </w:p>
+        </w:tc>
+      </w:tr>
+      <w:tr>
+        <w:tc>
+          <w:tcPr/>
+          <w:p>
+            <w:pPr>
+              <w:pStyle w:val="Compact"/>
+              <w:jc w:val="center"/>
+            </w:pPr>
+            <w:r>
+              <w:t xml:space="preserve">W</w:t>
+            </w:r>
+          </w:p>
+        </w:tc>
+        <w:tc>
+          <w:tcPr/>
+          <w:p>
+            <w:pPr>
+              <w:pStyle w:val="Compact"/>
+              <w:jc w:val="center"/>
+            </w:pPr>
+            <w:r>
+              <w:t xml:space="preserve">주 간격</w:t>
+            </w:r>
+          </w:p>
+        </w:tc>
+      </w:tr>
+      <w:tr>
+        <w:tc>
+          <w:tcPr/>
+          <w:p>
+            <w:pPr>
+              <w:pStyle w:val="Compact"/>
+              <w:jc w:val="center"/>
+            </w:pPr>
+            <w:r>
+              <w:t xml:space="preserve">M</w:t>
+            </w:r>
+          </w:p>
+        </w:tc>
+        <w:tc>
+          <w:tcPr/>
+          <w:p>
+            <w:pPr>
+              <w:pStyle w:val="Compact"/>
+              <w:jc w:val="center"/>
+            </w:pPr>
+            <w:r>
+              <w:t xml:space="preserve">월 간격</w:t>
+            </w:r>
+          </w:p>
+        </w:tc>
+      </w:tr>
+      <w:tr>
+        <w:tc>
+          <w:tcPr/>
+          <w:p>
+            <w:pPr>
+              <w:pStyle w:val="Compact"/>
+              <w:jc w:val="center"/>
+            </w:pPr>
+            <w:r>
+              <w:t xml:space="preserve">MS</w:t>
+            </w:r>
+          </w:p>
+        </w:tc>
+        <w:tc>
+          <w:tcPr/>
+          <w:p>
+            <w:pPr>
+              <w:pStyle w:val="Compact"/>
+              <w:jc w:val="center"/>
+            </w:pPr>
+            <w:r>
+              <w:t xml:space="preserve">월 간격(월 시작일)</w:t>
+            </w:r>
+          </w:p>
+        </w:tc>
+      </w:tr>
+      <w:tr>
+        <w:tc>
+          <w:tcPr/>
+          <w:p>
+            <w:pPr>
+              <w:pStyle w:val="Compact"/>
+              <w:jc w:val="center"/>
+            </w:pPr>
+            <w:r>
+              <w:t xml:space="preserve">BMS</w:t>
+            </w:r>
+          </w:p>
+        </w:tc>
+        <w:tc>
+          <w:tcPr/>
+          <w:p>
+            <w:pPr>
+              <w:pStyle w:val="Compact"/>
+              <w:jc w:val="center"/>
+            </w:pPr>
+            <w:r>
+              <w:t xml:space="preserve">월 간격(월 평일 시작일)</w:t>
+            </w:r>
+          </w:p>
+        </w:tc>
+      </w:tr>
+      <w:tr>
+        <w:tc>
+          <w:tcPr/>
+          <w:p>
+            <w:pPr>
+              <w:pStyle w:val="Compact"/>
+              <w:jc w:val="center"/>
+            </w:pPr>
+            <w:r>
+              <w:t xml:space="preserve">Q</w:t>
+            </w:r>
+          </w:p>
+        </w:tc>
+        <w:tc>
+          <w:tcPr/>
+          <w:p>
+            <w:pPr>
+              <w:pStyle w:val="Compact"/>
+              <w:jc w:val="center"/>
+            </w:pPr>
+            <w:r>
+              <w:t xml:space="preserve">분기 간격</w:t>
+            </w:r>
+          </w:p>
+        </w:tc>
+      </w:tr>
+      <w:tr>
+        <w:tc>
+          <w:tcPr/>
+          <w:p>
+            <w:pPr>
+              <w:pStyle w:val="Compact"/>
+              <w:jc w:val="center"/>
+            </w:pPr>
+            <w:r>
+              <w:t xml:space="preserve">Y</w:t>
+            </w:r>
+          </w:p>
+        </w:tc>
+        <w:tc>
+          <w:tcPr/>
+          <w:p>
+            <w:pPr>
+              <w:pStyle w:val="Compact"/>
+              <w:jc w:val="center"/>
+            </w:pPr>
+            <w:r>
+              <w:t xml:space="preserve">연도 간격</w:t>
+            </w:r>
+          </w:p>
+        </w:tc>
+      </w:tr>
+      <w:tr>
+        <w:tc>
+          <w:tcPr/>
+          <w:p>
+            <w:pPr>
+              <w:pStyle w:val="Compact"/>
+              <w:jc w:val="center"/>
+            </w:pPr>
+            <w:r>
+              <w:t xml:space="preserve">BH</w:t>
+            </w:r>
+          </w:p>
+        </w:tc>
+        <w:tc>
+          <w:tcPr/>
+          <w:p>
+            <w:pPr>
+              <w:pStyle w:val="Compact"/>
+              <w:jc w:val="center"/>
+            </w:pPr>
+            <w:r>
+              <w:t xml:space="preserve">업무시간 간격</w:t>
+            </w:r>
+          </w:p>
+        </w:tc>
+      </w:tr>
+      <w:tr>
+        <w:tc>
+          <w:tcPr/>
+          <w:p>
+            <w:pPr>
+              <w:pStyle w:val="Compact"/>
+              <w:jc w:val="center"/>
+            </w:pPr>
+            <w:r>
+              <w:t xml:space="preserve">H</w:t>
+            </w:r>
+          </w:p>
+        </w:tc>
+        <w:tc>
+          <w:tcPr/>
+          <w:p>
+            <w:pPr>
+              <w:pStyle w:val="Compact"/>
+              <w:jc w:val="center"/>
+            </w:pPr>
+            <w:r>
+              <w:t xml:space="preserve">시간 간격</w:t>
+            </w:r>
+          </w:p>
+        </w:tc>
+      </w:tr>
+      <w:tr>
+        <w:tc>
+          <w:tcPr/>
+          <w:p>
+            <w:pPr>
+              <w:pStyle w:val="Compact"/>
+              <w:jc w:val="center"/>
+            </w:pPr>
+            <w:r>
+              <w:t xml:space="preserve">min</w:t>
+            </w:r>
+          </w:p>
+        </w:tc>
+        <w:tc>
+          <w:tcPr/>
+          <w:p>
+            <w:pPr>
+              <w:pStyle w:val="Compact"/>
+              <w:jc w:val="center"/>
+            </w:pPr>
+            <w:r>
+              <w:t xml:space="preserve">분 간격</w:t>
+            </w:r>
+          </w:p>
+        </w:tc>
+      </w:tr>
+      <w:tr>
+        <w:tc>
+          <w:tcPr/>
+          <w:p>
+            <w:pPr>
+              <w:pStyle w:val="Compact"/>
+              <w:jc w:val="center"/>
+            </w:pPr>
+            <w:r>
+              <w:t xml:space="preserve">S</w:t>
+            </w:r>
+          </w:p>
+        </w:tc>
+        <w:tc>
+          <w:tcPr/>
+          <w:p>
+            <w:pPr>
+              <w:pStyle w:val="Compact"/>
+              <w:jc w:val="center"/>
+            </w:pPr>
+            <w:r>
+              <w:t xml:space="preserve">초 간격</w:t>
+            </w:r>
+          </w:p>
+        </w:tc>
+      </w:tr>
+    </w:tbl>
+    <w:p>
+      <w:pPr>
+        <w:pStyle w:val="SourceCode"/>
+      </w:pPr>
+      <w:r>
+        <w:rPr>
+          <w:rStyle w:val="NormalTok"/>
+        </w:rPr>
+        <w:t xml:space="preserve">pd.date_range(</w:t>
+      </w:r>
+      <w:r>
+        <w:rPr>
+          <w:rStyle w:val="StringTok"/>
+        </w:rPr>
+        <w:t xml:space="preserve">"2023-02-04"</w:t>
+      </w:r>
+      <w:r>
+        <w:rPr>
+          <w:rStyle w:val="NormalTok"/>
+        </w:rPr>
+        <w:t xml:space="preserve">, </w:t>
+      </w:r>
+      <w:r>
+        <w:rPr>
+          <w:rStyle w:val="StringTok"/>
+        </w:rPr>
+        <w:t xml:space="preserve">"2023-04-04"</w:t>
+      </w:r>
+      <w:r>
+        <w:rPr>
+          <w:rStyle w:val="NormalTok"/>
+        </w:rPr>
+        <w:t xml:space="preserve">, freq </w:t>
       </w:r>
       <w:r>
         <w:rPr>
@@ -1182,6 +3269,145 @@
       </w:r>
       <w:r>
         <w:rPr>
+          <w:rStyle w:val="NormalTok"/>
+        </w:rPr>
+        <w:t xml:space="preserve"> </w:t>
+      </w:r>
+      <w:r>
+        <w:rPr>
+          <w:rStyle w:val="StringTok"/>
+        </w:rPr>
+        <w:t xml:space="preserve">'b'</w:t>
+      </w:r>
+      <w:r>
+        <w:rPr>
+          <w:rStyle w:val="NormalTok"/>
+        </w:rPr>
+        <w:t xml:space="preserve">)</w:t>
+      </w:r>
+    </w:p>
+    <w:p>
+      <w:pPr>
+        <w:pStyle w:val="SourceCode"/>
+      </w:pPr>
+      <w:r>
+        <w:rPr>
+          <w:rStyle w:val="VerbatimChar"/>
+        </w:rPr>
+        <w:t xml:space="preserve">DatetimeIndex(['2023-02-06', '2023-02-07', '2023-02-08', '2023-02-09',</w:t>
+      </w:r>
+      <w:r>
+        <w:br/>
+      </w:r>
+      <w:r>
+        <w:rPr>
+          <w:rStyle w:val="VerbatimChar"/>
+        </w:rPr>
+        <w:t xml:space="preserve">               '2023-02-10', '2023-02-13', '2023-02-14', '2023-02-15',</w:t>
+      </w:r>
+      <w:r>
+        <w:br/>
+      </w:r>
+      <w:r>
+        <w:rPr>
+          <w:rStyle w:val="VerbatimChar"/>
+        </w:rPr>
+        <w:t xml:space="preserve">               '2023-02-16', '2023-02-17', '2023-02-20', '2023-02-21',</w:t>
+      </w:r>
+      <w:r>
+        <w:br/>
+      </w:r>
+      <w:r>
+        <w:rPr>
+          <w:rStyle w:val="VerbatimChar"/>
+        </w:rPr>
+        <w:t xml:space="preserve">               '2023-02-22', '2023-02-23', '2023-02-24', '2023-02-27',</w:t>
+      </w:r>
+      <w:r>
+        <w:br/>
+      </w:r>
+      <w:r>
+        <w:rPr>
+          <w:rStyle w:val="VerbatimChar"/>
+        </w:rPr>
+        <w:t xml:space="preserve">               '2023-02-28', '2023-03-01', '2023-03-02', '2023-03-03',</w:t>
+      </w:r>
+      <w:r>
+        <w:br/>
+      </w:r>
+      <w:r>
+        <w:rPr>
+          <w:rStyle w:val="VerbatimChar"/>
+        </w:rPr>
+        <w:t xml:space="preserve">               '2023-03-06', '2023-03-07', '2023-03-08', '2023-03-09',</w:t>
+      </w:r>
+      <w:r>
+        <w:br/>
+      </w:r>
+      <w:r>
+        <w:rPr>
+          <w:rStyle w:val="VerbatimChar"/>
+        </w:rPr>
+        <w:t xml:space="preserve">               '2023-03-10', '2023-03-13', '2023-03-14', '2023-03-15',</w:t>
+      </w:r>
+      <w:r>
+        <w:br/>
+      </w:r>
+      <w:r>
+        <w:rPr>
+          <w:rStyle w:val="VerbatimChar"/>
+        </w:rPr>
+        <w:t xml:space="preserve">               '2023-03-16', '2023-03-17', '2023-03-20', '2023-03-21',</w:t>
+      </w:r>
+      <w:r>
+        <w:br/>
+      </w:r>
+      <w:r>
+        <w:rPr>
+          <w:rStyle w:val="VerbatimChar"/>
+        </w:rPr>
+        <w:t xml:space="preserve">               '2023-03-22', '2023-03-23', '2023-03-24', '2023-03-27',</w:t>
+      </w:r>
+      <w:r>
+        <w:br/>
+      </w:r>
+      <w:r>
+        <w:rPr>
+          <w:rStyle w:val="VerbatimChar"/>
+        </w:rPr>
+        <w:t xml:space="preserve">               '2023-03-28', '2023-03-29', '2023-03-30', '2023-03-31',</w:t>
+      </w:r>
+      <w:r>
+        <w:br/>
+      </w:r>
+      <w:r>
+        <w:rPr>
+          <w:rStyle w:val="VerbatimChar"/>
+        </w:rPr>
+        <w:t xml:space="preserve">               '2023-04-03', '2023-04-04'],</w:t>
+      </w:r>
+      <w:r>
+        <w:br/>
+      </w:r>
+      <w:r>
+        <w:rPr>
+          <w:rStyle w:val="VerbatimChar"/>
+        </w:rPr>
+        <w:t xml:space="preserve">              dtype='datetime64[ns]', freq='B')</w:t>
+      </w:r>
+    </w:p>
+    <w:p>
+      <w:pPr>
+        <w:pStyle w:val="SourceCode"/>
+      </w:pPr>
+      <w:r>
+        <w:rPr>
+          <w:rStyle w:val="NormalTok"/>
+        </w:rPr>
+        <w:t xml:space="preserve">pd.date_range(</w:t>
+      </w:r>
+      <w:r>
+        <w:rPr>
           <w:rStyle w:val="StringTok"/>
         </w:rPr>
         <w:t xml:space="preserve">"2023-02-04"</w:t>
@@ -1190,7 +3416,19 @@
         <w:rPr>
           <w:rStyle w:val="NormalTok"/>
         </w:rPr>
-        <w:t xml:space="preserve">, periods</w:t>
+        <w:t xml:space="preserve">, </w:t>
+      </w:r>
+      <w:r>
+        <w:rPr>
+          <w:rStyle w:val="StringTok"/>
+        </w:rPr>
+        <w:t xml:space="preserve">"2023-04-04"</w:t>
+      </w:r>
+      <w:r>
+        <w:rPr>
+          <w:rStyle w:val="NormalTok"/>
+        </w:rPr>
+        <w:t xml:space="preserve">, freq </w:t>
       </w:r>
       <w:r>
         <w:rPr>
@@ -1200,9 +3438,226 @@
       </w:r>
       <w:r>
         <w:rPr>
+          <w:rStyle w:val="NormalTok"/>
+        </w:rPr>
+        <w:t xml:space="preserve"> </w:t>
+      </w:r>
+      <w:r>
+        <w:rPr>
+          <w:rStyle w:val="StringTok"/>
+        </w:rPr>
+        <w:t xml:space="preserve">'w'</w:t>
+      </w:r>
+      <w:r>
+        <w:rPr>
+          <w:rStyle w:val="NormalTok"/>
+        </w:rPr>
+        <w:t xml:space="preserve">)</w:t>
+      </w:r>
+    </w:p>
+    <w:p>
+      <w:pPr>
+        <w:pStyle w:val="SourceCode"/>
+      </w:pPr>
+      <w:r>
+        <w:rPr>
+          <w:rStyle w:val="VerbatimChar"/>
+        </w:rPr>
+        <w:t xml:space="preserve">DatetimeIndex(['2023-02-05', '2023-02-12', '2023-02-19', '2023-02-26',</w:t>
+      </w:r>
+      <w:r>
+        <w:br/>
+      </w:r>
+      <w:r>
+        <w:rPr>
+          <w:rStyle w:val="VerbatimChar"/>
+        </w:rPr>
+        <w:t xml:space="preserve">               '2023-03-05', '2023-03-12', '2023-03-19', '2023-03-26',</w:t>
+      </w:r>
+      <w:r>
+        <w:br/>
+      </w:r>
+      <w:r>
+        <w:rPr>
+          <w:rStyle w:val="VerbatimChar"/>
+        </w:rPr>
+        <w:t xml:space="preserve">               '2023-04-02'],</w:t>
+      </w:r>
+      <w:r>
+        <w:br/>
+      </w:r>
+      <w:r>
+        <w:rPr>
+          <w:rStyle w:val="VerbatimChar"/>
+        </w:rPr>
+        <w:t xml:space="preserve">              dtype='datetime64[ns]', freq='W-SUN')</w:t>
+      </w:r>
+    </w:p>
+    <w:p>
+      <w:pPr>
+        <w:pStyle w:val="SourceCode"/>
+      </w:pPr>
+      <w:r>
+        <w:rPr>
+          <w:rStyle w:val="NormalTok"/>
+        </w:rPr>
+        <w:t xml:space="preserve">pd.date_range(</w:t>
+      </w:r>
+      <w:r>
+        <w:rPr>
+          <w:rStyle w:val="StringTok"/>
+        </w:rPr>
+        <w:t xml:space="preserve">"2023-02-04"</w:t>
+      </w:r>
+      <w:r>
+        <w:rPr>
+          <w:rStyle w:val="NormalTok"/>
+        </w:rPr>
+        <w:t xml:space="preserve">, </w:t>
+      </w:r>
+      <w:r>
+        <w:rPr>
+          <w:rStyle w:val="StringTok"/>
+        </w:rPr>
+        <w:t xml:space="preserve">"2023-04-04"</w:t>
+      </w:r>
+      <w:r>
+        <w:rPr>
+          <w:rStyle w:val="NormalTok"/>
+        </w:rPr>
+        <w:t xml:space="preserve">, freq </w:t>
+      </w:r>
+      <w:r>
+        <w:rPr>
+          <w:rStyle w:val="OperatorTok"/>
+        </w:rPr>
+        <w:t xml:space="preserve">=</w:t>
+      </w:r>
+      <w:r>
+        <w:rPr>
+          <w:rStyle w:val="NormalTok"/>
+        </w:rPr>
+        <w:t xml:space="preserve"> </w:t>
+      </w:r>
+      <w:r>
+        <w:rPr>
+          <w:rStyle w:val="StringTok"/>
+        </w:rPr>
+        <w:t xml:space="preserve">'bms'</w:t>
+      </w:r>
+      <w:r>
+        <w:rPr>
+          <w:rStyle w:val="NormalTok"/>
+        </w:rPr>
+        <w:t xml:space="preserve">)</w:t>
+      </w:r>
+    </w:p>
+    <w:p>
+      <w:pPr>
+        <w:pStyle w:val="SourceCode"/>
+      </w:pPr>
+      <w:r>
+        <w:rPr>
+          <w:rStyle w:val="VerbatimChar"/>
+        </w:rPr>
+        <w:t xml:space="preserve">DatetimeIndex(['2023-03-01', '2023-04-03'], dtype='datetime64[ns]', freq='BMS')</w:t>
+      </w:r>
+    </w:p>
+    <w:p>
+      <w:pPr>
+        <w:pStyle w:val="FirstParagraph"/>
+      </w:pPr>
+      <w:r>
+        <w:rPr>
+          <w:rStyle w:val="VerbatimChar"/>
+        </w:rPr>
+        <w:t xml:space="preserve">date_range()</w:t>
+      </w:r>
+      <w:r>
+        <w:t xml:space="preserve">의 또 하나의 사용 방법은 시작일, 시간 간격과 데이터 갯수를 사용하는 것이다. 데이터 갯수는</w:t>
+      </w:r>
+      <w:r>
+        <w:t xml:space="preserve"> </w:t>
+      </w:r>
+      <w:r>
+        <w:t xml:space="preserve">‘</w:t>
+      </w:r>
+      <w:r>
+        <w:t xml:space="preserve">periods</w:t>
+      </w:r>
+      <w:r>
+        <w:t xml:space="preserve">’</w:t>
+      </w:r>
+      <w:r>
+        <w:t xml:space="preserve"> </w:t>
+      </w:r>
+      <w:r>
+        <w:t xml:space="preserve">매개변수를 사용한다. 다음은 23년 2월 4일 이후의 평일 20일 데이터를 생성하는 코드이다.</w:t>
+      </w:r>
+    </w:p>
+    <w:p>
+      <w:pPr>
+        <w:pStyle w:val="SourceCode"/>
+      </w:pPr>
+      <w:r>
+        <w:rPr>
+          <w:rStyle w:val="NormalTok"/>
+        </w:rPr>
+        <w:t xml:space="preserve">pd.date_range(</w:t>
+      </w:r>
+      <w:r>
+        <w:rPr>
+          <w:rStyle w:val="StringTok"/>
+        </w:rPr>
+        <w:t xml:space="preserve">"2023-02-04"</w:t>
+      </w:r>
+      <w:r>
+        <w:rPr>
+          <w:rStyle w:val="NormalTok"/>
+        </w:rPr>
+        <w:t xml:space="preserve">, periods </w:t>
+      </w:r>
+      <w:r>
+        <w:rPr>
+          <w:rStyle w:val="OperatorTok"/>
+        </w:rPr>
+        <w:t xml:space="preserve">=</w:t>
+      </w:r>
+      <w:r>
+        <w:rPr>
+          <w:rStyle w:val="NormalTok"/>
+        </w:rPr>
+        <w:t xml:space="preserve"> </w:t>
+      </w:r>
+      <w:r>
+        <w:rPr>
           <w:rStyle w:val="DecValTok"/>
         </w:rPr>
-        <w:t xml:space="preserve">30</w:t>
+        <w:t xml:space="preserve">20</w:t>
+      </w:r>
+      <w:r>
+        <w:rPr>
+          <w:rStyle w:val="NormalTok"/>
+        </w:rPr>
+        <w:t xml:space="preserve">, freq </w:t>
+      </w:r>
+      <w:r>
+        <w:rPr>
+          <w:rStyle w:val="OperatorTok"/>
+        </w:rPr>
+        <w:t xml:space="preserve">=</w:t>
+      </w:r>
+      <w:r>
+        <w:rPr>
+          <w:rStyle w:val="NormalTok"/>
+        </w:rPr>
+        <w:t xml:space="preserve"> </w:t>
+      </w:r>
+      <w:r>
+        <w:rPr>
+          <w:rStyle w:val="StringTok"/>
+        </w:rPr>
+        <w:t xml:space="preserve">'B'</w:t>
       </w:r>
       <w:r>
         <w:rPr>
@@ -1211,7 +3666,667 @@
         <w:t xml:space="preserve">)</w:t>
       </w:r>
     </w:p>
+    <w:p>
+      <w:pPr>
+        <w:pStyle w:val="SourceCode"/>
+      </w:pPr>
+      <w:r>
+        <w:rPr>
+          <w:rStyle w:val="VerbatimChar"/>
+        </w:rPr>
+        <w:t xml:space="preserve">DatetimeIndex(['2023-02-06', '2023-02-07', '2023-02-08', '2023-02-09',</w:t>
+      </w:r>
+      <w:r>
+        <w:br/>
+      </w:r>
+      <w:r>
+        <w:rPr>
+          <w:rStyle w:val="VerbatimChar"/>
+        </w:rPr>
+        <w:t xml:space="preserve">               '2023-02-10', '2023-02-13', '2023-02-14', '2023-02-15',</w:t>
+      </w:r>
+      <w:r>
+        <w:br/>
+      </w:r>
+      <w:r>
+        <w:rPr>
+          <w:rStyle w:val="VerbatimChar"/>
+        </w:rPr>
+        <w:t xml:space="preserve">               '2023-02-16', '2023-02-17', '2023-02-20', '2023-02-21',</w:t>
+      </w:r>
+      <w:r>
+        <w:br/>
+      </w:r>
+      <w:r>
+        <w:rPr>
+          <w:rStyle w:val="VerbatimChar"/>
+        </w:rPr>
+        <w:t xml:space="preserve">               '2023-02-22', '2023-02-23', '2023-02-24', '2023-02-27',</w:t>
+      </w:r>
+      <w:r>
+        <w:br/>
+      </w:r>
+      <w:r>
+        <w:rPr>
+          <w:rStyle w:val="VerbatimChar"/>
+        </w:rPr>
+        <w:t xml:space="preserve">               '2023-02-28', '2023-03-01', '2023-03-02', '2023-03-03'],</w:t>
+      </w:r>
+      <w:r>
+        <w:br/>
+      </w:r>
+      <w:r>
+        <w:rPr>
+          <w:rStyle w:val="VerbatimChar"/>
+        </w:rPr>
+        <w:t xml:space="preserve">              dtype='datetime64[ns]', freq='B')</w:t>
+      </w:r>
+    </w:p>
+    <w:bookmarkStart w:id="24" w:name="시간-정보-추출"/>
+    <w:p>
+      <w:pPr>
+        <w:pStyle w:val="Heading2"/>
+      </w:pPr>
+      <w:r>
+        <w:t xml:space="preserve">시간 정보 추출</w:t>
+      </w:r>
+    </w:p>
+    <w:tbl>
+      <w:tblPr>
+        <w:tblStyle w:val="Table"/>
+        <w:tblW w:type="auto" w:w="0"/>
+        <w:tblLook w:firstRow="1" w:lastRow="0" w:firstColumn="0" w:lastColumn="0" w:noHBand="0" w:noVBand="0" w:val="0020"/>
+      </w:tblPr>
+      <w:tblGrid>
+        <w:gridCol w:w="3960"/>
+        <w:gridCol w:w="3960"/>
+      </w:tblGrid>
+      <w:tr>
+        <w:trPr>
+          <w:tblHeader w:val="true"/>
+        </w:trPr>
+        <w:tc>
+          <w:tcPr/>
+          <w:p>
+            <w:pPr>
+              <w:pStyle w:val="Compact"/>
+              <w:jc w:val="center"/>
+            </w:pPr>
+            <w:r>
+              <w:t xml:space="preserve">속성</w:t>
+            </w:r>
+          </w:p>
+        </w:tc>
+        <w:tc>
+          <w:tcPr/>
+          <w:p>
+            <w:pPr>
+              <w:pStyle w:val="Compact"/>
+              <w:jc w:val="center"/>
+            </w:pPr>
+            <w:r>
+              <w:t xml:space="preserve">설명</w:t>
+            </w:r>
+          </w:p>
+        </w:tc>
+      </w:tr>
+      <w:tr>
+        <w:tc>
+          <w:tcPr/>
+          <w:p>
+            <w:pPr>
+              <w:pStyle w:val="Compact"/>
+              <w:jc w:val="center"/>
+            </w:pPr>
+            <w:r>
+              <w:t xml:space="preserve">year</w:t>
+            </w:r>
+          </w:p>
+        </w:tc>
+        <w:tc>
+          <w:tcPr/>
+          <w:p>
+            <w:pPr>
+              <w:pStyle w:val="Compact"/>
+              <w:jc w:val="center"/>
+            </w:pPr>
+            <w:r>
+              <w:t xml:space="preserve">연도 정보</w:t>
+            </w:r>
+          </w:p>
+        </w:tc>
+      </w:tr>
+      <w:tr>
+        <w:tc>
+          <w:tcPr/>
+          <w:p>
+            <w:pPr>
+              <w:pStyle w:val="Compact"/>
+              <w:jc w:val="center"/>
+            </w:pPr>
+            <w:r>
+              <w:t xml:space="preserve">month</w:t>
+            </w:r>
+          </w:p>
+        </w:tc>
+        <w:tc>
+          <w:tcPr/>
+          <w:p>
+            <w:pPr>
+              <w:pStyle w:val="Compact"/>
+              <w:jc w:val="center"/>
+            </w:pPr>
+            <w:r>
+              <w:t xml:space="preserve">월 정보</w:t>
+            </w:r>
+          </w:p>
+        </w:tc>
+      </w:tr>
+      <w:tr>
+        <w:tc>
+          <w:tcPr/>
+          <w:p>
+            <w:pPr>
+              <w:pStyle w:val="Compact"/>
+              <w:jc w:val="center"/>
+            </w:pPr>
+            <w:r>
+              <w:t xml:space="preserve">day</w:t>
+            </w:r>
+          </w:p>
+        </w:tc>
+        <w:tc>
+          <w:tcPr/>
+          <w:p>
+            <w:pPr>
+              <w:pStyle w:val="Compact"/>
+              <w:jc w:val="center"/>
+            </w:pPr>
+            <w:r>
+              <w:t xml:space="preserve">일 정보</w:t>
+            </w:r>
+          </w:p>
+        </w:tc>
+      </w:tr>
+      <w:tr>
+        <w:tc>
+          <w:tcPr/>
+          <w:p>
+            <w:pPr>
+              <w:pStyle w:val="Compact"/>
+              <w:jc w:val="center"/>
+            </w:pPr>
+            <w:r>
+              <w:t xml:space="preserve">hour</w:t>
+            </w:r>
+          </w:p>
+        </w:tc>
+        <w:tc>
+          <w:tcPr/>
+          <w:p>
+            <w:pPr>
+              <w:pStyle w:val="Compact"/>
+              <w:jc w:val="center"/>
+            </w:pPr>
+            <w:r>
+              <w:t xml:space="preserve">시 정보</w:t>
+            </w:r>
+          </w:p>
+        </w:tc>
+      </w:tr>
+      <w:tr>
+        <w:tc>
+          <w:tcPr/>
+          <w:p>
+            <w:pPr>
+              <w:pStyle w:val="Compact"/>
+              <w:jc w:val="center"/>
+            </w:pPr>
+            <w:r>
+              <w:t xml:space="preserve">minute</w:t>
+            </w:r>
+          </w:p>
+        </w:tc>
+        <w:tc>
+          <w:tcPr/>
+          <w:p>
+            <w:pPr>
+              <w:pStyle w:val="Compact"/>
+              <w:jc w:val="center"/>
+            </w:pPr>
+            <w:r>
+              <w:t xml:space="preserve">분 정보</w:t>
+            </w:r>
+          </w:p>
+        </w:tc>
+      </w:tr>
+      <w:tr>
+        <w:tc>
+          <w:tcPr/>
+          <w:p>
+            <w:pPr>
+              <w:pStyle w:val="Compact"/>
+              <w:jc w:val="center"/>
+            </w:pPr>
+            <w:r>
+              <w:t xml:space="preserve">second</w:t>
+            </w:r>
+          </w:p>
+        </w:tc>
+        <w:tc>
+          <w:tcPr/>
+          <w:p>
+            <w:pPr>
+              <w:pStyle w:val="Compact"/>
+              <w:jc w:val="center"/>
+            </w:pPr>
+            <w:r>
+              <w:t xml:space="preserve">초 정보</w:t>
+            </w:r>
+          </w:p>
+        </w:tc>
+      </w:tr>
+      <w:tr>
+        <w:tc>
+          <w:tcPr/>
+          <w:p>
+            <w:pPr>
+              <w:pStyle w:val="Compact"/>
+              <w:jc w:val="center"/>
+            </w:pPr>
+            <w:r>
+              <w:t xml:space="preserve">microsecond</w:t>
+            </w:r>
+          </w:p>
+        </w:tc>
+        <w:tc>
+          <w:tcPr/>
+          <w:p>
+            <w:pPr>
+              <w:pStyle w:val="Compact"/>
+              <w:jc w:val="center"/>
+            </w:pPr>
+            <w:r>
+              <w:t xml:space="preserve">마이크로 초 정보</w:t>
+            </w:r>
+          </w:p>
+        </w:tc>
+      </w:tr>
+      <w:tr>
+        <w:tc>
+          <w:tcPr/>
+          <w:p>
+            <w:pPr>
+              <w:pStyle w:val="Compact"/>
+              <w:jc w:val="center"/>
+            </w:pPr>
+            <w:r>
+              <w:t xml:space="preserve">dayofyear</w:t>
+            </w:r>
+          </w:p>
+        </w:tc>
+        <w:tc>
+          <w:tcPr/>
+          <w:p>
+            <w:pPr>
+              <w:pStyle w:val="Compact"/>
+              <w:jc w:val="center"/>
+            </w:pPr>
+            <w:r>
+              <w:t xml:space="preserve">연의 경과 일수 정보</w:t>
+            </w:r>
+          </w:p>
+        </w:tc>
+      </w:tr>
+      <w:tr>
+        <w:tc>
+          <w:tcPr/>
+          <w:p>
+            <w:pPr>
+              <w:pStyle w:val="Compact"/>
+              <w:jc w:val="center"/>
+            </w:pPr>
+            <w:r>
+              <w:t xml:space="preserve">week</w:t>
+            </w:r>
+          </w:p>
+        </w:tc>
+        <w:tc>
+          <w:tcPr/>
+          <w:p>
+            <w:pPr>
+              <w:pStyle w:val="Compact"/>
+              <w:jc w:val="center"/>
+            </w:pPr>
+            <w:r>
+              <w:t xml:space="preserve">연의 경과 주수 정보</w:t>
+            </w:r>
+          </w:p>
+        </w:tc>
+      </w:tr>
+      <w:tr>
+        <w:tc>
+          <w:tcPr/>
+          <w:p>
+            <w:pPr>
+              <w:pStyle w:val="Compact"/>
+              <w:jc w:val="center"/>
+            </w:pPr>
+            <w:r>
+              <w:t xml:space="preserve">dayofweek</w:t>
+            </w:r>
+          </w:p>
+        </w:tc>
+        <w:tc>
+          <w:tcPr/>
+          <w:p>
+            <w:pPr>
+              <w:pStyle w:val="Compact"/>
+              <w:jc w:val="center"/>
+            </w:pPr>
+            <w:r>
+              <w:t xml:space="preserve">주의 요일 정보(월 = 0, 일 = 6)</w:t>
+            </w:r>
+          </w:p>
+        </w:tc>
+      </w:tr>
+      <w:tr>
+        <w:tc>
+          <w:tcPr/>
+          <w:p>
+            <w:pPr>
+              <w:pStyle w:val="Compact"/>
+              <w:jc w:val="center"/>
+            </w:pPr>
+            <w:r>
+              <w:t xml:space="preserve">quarter</w:t>
+            </w:r>
+          </w:p>
+        </w:tc>
+        <w:tc>
+          <w:tcPr/>
+          <w:p>
+            <w:pPr>
+              <w:pStyle w:val="Compact"/>
+              <w:jc w:val="center"/>
+            </w:pPr>
+            <w:r>
+              <w:t xml:space="preserve">분기 정보</w:t>
+            </w:r>
+          </w:p>
+        </w:tc>
+      </w:tr>
+      <w:tr>
+        <w:tc>
+          <w:tcPr/>
+          <w:p>
+            <w:pPr>
+              <w:pStyle w:val="Compact"/>
+              <w:jc w:val="center"/>
+            </w:pPr>
+            <w:r>
+              <w:t xml:space="preserve">days_in_month</w:t>
+            </w:r>
+          </w:p>
+        </w:tc>
+        <w:tc>
+          <w:tcPr/>
+          <w:p>
+            <w:pPr>
+              <w:pStyle w:val="Compact"/>
+              <w:jc w:val="center"/>
+            </w:pPr>
+            <w:r>
+              <w:t xml:space="preserve">월의 일수 정보</w:t>
+            </w:r>
+          </w:p>
+        </w:tc>
+      </w:tr>
+    </w:tbl>
+    <w:p>
+      <w:pPr>
+        <w:pStyle w:val="SourceCode"/>
+      </w:pPr>
+      <w:r>
+        <w:rPr>
+          <w:rStyle w:val="NormalTok"/>
+        </w:rPr>
+        <w:t xml:space="preserve">dt.date(</w:t>
+      </w:r>
+      <w:r>
+        <w:rPr>
+          <w:rStyle w:val="DecValTok"/>
+        </w:rPr>
+        <w:t xml:space="preserve">2023</w:t>
+      </w:r>
+      <w:r>
+        <w:rPr>
+          <w:rStyle w:val="NormalTok"/>
+        </w:rPr>
+        <w:t xml:space="preserve">, </w:t>
+      </w:r>
+      <w:r>
+        <w:rPr>
+          <w:rStyle w:val="DecValTok"/>
+        </w:rPr>
+        <w:t xml:space="preserve">2</w:t>
+      </w:r>
+      <w:r>
+        <w:rPr>
+          <w:rStyle w:val="NormalTok"/>
+        </w:rPr>
+        <w:t xml:space="preserve">, </w:t>
+      </w:r>
+      <w:r>
+        <w:rPr>
+          <w:rStyle w:val="DecValTok"/>
+        </w:rPr>
+        <w:t xml:space="preserve">4</w:t>
+      </w:r>
+      <w:r>
+        <w:rPr>
+          <w:rStyle w:val="NormalTok"/>
+        </w:rPr>
+        <w:t xml:space="preserve">).year</w:t>
+      </w:r>
+    </w:p>
+    <w:p>
+      <w:pPr>
+        <w:pStyle w:val="SourceCode"/>
+      </w:pPr>
+      <w:r>
+        <w:rPr>
+          <w:rStyle w:val="VerbatimChar"/>
+        </w:rPr>
+        <w:t xml:space="preserve">2023</w:t>
+      </w:r>
+    </w:p>
+    <w:p>
+      <w:pPr>
+        <w:pStyle w:val="SourceCode"/>
+      </w:pPr>
+      <w:r>
+        <w:rPr>
+          <w:rStyle w:val="NormalTok"/>
+        </w:rPr>
+        <w:t xml:space="preserve">pd.Timestamp(</w:t>
+      </w:r>
+      <w:r>
+        <w:rPr>
+          <w:rStyle w:val="StringTok"/>
+        </w:rPr>
+        <w:t xml:space="preserve">'2023-02-04'</w:t>
+      </w:r>
+      <w:r>
+        <w:rPr>
+          <w:rStyle w:val="NormalTok"/>
+        </w:rPr>
+        <w:t xml:space="preserve">).month</w:t>
+      </w:r>
+    </w:p>
+    <w:p>
+      <w:pPr>
+        <w:pStyle w:val="SourceCode"/>
+      </w:pPr>
+      <w:r>
+        <w:rPr>
+          <w:rStyle w:val="VerbatimChar"/>
+        </w:rPr>
+        <w:t xml:space="preserve">2</w:t>
+      </w:r>
+    </w:p>
+    <w:p>
+      <w:pPr>
+        <w:pStyle w:val="SourceCode"/>
+      </w:pPr>
+      <w:r>
+        <w:rPr>
+          <w:rStyle w:val="NormalTok"/>
+        </w:rPr>
+        <w:t xml:space="preserve">np.datetime64(</w:t>
+      </w:r>
+      <w:r>
+        <w:rPr>
+          <w:rStyle w:val="StringTok"/>
+        </w:rPr>
+        <w:t xml:space="preserve">'2023-02-04'</w:t>
+      </w:r>
+      <w:r>
+        <w:rPr>
+          <w:rStyle w:val="NormalTok"/>
+        </w:rPr>
+        <w:t xml:space="preserve">).astype(</w:t>
+      </w:r>
+      <w:r>
+        <w:rPr>
+          <w:rStyle w:val="BuiltInTok"/>
+        </w:rPr>
+        <w:t xml:space="preserve">object</w:t>
+      </w:r>
+      <w:r>
+        <w:rPr>
+          <w:rStyle w:val="NormalTok"/>
+        </w:rPr>
+        <w:t xml:space="preserve">).day</w:t>
+      </w:r>
+    </w:p>
+    <w:p>
+      <w:pPr>
+        <w:pStyle w:val="SourceCode"/>
+      </w:pPr>
+      <w:r>
+        <w:rPr>
+          <w:rStyle w:val="VerbatimChar"/>
+        </w:rPr>
+        <w:t xml:space="preserve">4</w:t>
+      </w:r>
+    </w:p>
+    <w:p>
+      <w:pPr>
+        <w:pStyle w:val="SourceCode"/>
+      </w:pPr>
+      <w:r>
+        <w:rPr>
+          <w:rStyle w:val="NormalTok"/>
+        </w:rPr>
+        <w:t xml:space="preserve">pd.to_datetime([</w:t>
+      </w:r>
+      <w:r>
+        <w:rPr>
+          <w:rStyle w:val="StringTok"/>
+        </w:rPr>
+        <w:t xml:space="preserve">'2023-02-04'</w:t>
+      </w:r>
+      <w:r>
+        <w:rPr>
+          <w:rStyle w:val="NormalTok"/>
+        </w:rPr>
+        <w:t xml:space="preserve">, </w:t>
+      </w:r>
+      <w:r>
+        <w:rPr>
+          <w:rStyle w:val="StringTok"/>
+        </w:rPr>
+        <w:t xml:space="preserve">'2023-02-05'</w:t>
+      </w:r>
+      <w:r>
+        <w:rPr>
+          <w:rStyle w:val="NormalTok"/>
+        </w:rPr>
+        <w:t xml:space="preserve">, </w:t>
+      </w:r>
+      <w:r>
+        <w:rPr>
+          <w:rStyle w:val="StringTok"/>
+        </w:rPr>
+        <w:t xml:space="preserve">'2023-02-06'</w:t>
+      </w:r>
+      <w:r>
+        <w:rPr>
+          <w:rStyle w:val="NormalTok"/>
+        </w:rPr>
+        <w:t xml:space="preserve">]).dayofyear</w:t>
+      </w:r>
+    </w:p>
+    <w:p>
+      <w:pPr>
+        <w:pStyle w:val="SourceCode"/>
+      </w:pPr>
+      <w:r>
+        <w:rPr>
+          <w:rStyle w:val="VerbatimChar"/>
+        </w:rPr>
+        <w:t xml:space="preserve">Int64Index([35, 36, 37], dtype='int64')</w:t>
+      </w:r>
+    </w:p>
+    <w:p>
+      <w:pPr>
+        <w:pStyle w:val="SourceCode"/>
+      </w:pPr>
+      <w:r>
+        <w:rPr>
+          <w:rStyle w:val="NormalTok"/>
+        </w:rPr>
+        <w:t xml:space="preserve">pd.date_range(</w:t>
+      </w:r>
+      <w:r>
+        <w:rPr>
+          <w:rStyle w:val="StringTok"/>
+        </w:rPr>
+        <w:t xml:space="preserve">"2023-02-04"</w:t>
+      </w:r>
+      <w:r>
+        <w:rPr>
+          <w:rStyle w:val="NormalTok"/>
+        </w:rPr>
+        <w:t xml:space="preserve">, </w:t>
+      </w:r>
+      <w:r>
+        <w:rPr>
+          <w:rStyle w:val="StringTok"/>
+        </w:rPr>
+        <w:t xml:space="preserve">"2023-02-06"</w:t>
+      </w:r>
+      <w:r>
+        <w:rPr>
+          <w:rStyle w:val="NormalTok"/>
+        </w:rPr>
+        <w:t xml:space="preserve">).dayofweek</w:t>
+      </w:r>
+    </w:p>
+    <w:p>
+      <w:pPr>
+        <w:pStyle w:val="SourceCode"/>
+      </w:pPr>
+      <w:r>
+        <w:rPr>
+          <w:rStyle w:val="VerbatimChar"/>
+        </w:rPr>
+        <w:t xml:space="preserve">Int64Index([5, 6, 0], dtype='int64')</w:t>
+      </w:r>
+    </w:p>
     <w:bookmarkEnd w:id="24"/>
+    <w:bookmarkEnd w:id="25"/>
     <w:sectPr/>
   </w:body>
 </w:document>

--- a/dataclass.docx
+++ b/dataclass.docx
@@ -2,13 +2,37 @@
 <file path=word/document.xml><?xml version="1.0" encoding="utf-8"?>
 <w:document xmlns:w="http://schemas.openxmlformats.org/wordprocessingml/2006/main" xmlns:m="http://schemas.openxmlformats.org/officeDocument/2006/math" xmlns:r="http://schemas.openxmlformats.org/officeDocument/2006/relationships" xmlns:o="urn:schemas-microsoft-com:office:office" xmlns:v="urn:schemas-microsoft-com:vml" xmlns:w10="urn:schemas-microsoft-com:office:word" xmlns:a="http://schemas.openxmlformats.org/drawingml/2006/main" xmlns:pic="http://schemas.openxmlformats.org/drawingml/2006/picture" xmlns:wp="http://schemas.openxmlformats.org/drawingml/2006/wordprocessingDrawing">
   <w:body>
-    <w:bookmarkStart w:id="23" w:name="날짜와-시간-데이터-클래스"/>
+    <w:bookmarkStart w:id="32" w:name="날짜와-시간-데이터-타입"/>
     <w:p>
       <w:pPr>
         <w:pStyle w:val="Heading1"/>
       </w:pPr>
       <w:r>
-        <w:t xml:space="preserve">날짜와 시간 데이터 클래스</w:t>
+        <w:t xml:space="preserve">1. 날짜와 시간 데이터 타입</w:t>
+      </w:r>
+    </w:p>
+    <w:p>
+      <w:pPr>
+        <w:pStyle w:val="FirstParagraph"/>
+      </w:pPr>
+      <w:r>
+        <w:t xml:space="preserve">시계열 데이터는 시간의 흐름에 따라 기록되는 데이터를 말한다. 즉 시간의 흐름에 따라 발생되는 특정 이벤트, 데이터를 시간이라는 특성 변수를 사용하여 표현한 데이터의 집합을 말하는 것으로, 시계열 데이터는 시간 정보를 표현하는 변수와 이 시간 정보의 변화에 따른 데이터들로 구성된다. 물론 시계열 데이터가 꼭 시간을 기반으로 한 데이터의 변화를 표현하는 것은 아니다. 회차나 특정 이벤트의 발생에 따른 데이터의 기록도 넓은 의미에서 시계열 데이터로 볼 수 있다.</w:t>
+      </w:r>
+    </w:p>
+    <w:p>
+      <w:pPr>
+        <w:pStyle w:val="BodyText"/>
+      </w:pPr>
+      <w:r>
+        <w:t xml:space="preserve">시계열 데이터의 구축 방법은 크게 두 가지로 나눌 수 있다. 첫 번째는 시간을 중심으로 데이터를 기록하는 시계열 데이터이다. 주로 경영, 경제 지표들이 이에 속하는데 연도별 GDP, 월별 수출입 동향, 일별 판매액 등과 같이 특정한 시간 간격에 따른 데이터의 집계치에 대한 데이터가 구축되는 방법이다. 두 번째는 특정 이벤트의 발생에 따른 데이터를 기록하는 방법이다. 이 방법의 예로 가장 흔히 볼 수 있는 것이 웹 사이트의 접속자 로그이다. 웹 사이트의 접속자의 데이터가 기록되는 접속 로그는 필수적으로 접속 시간이 기록된다. 하지만 그 접속시간은 접속자가 발생할 때만 기록되고 그 시간의 간격은 불연속적이며 등간격적이지 않기 때문에 하지만 두 번째 방법으로 구축된 데이터는 사실 시계열 데이터라기 보다는 데이터의 하나의 변수로 날짜와 시간이 기록된 데이터로 보는 것이 맞다. 시계열 데이터를 사용해 분석하고 예측하기 위해서는 첫 번째 방법과 같이 일정한 시간 간격으로 데이터가 처리되어 있어야 한다.</w:t>
+      </w:r>
+    </w:p>
+    <w:p>
+      <w:pPr>
+        <w:pStyle w:val="BodyText"/>
+      </w:pPr>
+      <w:r>
+        <w:t xml:space="preserve">이러한 시계열 데이터를 표현하기 위해서 가장 기본적으로 필요한 것이 해당 데이터의 날짜나 시간을 기록하기 위한 데이터 타입이다. python에서는 날짜와 시간 데이터를 다루기 위해 단일 시점을 표현하는 timestamp 데이터 타입, 단일 시점이 모인 데이터의 집합의 시간 인덱스 데이터 타입, 시간의 일정 기간 데이터 타입 등을 제공한다.</w:t>
       </w:r>
     </w:p>
     <w:p>
@@ -94,13 +118,13 @@
         <w:t xml:space="preserve"> dt</w:t>
       </w:r>
     </w:p>
-    <w:bookmarkStart w:id="20" w:name="datetime"/>
+    <w:bookmarkStart w:id="29" w:name="시점-데이터timestamp"/>
     <w:p>
       <w:pPr>
         <w:pStyle w:val="Heading2"/>
       </w:pPr>
       <w:r>
-        <w:t xml:space="preserve">datetime</w:t>
+        <w:t xml:space="preserve">1.1 시점 데이터(timestamp)</w:t>
       </w:r>
     </w:p>
     <w:p>
@@ -108,6 +132,162 @@
         <w:pStyle w:val="FirstParagraph"/>
       </w:pPr>
       <w:r>
+        <w:t xml:space="preserve">시점 데이터는 영문으로 timestamp라고 표현되는데 특정 시간을 지칭하는 데이터를 말한다. timestamp라고 하는 어원은 과거 60~70년대 사무실에서 서류를 받은 시간을 기록하기 위해 사용했던 고무 스탬프에서 유래했다고 한다. 이와 같이 특정 사건이 발생한 바로 그 시각을 도장으로 찍듯이 시간을 기록하는 것을 timestamp라고 한다. 이 개념을 IT 시스템에 도입한 것이 UNIX 시스템이다.</w:t>
+      </w:r>
+    </w:p>
+    <w:p>
+      <w:pPr>
+        <w:pStyle w:val="BodyText"/>
+      </w:pPr>
+      <w:r>
+        <w:drawing>
+          <wp:inline>
+            <wp:extent cx="3810000" cy="2540000"/>
+            <wp:effectExtent b="0" l="0" r="0" t="0"/>
+            <wp:docPr descr="" title="timestamp" id="21" name="Picture"/>
+            <a:graphic>
+              <a:graphicData uri="http://schemas.openxmlformats.org/drawingml/2006/picture">
+                <pic:pic>
+                  <pic:nvPicPr>
+                    <pic:cNvPr descr="./timestamp.jpg" id="22" name="Picture"/>
+                    <pic:cNvPicPr>
+                      <a:picLocks noChangeArrowheads="1" noChangeAspect="1"/>
+                    </pic:cNvPicPr>
+                  </pic:nvPicPr>
+                  <pic:blipFill>
+                    <a:blip r:embed="rId20"/>
+                    <a:stretch>
+                      <a:fillRect/>
+                    </a:stretch>
+                  </pic:blipFill>
+                  <pic:spPr bwMode="auto">
+                    <a:xfrm>
+                      <a:off x="0" y="0"/>
+                      <a:ext cx="3810000" cy="2540000"/>
+                    </a:xfrm>
+                    <a:prstGeom prst="rect">
+                      <a:avLst/>
+                    </a:prstGeom>
+                    <a:noFill/>
+                    <a:ln w="9525">
+                      <a:noFill/>
+                      <a:headEnd/>
+                      <a:tailEnd/>
+                    </a:ln>
+                  </pic:spPr>
+                </pic:pic>
+              </a:graphicData>
+            </a:graphic>
+          </wp:inline>
+        </w:drawing>
+      </w:r>
+    </w:p>
+    <w:p>
+      <w:pPr>
+        <w:pStyle w:val="BodyText"/>
+      </w:pPr>
+      <w:r>
+        <w:t xml:space="preserve">보통 IT 시스템에서 timestamp라 하면 Unix Time, POSIX Time, Epoch Time 등과 같은 unix 시스템에서 사용하는 timestamp를 지칭하는데 1970년 1월 1일로부터 경과 시간을 초로 환산하여 정수로 표현한다. 1970년 1월 1일을 그 시점으로 하는 것에는 여러가지 학설이 존재하지만 가장 유력한 것은 UNIX 시스템의 시작일을 1970년 1월 1일로 설정하기 때문이라는 학설이다. 하지만 python에서 사용하는 timestamp는 백만분의 1초인 마이크로 세컨드까지 지원한다.</w:t>
+      </w:r>
+    </w:p>
+    <w:p>
+      <w:pPr>
+        <w:pStyle w:val="BodyText"/>
+      </w:pPr>
+      <w:r>
+        <w:t xml:space="preserve">이 timestamp는 하나의 시점을 의미하기 때문에 벡터(vector)형 데이터가 아닌 스칼라(scalar)형 데이터이다.</w:t>
+      </w:r>
+    </w:p>
+    <w:tbl>
+      <w:tblPr>
+        <w:tblStyle w:val="Table"/>
+        <w:tblW w:type="pct" w:w="5000"/>
+        <w:tblLook w:firstRow="0" w:lastRow="0" w:firstColumn="0" w:lastColumn="0" w:noHBand="0" w:noVBand="0" w:val="0000"/>
+      </w:tblPr>
+      <w:tblGrid>
+        <w:gridCol w:w="7920"/>
+      </w:tblGrid>
+      <w:tr>
+        <w:tc>
+          <w:tcPr/>
+          <w:p>
+            <w:pPr>
+              <w:pStyle w:val="Figure"/>
+              <w:jc w:val="center"/>
+            </w:pPr>
+            <w:r>
+              <w:drawing>
+                <wp:inline>
+                  <wp:extent cx="5334000" cy="2744912"/>
+                  <wp:effectExtent b="0" l="0" r="0" t="0"/>
+                  <wp:docPr descr="" title="유닉스타임스탬프" id="24" name="Picture"/>
+                  <a:graphic>
+                    <a:graphicData uri="http://schemas.openxmlformats.org/drawingml/2006/picture">
+                      <pic:pic>
+                        <pic:nvPicPr>
+                          <pic:cNvPr descr="./unixtimestamp.png" id="25" name="Picture"/>
+                          <pic:cNvPicPr>
+                            <a:picLocks noChangeArrowheads="1" noChangeAspect="1"/>
+                          </pic:cNvPicPr>
+                        </pic:nvPicPr>
+                        <pic:blipFill>
+                          <a:blip r:embed="rId23"/>
+                          <a:stretch>
+                            <a:fillRect/>
+                          </a:stretch>
+                        </pic:blipFill>
+                        <pic:spPr bwMode="auto">
+                          <a:xfrm>
+                            <a:off x="0" y="0"/>
+                            <a:ext cx="5334000" cy="2744912"/>
+                          </a:xfrm>
+                          <a:prstGeom prst="rect">
+                            <a:avLst/>
+                          </a:prstGeom>
+                          <a:noFill/>
+                          <a:ln w="9525">
+                            <a:noFill/>
+                            <a:headEnd/>
+                            <a:tailEnd/>
+                          </a:ln>
+                        </pic:spPr>
+                      </pic:pic>
+                    </a:graphicData>
+                  </a:graphic>
+                </wp:inline>
+              </w:drawing>
+            </w:r>
+          </w:p>
+          <w:p>
+            <w:pPr>
+              <w:jc w:val="center"/>
+            </w:pPr>
+            <w:pPr>
+              <w:jc w:val="start"/>
+              <w:spacing w:before="200"/>
+              <w:pStyle w:val="ImageCaption"/>
+            </w:pPr>
+            <w:r>
+              <w:t xml:space="preserve">fdsafdsa</w:t>
+            </w:r>
+          </w:p>
+        </w:tc>
+      </w:tr>
+    </w:tbl>
+    <w:bookmarkStart w:id="26" w:name="datetime"/>
+    <w:p>
+      <w:pPr>
+        <w:pStyle w:val="Heading3"/>
+      </w:pPr>
+      <w:r>
+        <w:t xml:space="preserve">1.1.1 datetime</w:t>
+      </w:r>
+    </w:p>
+    <w:p>
+      <w:pPr>
+        <w:pStyle w:val="FirstParagraph"/>
+      </w:pPr>
+      <w:r>
         <w:t xml:space="preserve">python의 기본 날짜 라이브러리인 datetime은 python의 datetime 모듈을 통해 사용이 가능한 데이터 타입이다. 이 datetime 클래스 객체는</w:t>
       </w:r>
       <w:r>
@@ -451,1599 +631,1887 @@
         <w:t xml:space="preserve">False</w:t>
       </w:r>
     </w:p>
-    <w:bookmarkEnd w:id="20"/>
-    <w:bookmarkStart w:id="21" w:name="pandas---timestamp"/>
+    <w:bookmarkEnd w:id="26"/>
+    <w:bookmarkStart w:id="27" w:name="pandas---timestamp"/>
+    <w:p>
+      <w:pPr>
+        <w:pStyle w:val="Heading3"/>
+      </w:pPr>
+      <w:r>
+        <w:t xml:space="preserve">1.1.2 pandas - Timestamp()</w:t>
+      </w:r>
+    </w:p>
+    <w:p>
+      <w:pPr>
+        <w:pStyle w:val="FirstParagraph"/>
+      </w:pPr>
+      <w:r>
+        <w:t xml:space="preserve">python에서 데이터 분석을 위해 선행되어야 하는 데이터 전처리에 가장 기본적으로 사용되는 라이브러리가 pandas 이다. 사실 pandas에서 제공하는 데이터 타입은 pandas에서 자체 정의한 데이터 타입도 있지만 python에서 기본적으로 제공하는 데이터 타입을 준용하여 제공하는 데이터 타입도 있다. 앞서 설명한 Datetime의 pandas 버전이 Timestamp 데이터 타입이다. 따라서 Timestamp는 datetime의 기본 메쏘드를 상속받아 사용이 가능하며, pandas로 구현하는 시계열 데이터프레임의 인덱스로 사용되는 datetimeindex의 원형으로 사용된다.</w:t>
+      </w:r>
+      <w:r>
+        <w:t xml:space="preserve"> </w:t>
+      </w:r>
+      <w:r>
+        <w:t xml:space="preserve">Timestamp는 pandas의</w:t>
+      </w:r>
+      <w:r>
+        <w:t xml:space="preserve"> </w:t>
+      </w:r>
+      <w:r>
+        <w:rPr>
+          <w:rStyle w:val="VerbatimChar"/>
+        </w:rPr>
+        <w:t xml:space="preserve">Timestamp()</w:t>
+      </w:r>
+      <w:r>
+        <w:t xml:space="preserve">나</w:t>
+      </w:r>
+      <w:r>
+        <w:t xml:space="preserve"> </w:t>
+      </w:r>
+      <w:r>
+        <w:rPr>
+          <w:rStyle w:val="VerbatimChar"/>
+        </w:rPr>
+        <w:t xml:space="preserve">to_datetime()</w:t>
+      </w:r>
+      <w:r>
+        <w:t xml:space="preserve">을 사용하여 만든다.</w:t>
+      </w:r>
+      <w:r>
+        <w:t xml:space="preserve"> </w:t>
+      </w:r>
+      <w:r>
+        <w:rPr>
+          <w:rStyle w:val="VerbatimChar"/>
+        </w:rPr>
+        <w:t xml:space="preserve">date()</w:t>
+      </w:r>
+      <w:r>
+        <w:t xml:space="preserve">와</w:t>
+      </w:r>
+      <w:r>
+        <w:t xml:space="preserve"> </w:t>
+      </w:r>
+      <w:r>
+        <w:rPr>
+          <w:rStyle w:val="VerbatimChar"/>
+        </w:rPr>
+        <w:t xml:space="preserve">datetime()</w:t>
+      </w:r>
+      <w:r>
+        <w:t xml:space="preserve">과 같이 년, 월, 일을 가르키는 세 개의 정수를 사용하여 만들수도 있고 년월일로 표시된 문자열로도 만들수 있으며 1970년 1월 1일부터</w:t>
+      </w:r>
+      <w:r>
+        <w:t xml:space="preserve"> </w:t>
+      </w:r>
+      <w:r>
+        <w:t xml:space="preserve">‘</w:t>
+      </w:r>
+      <w:r>
+        <w:t xml:space="preserve">unit</w:t>
+      </w:r>
+      <w:r>
+        <w:t xml:space="preserve">’</w:t>
+      </w:r>
+      <w:r>
+        <w:t xml:space="preserve"> </w:t>
+      </w:r>
+      <w:r>
+        <w:t xml:space="preserve">매개변수의 단위만큼의 경과 시간으로 설정할 수 있다. 다음은 2023년 2월 4일을</w:t>
+      </w:r>
+      <w:r>
+        <w:t xml:space="preserve"> </w:t>
+      </w:r>
+      <w:r>
+        <w:rPr>
+          <w:rStyle w:val="VerbatimChar"/>
+        </w:rPr>
+        <w:t xml:space="preserve">Timestamp()</w:t>
+      </w:r>
+      <w:r>
+        <w:t xml:space="preserve">로 표현하는 세 가지 방법이다.</w:t>
+      </w:r>
+    </w:p>
+    <w:p>
+      <w:pPr>
+        <w:pStyle w:val="SourceCode"/>
+      </w:pPr>
+      <w:r>
+        <w:rPr>
+          <w:rStyle w:val="ImportTok"/>
+        </w:rPr>
+        <w:t xml:space="preserve">import</w:t>
+      </w:r>
+      <w:r>
+        <w:rPr>
+          <w:rStyle w:val="NormalTok"/>
+        </w:rPr>
+        <w:t xml:space="preserve"> pandas </w:t>
+      </w:r>
+      <w:r>
+        <w:rPr>
+          <w:rStyle w:val="ImportTok"/>
+        </w:rPr>
+        <w:t xml:space="preserve">as</w:t>
+      </w:r>
+      <w:r>
+        <w:rPr>
+          <w:rStyle w:val="NormalTok"/>
+        </w:rPr>
+        <w:t xml:space="preserve"> pd</w:t>
+      </w:r>
+      <w:r>
+        <w:br/>
+      </w:r>
+      <w:r>
+        <w:br/>
+      </w:r>
+      <w:r>
+        <w:rPr>
+          <w:rStyle w:val="BuiltInTok"/>
+        </w:rPr>
+        <w:t xml:space="preserve">print</w:t>
+      </w:r>
+      <w:r>
+        <w:rPr>
+          <w:rStyle w:val="NormalTok"/>
+        </w:rPr>
+        <w:t xml:space="preserve">(pd.Timestamp(</w:t>
+      </w:r>
+      <w:r>
+        <w:rPr>
+          <w:rStyle w:val="StringTok"/>
+        </w:rPr>
+        <w:t xml:space="preserve">'2023-02-04'</w:t>
+      </w:r>
+      <w:r>
+        <w:rPr>
+          <w:rStyle w:val="NormalTok"/>
+        </w:rPr>
+        <w:t xml:space="preserve">))</w:t>
+      </w:r>
+      <w:r>
+        <w:br/>
+      </w:r>
+      <w:r>
+        <w:rPr>
+          <w:rStyle w:val="BuiltInTok"/>
+        </w:rPr>
+        <w:t xml:space="preserve">print</w:t>
+      </w:r>
+      <w:r>
+        <w:rPr>
+          <w:rStyle w:val="NormalTok"/>
+        </w:rPr>
+        <w:t xml:space="preserve">(pd.Timestamp(</w:t>
+      </w:r>
+      <w:r>
+        <w:rPr>
+          <w:rStyle w:val="DecValTok"/>
+        </w:rPr>
+        <w:t xml:space="preserve">2023</w:t>
+      </w:r>
+      <w:r>
+        <w:rPr>
+          <w:rStyle w:val="NormalTok"/>
+        </w:rPr>
+        <w:t xml:space="preserve">, </w:t>
+      </w:r>
+      <w:r>
+        <w:rPr>
+          <w:rStyle w:val="DecValTok"/>
+        </w:rPr>
+        <w:t xml:space="preserve">2</w:t>
+      </w:r>
+      <w:r>
+        <w:rPr>
+          <w:rStyle w:val="NormalTok"/>
+        </w:rPr>
+        <w:t xml:space="preserve">, </w:t>
+      </w:r>
+      <w:r>
+        <w:rPr>
+          <w:rStyle w:val="DecValTok"/>
+        </w:rPr>
+        <w:t xml:space="preserve">4</w:t>
+      </w:r>
+      <w:r>
+        <w:rPr>
+          <w:rStyle w:val="NormalTok"/>
+        </w:rPr>
+        <w:t xml:space="preserve">))</w:t>
+      </w:r>
+      <w:r>
+        <w:br/>
+      </w:r>
+      <w:r>
+        <w:rPr>
+          <w:rStyle w:val="BuiltInTok"/>
+        </w:rPr>
+        <w:t xml:space="preserve">print</w:t>
+      </w:r>
+      <w:r>
+        <w:rPr>
+          <w:rStyle w:val="NormalTok"/>
+        </w:rPr>
+        <w:t xml:space="preserve">(pd.Timestamp(</w:t>
+      </w:r>
+      <w:r>
+        <w:rPr>
+          <w:rStyle w:val="DecValTok"/>
+        </w:rPr>
+        <w:t xml:space="preserve">19392</w:t>
+      </w:r>
+      <w:r>
+        <w:rPr>
+          <w:rStyle w:val="NormalTok"/>
+        </w:rPr>
+        <w:t xml:space="preserve">, unit </w:t>
+      </w:r>
+      <w:r>
+        <w:rPr>
+          <w:rStyle w:val="OperatorTok"/>
+        </w:rPr>
+        <w:t xml:space="preserve">=</w:t>
+      </w:r>
+      <w:r>
+        <w:rPr>
+          <w:rStyle w:val="NormalTok"/>
+        </w:rPr>
+        <w:t xml:space="preserve"> </w:t>
+      </w:r>
+      <w:r>
+        <w:rPr>
+          <w:rStyle w:val="StringTok"/>
+        </w:rPr>
+        <w:t xml:space="preserve">'d'</w:t>
+      </w:r>
+      <w:r>
+        <w:rPr>
+          <w:rStyle w:val="NormalTok"/>
+        </w:rPr>
+        <w:t xml:space="preserve">)) </w:t>
+      </w:r>
+      <w:r>
+        <w:rPr>
+          <w:rStyle w:val="CommentTok"/>
+        </w:rPr>
+        <w:t xml:space="preserve">## 1970년 1월 1일로부터의 경과일수</w:t>
+      </w:r>
+    </w:p>
+    <w:p>
+      <w:pPr>
+        <w:pStyle w:val="SourceCode"/>
+      </w:pPr>
+      <w:r>
+        <w:rPr>
+          <w:rStyle w:val="VerbatimChar"/>
+        </w:rPr>
+        <w:t xml:space="preserve">2023-02-04 00:00:00</w:t>
+      </w:r>
+      <w:r>
+        <w:br/>
+      </w:r>
+      <w:r>
+        <w:rPr>
+          <w:rStyle w:val="VerbatimChar"/>
+        </w:rPr>
+        <w:t xml:space="preserve">2023-02-04 00:00:00</w:t>
+      </w:r>
+      <w:r>
+        <w:br/>
+      </w:r>
+      <w:r>
+        <w:rPr>
+          <w:rStyle w:val="VerbatimChar"/>
+        </w:rPr>
+        <w:t xml:space="preserve">2023-02-04 00:00:00</w:t>
+      </w:r>
+    </w:p>
+    <w:p>
+      <w:pPr>
+        <w:pStyle w:val="SourceCode"/>
+      </w:pPr>
+      <w:r>
+        <w:rPr>
+          <w:rStyle w:val="NormalTok"/>
+        </w:rPr>
+        <w:t xml:space="preserve">pd.to_datetime(</w:t>
+      </w:r>
+      <w:r>
+        <w:rPr>
+          <w:rStyle w:val="StringTok"/>
+        </w:rPr>
+        <w:t xml:space="preserve">'23-02-04'</w:t>
+      </w:r>
+      <w:r>
+        <w:rPr>
+          <w:rStyle w:val="NormalTok"/>
+        </w:rPr>
+        <w:t xml:space="preserve">, </w:t>
+      </w:r>
+      <w:r>
+        <w:rPr>
+          <w:rStyle w:val="BuiltInTok"/>
+        </w:rPr>
+        <w:t xml:space="preserve">format</w:t>
+      </w:r>
+      <w:r>
+        <w:rPr>
+          <w:rStyle w:val="NormalTok"/>
+        </w:rPr>
+        <w:t xml:space="preserve"> </w:t>
+      </w:r>
+      <w:r>
+        <w:rPr>
+          <w:rStyle w:val="OperatorTok"/>
+        </w:rPr>
+        <w:t xml:space="preserve">=</w:t>
+      </w:r>
+      <w:r>
+        <w:rPr>
+          <w:rStyle w:val="NormalTok"/>
+        </w:rPr>
+        <w:t xml:space="preserve"> </w:t>
+      </w:r>
+      <w:r>
+        <w:rPr>
+          <w:rStyle w:val="StringTok"/>
+        </w:rPr>
+        <w:t xml:space="preserve">'%y-%m-</w:t>
+      </w:r>
+      <w:r>
+        <w:rPr>
+          <w:rStyle w:val="SpecialCharTok"/>
+        </w:rPr>
+        <w:t xml:space="preserve">%d</w:t>
+      </w:r>
+      <w:r>
+        <w:rPr>
+          <w:rStyle w:val="StringTok"/>
+        </w:rPr>
+        <w:t xml:space="preserve">'</w:t>
+      </w:r>
+      <w:r>
+        <w:rPr>
+          <w:rStyle w:val="NormalTok"/>
+        </w:rPr>
+        <w:t xml:space="preserve">)</w:t>
+      </w:r>
+    </w:p>
+    <w:p>
+      <w:pPr>
+        <w:pStyle w:val="SourceCode"/>
+      </w:pPr>
+      <w:r>
+        <w:rPr>
+          <w:rStyle w:val="VerbatimChar"/>
+        </w:rPr>
+        <w:t xml:space="preserve">Timestamp('2023-02-04 00:00:00')</w:t>
+      </w:r>
+    </w:p>
+    <w:p>
+      <w:pPr>
+        <w:pStyle w:val="FirstParagraph"/>
+      </w:pPr>
+      <w:r>
+        <w:t xml:space="preserve">Timestamp 데이터 타입은 년, 월, 일 세 개의 시점으로만 데이터 생성이 가능한 datetime과 달리 년도 데이터, 년월 데이터와 같은 시점 데이터를 만들 수 있다는 점이 다르다.</w:t>
+      </w:r>
+      <w:r>
+        <w:t xml:space="preserve"> </w:t>
+      </w:r>
+      <w:r>
+        <w:rPr>
+          <w:rStyle w:val="VerbatimChar"/>
+        </w:rPr>
+        <w:t xml:space="preserve">Timestamp()</w:t>
+      </w:r>
+      <w:r>
+        <w:t xml:space="preserve">의 매개변수로 년, 혹은 년월로 구성된 문자열을 사용하면 월이나 일이 자동적으로 결정된다.</w:t>
+      </w:r>
+    </w:p>
+    <w:p>
+      <w:pPr>
+        <w:pStyle w:val="SourceCode"/>
+      </w:pPr>
+      <w:r>
+        <w:rPr>
+          <w:rStyle w:val="BuiltInTok"/>
+        </w:rPr>
+        <w:t xml:space="preserve">print</w:t>
+      </w:r>
+      <w:r>
+        <w:rPr>
+          <w:rStyle w:val="NormalTok"/>
+        </w:rPr>
+        <w:t xml:space="preserve">(pd.Timestamp(</w:t>
+      </w:r>
+      <w:r>
+        <w:rPr>
+          <w:rStyle w:val="StringTok"/>
+        </w:rPr>
+        <w:t xml:space="preserve">'2023'</w:t>
+      </w:r>
+      <w:r>
+        <w:rPr>
+          <w:rStyle w:val="NormalTok"/>
+        </w:rPr>
+        <w:t xml:space="preserve">))</w:t>
+      </w:r>
+      <w:r>
+        <w:br/>
+      </w:r>
+      <w:r>
+        <w:rPr>
+          <w:rStyle w:val="BuiltInTok"/>
+        </w:rPr>
+        <w:t xml:space="preserve">print</w:t>
+      </w:r>
+      <w:r>
+        <w:rPr>
+          <w:rStyle w:val="NormalTok"/>
+        </w:rPr>
+        <w:t xml:space="preserve">(pd.Timestamp(</w:t>
+      </w:r>
+      <w:r>
+        <w:rPr>
+          <w:rStyle w:val="StringTok"/>
+        </w:rPr>
+        <w:t xml:space="preserve">'2023-02'</w:t>
+      </w:r>
+      <w:r>
+        <w:rPr>
+          <w:rStyle w:val="NormalTok"/>
+        </w:rPr>
+        <w:t xml:space="preserve">))</w:t>
+      </w:r>
+    </w:p>
+    <w:p>
+      <w:pPr>
+        <w:pStyle w:val="SourceCode"/>
+      </w:pPr>
+      <w:r>
+        <w:rPr>
+          <w:rStyle w:val="VerbatimChar"/>
+        </w:rPr>
+        <w:t xml:space="preserve">2023-01-01 00:00:00</w:t>
+      </w:r>
+      <w:r>
+        <w:br/>
+      </w:r>
+      <w:r>
+        <w:rPr>
+          <w:rStyle w:val="VerbatimChar"/>
+        </w:rPr>
+        <w:t xml:space="preserve">2023-02-01 00:00:00</w:t>
+      </w:r>
+    </w:p>
+    <w:p>
+      <w:pPr>
+        <w:pStyle w:val="FirstParagraph"/>
+      </w:pPr>
+      <w:r>
+        <w:t xml:space="preserve">Timestamp 데이터 타입을 생성하는 또 하나의 방법은</w:t>
+      </w:r>
+      <w:r>
+        <w:t xml:space="preserve"> </w:t>
+      </w:r>
+      <w:r>
+        <w:rPr>
+          <w:rStyle w:val="VerbatimChar"/>
+        </w:rPr>
+        <w:t xml:space="preserve">to_datetime()</w:t>
+      </w:r>
+      <w:r>
+        <w:t xml:space="preserve">을 사용하는 것이다.</w:t>
+      </w:r>
+      <w:r>
+        <w:t xml:space="preserve"> </w:t>
+      </w:r>
+      <w:r>
+        <w:rPr>
+          <w:rStyle w:val="VerbatimChar"/>
+        </w:rPr>
+        <w:t xml:space="preserve">to_datetime()</w:t>
+      </w:r>
+      <w:r>
+        <w:t xml:space="preserve">도</w:t>
+      </w:r>
+      <w:r>
+        <w:t xml:space="preserve"> </w:t>
+      </w:r>
+      <w:r>
+        <w:rPr>
+          <w:rStyle w:val="VerbatimChar"/>
+        </w:rPr>
+        <w:t xml:space="preserve">Timestamp()</w:t>
+      </w:r>
+      <w:r>
+        <w:t xml:space="preserve">와 유사한 방법으로 Timestamp 데이터를 만들 수 있는데 앞의</w:t>
+      </w:r>
+      <w:r>
+        <w:t xml:space="preserve"> </w:t>
+      </w:r>
+      <w:r>
+        <w:rPr>
+          <w:rStyle w:val="VerbatimChar"/>
+        </w:rPr>
+        <w:t xml:space="preserve">Timestamp()</w:t>
+      </w:r>
+      <w:r>
+        <w:t xml:space="preserve">로 만든 데이터를</w:t>
+      </w:r>
+      <w:r>
+        <w:t xml:space="preserve"> </w:t>
+      </w:r>
+      <w:r>
+        <w:rPr>
+          <w:rStyle w:val="VerbatimChar"/>
+        </w:rPr>
+        <w:t xml:space="preserve">to_datetime()</w:t>
+      </w:r>
+      <w:r>
+        <w:t xml:space="preserve">으로 만드는 코드는 다음과 같다. 다만</w:t>
+      </w:r>
+      <w:r>
+        <w:t xml:space="preserve"> </w:t>
+      </w:r>
+      <w:r>
+        <w:rPr>
+          <w:rStyle w:val="VerbatimChar"/>
+        </w:rPr>
+        <w:t xml:space="preserve">Timestamp()</w:t>
+      </w:r>
+      <w:r>
+        <w:t xml:space="preserve">로 만드는 방법 중 년, 월, 일을 매개변수로 주는 방법은</w:t>
+      </w:r>
+      <w:r>
+        <w:t xml:space="preserve"> </w:t>
+      </w:r>
+      <w:r>
+        <w:rPr>
+          <w:rStyle w:val="VerbatimChar"/>
+        </w:rPr>
+        <w:t xml:space="preserve">to_datetime()</w:t>
+      </w:r>
+      <w:r>
+        <w:t xml:space="preserve">에서 사용할 수 없다.</w:t>
+      </w:r>
+    </w:p>
+    <w:p>
+      <w:pPr>
+        <w:pStyle w:val="SourceCode"/>
+      </w:pPr>
+      <w:r>
+        <w:rPr>
+          <w:rStyle w:val="BuiltInTok"/>
+        </w:rPr>
+        <w:t xml:space="preserve">print</w:t>
+      </w:r>
+      <w:r>
+        <w:rPr>
+          <w:rStyle w:val="NormalTok"/>
+        </w:rPr>
+        <w:t xml:space="preserve">(pd.to_datetime(</w:t>
+      </w:r>
+      <w:r>
+        <w:rPr>
+          <w:rStyle w:val="StringTok"/>
+        </w:rPr>
+        <w:t xml:space="preserve">'2023-02-04'</w:t>
+      </w:r>
+      <w:r>
+        <w:rPr>
+          <w:rStyle w:val="NormalTok"/>
+        </w:rPr>
+        <w:t xml:space="preserve">))</w:t>
+      </w:r>
+      <w:r>
+        <w:br/>
+      </w:r>
+      <w:r>
+        <w:rPr>
+          <w:rStyle w:val="CommentTok"/>
+        </w:rPr>
+        <w:t xml:space="preserve"># print(pd.to_datetime(2023, 2, 4)) - error</w:t>
+      </w:r>
+      <w:r>
+        <w:br/>
+      </w:r>
+      <w:r>
+        <w:rPr>
+          <w:rStyle w:val="BuiltInTok"/>
+        </w:rPr>
+        <w:t xml:space="preserve">print</w:t>
+      </w:r>
+      <w:r>
+        <w:rPr>
+          <w:rStyle w:val="NormalTok"/>
+        </w:rPr>
+        <w:t xml:space="preserve">(pd.to_datetime(</w:t>
+      </w:r>
+      <w:r>
+        <w:rPr>
+          <w:rStyle w:val="DecValTok"/>
+        </w:rPr>
+        <w:t xml:space="preserve">19392</w:t>
+      </w:r>
+      <w:r>
+        <w:rPr>
+          <w:rStyle w:val="NormalTok"/>
+        </w:rPr>
+        <w:t xml:space="preserve">, unit </w:t>
+      </w:r>
+      <w:r>
+        <w:rPr>
+          <w:rStyle w:val="OperatorTok"/>
+        </w:rPr>
+        <w:t xml:space="preserve">=</w:t>
+      </w:r>
+      <w:r>
+        <w:rPr>
+          <w:rStyle w:val="NormalTok"/>
+        </w:rPr>
+        <w:t xml:space="preserve"> </w:t>
+      </w:r>
+      <w:r>
+        <w:rPr>
+          <w:rStyle w:val="StringTok"/>
+        </w:rPr>
+        <w:t xml:space="preserve">'d'</w:t>
+      </w:r>
+      <w:r>
+        <w:rPr>
+          <w:rStyle w:val="NormalTok"/>
+        </w:rPr>
+        <w:t xml:space="preserve">)) </w:t>
+      </w:r>
+      <w:r>
+        <w:rPr>
+          <w:rStyle w:val="CommentTok"/>
+        </w:rPr>
+        <w:t xml:space="preserve">## 1970년 1월 1일로부터의 경과일수</w:t>
+      </w:r>
+      <w:r>
+        <w:br/>
+      </w:r>
+      <w:r>
+        <w:rPr>
+          <w:rStyle w:val="BuiltInTok"/>
+        </w:rPr>
+        <w:t xml:space="preserve">print</w:t>
+      </w:r>
+      <w:r>
+        <w:rPr>
+          <w:rStyle w:val="NormalTok"/>
+        </w:rPr>
+        <w:t xml:space="preserve">(pd.to_datetime(</w:t>
+      </w:r>
+      <w:r>
+        <w:rPr>
+          <w:rStyle w:val="StringTok"/>
+        </w:rPr>
+        <w:t xml:space="preserve">'2023'</w:t>
+      </w:r>
+      <w:r>
+        <w:rPr>
+          <w:rStyle w:val="NormalTok"/>
+        </w:rPr>
+        <w:t xml:space="preserve">))</w:t>
+      </w:r>
+      <w:r>
+        <w:br/>
+      </w:r>
+      <w:r>
+        <w:rPr>
+          <w:rStyle w:val="BuiltInTok"/>
+        </w:rPr>
+        <w:t xml:space="preserve">print</w:t>
+      </w:r>
+      <w:r>
+        <w:rPr>
+          <w:rStyle w:val="NormalTok"/>
+        </w:rPr>
+        <w:t xml:space="preserve">(pd.to_datetime(</w:t>
+      </w:r>
+      <w:r>
+        <w:rPr>
+          <w:rStyle w:val="StringTok"/>
+        </w:rPr>
+        <w:t xml:space="preserve">'2023-02'</w:t>
+      </w:r>
+      <w:r>
+        <w:rPr>
+          <w:rStyle w:val="NormalTok"/>
+        </w:rPr>
+        <w:t xml:space="preserve">))</w:t>
+      </w:r>
+    </w:p>
+    <w:p>
+      <w:pPr>
+        <w:pStyle w:val="SourceCode"/>
+      </w:pPr>
+      <w:r>
+        <w:rPr>
+          <w:rStyle w:val="VerbatimChar"/>
+        </w:rPr>
+        <w:t xml:space="preserve">2023-02-04 00:00:00</w:t>
+      </w:r>
+      <w:r>
+        <w:br/>
+      </w:r>
+      <w:r>
+        <w:rPr>
+          <w:rStyle w:val="VerbatimChar"/>
+        </w:rPr>
+        <w:t xml:space="preserve">2023-02-04 00:00:00</w:t>
+      </w:r>
+      <w:r>
+        <w:br/>
+      </w:r>
+      <w:r>
+        <w:rPr>
+          <w:rStyle w:val="VerbatimChar"/>
+        </w:rPr>
+        <w:t xml:space="preserve">2023-01-01 00:00:00</w:t>
+      </w:r>
+      <w:r>
+        <w:br/>
+      </w:r>
+      <w:r>
+        <w:rPr>
+          <w:rStyle w:val="VerbatimChar"/>
+        </w:rPr>
+        <w:t xml:space="preserve">2023-02-01 00:00:00</w:t>
+      </w:r>
+    </w:p>
+    <w:p>
+      <w:pPr>
+        <w:pStyle w:val="FirstParagraph"/>
+      </w:pPr>
+      <w:r>
+        <w:rPr>
+          <w:rStyle w:val="VerbatimChar"/>
+        </w:rPr>
+        <w:t xml:space="preserve">Timestamp()</w:t>
+      </w:r>
+      <w:r>
+        <w:t xml:space="preserve">와</w:t>
+      </w:r>
+      <w:r>
+        <w:t xml:space="preserve"> </w:t>
+      </w:r>
+      <w:r>
+        <w:rPr>
+          <w:rStyle w:val="VerbatimChar"/>
+        </w:rPr>
+        <w:t xml:space="preserve">to_datetime()</w:t>
+      </w:r>
+      <w:r>
+        <w:t xml:space="preserve">으로 생성한 데이터를 다음의 코드와 같이 비교하면 결과에서 나타나는 것처럼 동일하다는 결과가 나온다.</w:t>
+      </w:r>
+    </w:p>
+    <w:p>
+      <w:pPr>
+        <w:pStyle w:val="SourceCode"/>
+      </w:pPr>
+      <w:r>
+        <w:rPr>
+          <w:rStyle w:val="NormalTok"/>
+        </w:rPr>
+        <w:t xml:space="preserve">pd.Timestamp(</w:t>
+      </w:r>
+      <w:r>
+        <w:rPr>
+          <w:rStyle w:val="StringTok"/>
+        </w:rPr>
+        <w:t xml:space="preserve">'2023-02-04'</w:t>
+      </w:r>
+      <w:r>
+        <w:rPr>
+          <w:rStyle w:val="NormalTok"/>
+        </w:rPr>
+        <w:t xml:space="preserve">) </w:t>
+      </w:r>
+      <w:r>
+        <w:rPr>
+          <w:rStyle w:val="OperatorTok"/>
+        </w:rPr>
+        <w:t xml:space="preserve">==</w:t>
+      </w:r>
+      <w:r>
+        <w:rPr>
+          <w:rStyle w:val="NormalTok"/>
+        </w:rPr>
+        <w:t xml:space="preserve"> pd.Timestamp(</w:t>
+      </w:r>
+      <w:r>
+        <w:rPr>
+          <w:rStyle w:val="DecValTok"/>
+        </w:rPr>
+        <w:t xml:space="preserve">2023</w:t>
+      </w:r>
+      <w:r>
+        <w:rPr>
+          <w:rStyle w:val="NormalTok"/>
+        </w:rPr>
+        <w:t xml:space="preserve">, </w:t>
+      </w:r>
+      <w:r>
+        <w:rPr>
+          <w:rStyle w:val="DecValTok"/>
+        </w:rPr>
+        <w:t xml:space="preserve">2</w:t>
+      </w:r>
+      <w:r>
+        <w:rPr>
+          <w:rStyle w:val="NormalTok"/>
+        </w:rPr>
+        <w:t xml:space="preserve">, </w:t>
+      </w:r>
+      <w:r>
+        <w:rPr>
+          <w:rStyle w:val="DecValTok"/>
+        </w:rPr>
+        <w:t xml:space="preserve">4</w:t>
+      </w:r>
+      <w:r>
+        <w:rPr>
+          <w:rStyle w:val="NormalTok"/>
+        </w:rPr>
+        <w:t xml:space="preserve">) </w:t>
+      </w:r>
+      <w:r>
+        <w:rPr>
+          <w:rStyle w:val="OperatorTok"/>
+        </w:rPr>
+        <w:t xml:space="preserve">==</w:t>
+      </w:r>
+      <w:r>
+        <w:rPr>
+          <w:rStyle w:val="NormalTok"/>
+        </w:rPr>
+        <w:t xml:space="preserve"> pd.to_datetime(</w:t>
+      </w:r>
+      <w:r>
+        <w:rPr>
+          <w:rStyle w:val="StringTok"/>
+        </w:rPr>
+        <w:t xml:space="preserve">'2023-02-04'</w:t>
+      </w:r>
+      <w:r>
+        <w:rPr>
+          <w:rStyle w:val="NormalTok"/>
+        </w:rPr>
+        <w:t xml:space="preserve">) </w:t>
+      </w:r>
+      <w:r>
+        <w:rPr>
+          <w:rStyle w:val="OperatorTok"/>
+        </w:rPr>
+        <w:t xml:space="preserve">==</w:t>
+      </w:r>
+      <w:r>
+        <w:rPr>
+          <w:rStyle w:val="NormalTok"/>
+        </w:rPr>
+        <w:t xml:space="preserve"> pd.to_datetime(</w:t>
+      </w:r>
+      <w:r>
+        <w:rPr>
+          <w:rStyle w:val="DecValTok"/>
+        </w:rPr>
+        <w:t xml:space="preserve">19392</w:t>
+      </w:r>
+      <w:r>
+        <w:rPr>
+          <w:rStyle w:val="NormalTok"/>
+        </w:rPr>
+        <w:t xml:space="preserve">, unit </w:t>
+      </w:r>
+      <w:r>
+        <w:rPr>
+          <w:rStyle w:val="OperatorTok"/>
+        </w:rPr>
+        <w:t xml:space="preserve">=</w:t>
+      </w:r>
+      <w:r>
+        <w:rPr>
+          <w:rStyle w:val="NormalTok"/>
+        </w:rPr>
+        <w:t xml:space="preserve"> </w:t>
+      </w:r>
+      <w:r>
+        <w:rPr>
+          <w:rStyle w:val="StringTok"/>
+        </w:rPr>
+        <w:t xml:space="preserve">'d'</w:t>
+      </w:r>
+      <w:r>
+        <w:rPr>
+          <w:rStyle w:val="NormalTok"/>
+        </w:rPr>
+        <w:t xml:space="preserve">)</w:t>
+      </w:r>
+    </w:p>
+    <w:p>
+      <w:pPr>
+        <w:pStyle w:val="SourceCode"/>
+      </w:pPr>
+      <w:r>
+        <w:rPr>
+          <w:rStyle w:val="VerbatimChar"/>
+        </w:rPr>
+        <w:t xml:space="preserve">True</w:t>
+      </w:r>
+    </w:p>
+    <w:p>
+      <w:pPr>
+        <w:pStyle w:val="FirstParagraph"/>
+      </w:pPr>
+      <w:r>
+        <w:t xml:space="preserve">그렇다면</w:t>
+      </w:r>
+      <w:r>
+        <w:t xml:space="preserve"> </w:t>
+      </w:r>
+      <w:r>
+        <w:rPr>
+          <w:rStyle w:val="VerbatimChar"/>
+        </w:rPr>
+        <w:t xml:space="preserve">Timestamp()</w:t>
+      </w:r>
+      <w:r>
+        <w:t xml:space="preserve">와</w:t>
+      </w:r>
+      <w:r>
+        <w:t xml:space="preserve"> </w:t>
+      </w:r>
+      <w:r>
+        <w:rPr>
+          <w:rStyle w:val="VerbatimChar"/>
+        </w:rPr>
+        <w:t xml:space="preserve">to_datetime()</w:t>
+      </w:r>
+      <w:r>
+        <w:t xml:space="preserve">의 차이는 무엇일까?</w:t>
+      </w:r>
+      <w:r>
+        <w:t xml:space="preserve"> </w:t>
+      </w:r>
+      <w:r>
+        <w:rPr>
+          <w:rStyle w:val="VerbatimChar"/>
+        </w:rPr>
+        <w:t xml:space="preserve">Timestamp()</w:t>
+      </w:r>
+      <w:r>
+        <w:t xml:space="preserve">는 스칼라 데이터 타입만이 가능하지만</w:t>
+      </w:r>
+      <w:r>
+        <w:t xml:space="preserve"> </w:t>
+      </w:r>
+      <w:r>
+        <w:rPr>
+          <w:rStyle w:val="VerbatimChar"/>
+        </w:rPr>
+        <w:t xml:space="preserve">to_datetime()</w:t>
+      </w:r>
+      <w:r>
+        <w:t xml:space="preserve">는 스칼라 데이터 타입과 배열 데이터 타입을 모두 생성할 수 있다는 것이다. 즉</w:t>
+      </w:r>
+      <w:r>
+        <w:t xml:space="preserve"> </w:t>
+      </w:r>
+      <w:r>
+        <w:rPr>
+          <w:rStyle w:val="VerbatimChar"/>
+        </w:rPr>
+        <w:t xml:space="preserve">Timestamp()</w:t>
+      </w:r>
+      <w:r>
+        <w:t xml:space="preserve">로 만든 시간 데이터는 단일 시점 데이터만 생성이 가능하지만</w:t>
+      </w:r>
+      <w:r>
+        <w:t xml:space="preserve"> </w:t>
+      </w:r>
+      <w:r>
+        <w:rPr>
+          <w:rStyle w:val="VerbatimChar"/>
+        </w:rPr>
+        <w:t xml:space="preserve">to_datetime()</w:t>
+      </w:r>
+      <w:r>
+        <w:t xml:space="preserve">은 여러 시점 데이터를 사용하여 DatetimeIndex 객체를 생성할 수 있다는 것이다. DatetimeIndex는 python에서 제공하는 다양한 시계열 관련 기능들을 사용할 수 있도록 pandas의 Series나 Dataframe을 시계열 객체로 만들어 주는 역할을 하는, 시계열 데이터 처리에 있어 매우 중요한 개념이다.</w:t>
+      </w:r>
+    </w:p>
+    <w:p>
+      <w:pPr>
+        <w:pStyle w:val="SourceCode"/>
+      </w:pPr>
+      <w:r>
+        <w:rPr>
+          <w:rStyle w:val="NormalTok"/>
+        </w:rPr>
+        <w:t xml:space="preserve">pd_dateindex </w:t>
+      </w:r>
+      <w:r>
+        <w:rPr>
+          <w:rStyle w:val="OperatorTok"/>
+        </w:rPr>
+        <w:t xml:space="preserve">=</w:t>
+      </w:r>
+      <w:r>
+        <w:rPr>
+          <w:rStyle w:val="NormalTok"/>
+        </w:rPr>
+        <w:t xml:space="preserve"> pd.to_datetime([</w:t>
+      </w:r>
+      <w:r>
+        <w:rPr>
+          <w:rStyle w:val="StringTok"/>
+        </w:rPr>
+        <w:t xml:space="preserve">'2023-02-04'</w:t>
+      </w:r>
+      <w:r>
+        <w:rPr>
+          <w:rStyle w:val="NormalTok"/>
+        </w:rPr>
+        <w:t xml:space="preserve">, </w:t>
+      </w:r>
+      <w:r>
+        <w:rPr>
+          <w:rStyle w:val="StringTok"/>
+        </w:rPr>
+        <w:t xml:space="preserve">'2023-02-05'</w:t>
+      </w:r>
+      <w:r>
+        <w:rPr>
+          <w:rStyle w:val="NormalTok"/>
+        </w:rPr>
+        <w:t xml:space="preserve">, </w:t>
+      </w:r>
+      <w:r>
+        <w:rPr>
+          <w:rStyle w:val="StringTok"/>
+        </w:rPr>
+        <w:t xml:space="preserve">'2023-02-06'</w:t>
+      </w:r>
+      <w:r>
+        <w:rPr>
+          <w:rStyle w:val="NormalTok"/>
+        </w:rPr>
+        <w:t xml:space="preserve">])</w:t>
+      </w:r>
+      <w:r>
+        <w:br/>
+      </w:r>
+      <w:r>
+        <w:rPr>
+          <w:rStyle w:val="BuiltInTok"/>
+        </w:rPr>
+        <w:t xml:space="preserve">print</w:t>
+      </w:r>
+      <w:r>
+        <w:rPr>
+          <w:rStyle w:val="NormalTok"/>
+        </w:rPr>
+        <w:t xml:space="preserve">(pd_dateindex)</w:t>
+      </w:r>
+    </w:p>
+    <w:p>
+      <w:pPr>
+        <w:pStyle w:val="SourceCode"/>
+      </w:pPr>
+      <w:r>
+        <w:rPr>
+          <w:rStyle w:val="VerbatimChar"/>
+        </w:rPr>
+        <w:t xml:space="preserve">DatetimeIndex(['2023-02-04', '2023-02-05', '2023-02-06'], dtype='datetime64[ns]', freq=None)</w:t>
+      </w:r>
+    </w:p>
+    <w:bookmarkEnd w:id="27"/>
+    <w:bookmarkStart w:id="28" w:name="numpy---datetime64"/>
+    <w:p>
+      <w:pPr>
+        <w:pStyle w:val="Heading3"/>
+      </w:pPr>
+      <w:r>
+        <w:t xml:space="preserve">1.1.3 numpy - datetime64</w:t>
+      </w:r>
+    </w:p>
+    <w:p>
+      <w:pPr>
+        <w:pStyle w:val="FirstParagraph"/>
+      </w:pPr>
+      <w:r>
+        <w:t xml:space="preserve">python에서 데이터 분석에 있어 pandas 만큼 기본적으로 사용되는 라이브러리가 numpy이다. numpy는 numerical python의 준말로써 python에서 대규모의 수치를 병렬적으로 처리하기 위한 배열과 행렬 연산을 지원하는 다양한 기능을 제공하는 라이브러리이다. numpy 1.7 이후 버전에서는 시계열 데이터를 지원하는 데이터 타입을 제공하는데 이 데이터 타입이 datetime64이다. python base 라이브러리의 datetime는 서기 1년부터 9999년까지 밖에 처리할 수 없지만 datetime64는 여기에 기원전 연도를 음수를 사용하여 표현할 수 있다. 또 datetime은 마이크로초 단위까지 표현하는 반면, numpy의 datetime64는 10의 -18승인 아토초까지 표현한다는 것이다. datetime64 데이터 타입을 만들기 위해서는</w:t>
+      </w:r>
+      <w:r>
+        <w:t xml:space="preserve"> </w:t>
+      </w:r>
+      <w:r>
+        <w:rPr>
+          <w:rStyle w:val="VerbatimChar"/>
+        </w:rPr>
+        <w:t xml:space="preserve">datetime64()</w:t>
+      </w:r>
+      <w:r>
+        <w:t xml:space="preserve">를 사용하는데 매개변수로 ISO 8601의 형태로 기록된 문자열을 사용하거나 1970년 1월 1일부터 단위 시간만큼의 오프셋 정수를 사용할 수 있다. 단위 시간은 년을 설정하는</w:t>
+      </w:r>
+      <w:r>
+        <w:t xml:space="preserve"> </w:t>
+      </w:r>
+      <w:r>
+        <w:t xml:space="preserve">‘</w:t>
+      </w:r>
+      <w:r>
+        <w:t xml:space="preserve">Y</w:t>
+      </w:r>
+      <w:r>
+        <w:t xml:space="preserve">’</w:t>
+      </w:r>
+      <w:r>
+        <w:t xml:space="preserve">, 월을 설정하는</w:t>
+      </w:r>
+      <w:r>
+        <w:t xml:space="preserve"> </w:t>
+      </w:r>
+      <w:r>
+        <w:t xml:space="preserve">‘</w:t>
+      </w:r>
+      <w:r>
+        <w:t xml:space="preserve">M</w:t>
+      </w:r>
+      <w:r>
+        <w:t xml:space="preserve">’</w:t>
+      </w:r>
+      <w:r>
+        <w:t xml:space="preserve">, 일을 설정하는</w:t>
+      </w:r>
+      <w:r>
+        <w:t xml:space="preserve"> </w:t>
+      </w:r>
+      <w:r>
+        <w:t xml:space="preserve">‘</w:t>
+      </w:r>
+      <w:r>
+        <w:t xml:space="preserve">D</w:t>
+      </w:r>
+      <w:r>
+        <w:t xml:space="preserve">’</w:t>
+      </w:r>
+      <w:r>
+        <w:t xml:space="preserve">, 초를 설정하는</w:t>
+      </w:r>
+      <w:r>
+        <w:t xml:space="preserve"> </w:t>
+      </w:r>
+      <w:r>
+        <w:t xml:space="preserve">‘</w:t>
+      </w:r>
+      <w:r>
+        <w:t xml:space="preserve">s</w:t>
+      </w:r>
+      <w:r>
+        <w:t xml:space="preserve">’</w:t>
+      </w:r>
+      <w:r>
+        <w:t xml:space="preserve">, 밀리세컨을 설정하는</w:t>
+      </w:r>
+      <w:r>
+        <w:t xml:space="preserve"> </w:t>
+      </w:r>
+      <w:r>
+        <w:t xml:space="preserve">‘</w:t>
+      </w:r>
+      <w:r>
+        <w:t xml:space="preserve">ms</w:t>
+      </w:r>
+      <w:r>
+        <w:t xml:space="preserve">’</w:t>
+      </w:r>
+      <w:r>
+        <w:t xml:space="preserve"> </w:t>
+      </w:r>
+      <w:r>
+        <w:t xml:space="preserve">등을 사용할 수 있다.</w:t>
+      </w:r>
+    </w:p>
+    <w:p>
+      <w:pPr>
+        <w:pStyle w:val="SourceCode"/>
+      </w:pPr>
+      <w:r>
+        <w:rPr>
+          <w:rStyle w:val="BuiltInTok"/>
+        </w:rPr>
+        <w:t xml:space="preserve">print</w:t>
+      </w:r>
+      <w:r>
+        <w:rPr>
+          <w:rStyle w:val="NormalTok"/>
+        </w:rPr>
+        <w:t xml:space="preserve">(np.datetime64(</w:t>
+      </w:r>
+      <w:r>
+        <w:rPr>
+          <w:rStyle w:val="StringTok"/>
+        </w:rPr>
+        <w:t xml:space="preserve">'2023-02-04'</w:t>
+      </w:r>
+      <w:r>
+        <w:rPr>
+          <w:rStyle w:val="NormalTok"/>
+        </w:rPr>
+        <w:t xml:space="preserve">))</w:t>
+      </w:r>
+      <w:r>
+        <w:br/>
+      </w:r>
+      <w:r>
+        <w:rPr>
+          <w:rStyle w:val="BuiltInTok"/>
+        </w:rPr>
+        <w:t xml:space="preserve">print</w:t>
+      </w:r>
+      <w:r>
+        <w:rPr>
+          <w:rStyle w:val="NormalTok"/>
+        </w:rPr>
+        <w:t xml:space="preserve">(np.datetime64(</w:t>
+      </w:r>
+      <w:r>
+        <w:rPr>
+          <w:rStyle w:val="DecValTok"/>
+        </w:rPr>
+        <w:t xml:space="preserve">19392</w:t>
+      </w:r>
+      <w:r>
+        <w:rPr>
+          <w:rStyle w:val="NormalTok"/>
+        </w:rPr>
+        <w:t xml:space="preserve">, </w:t>
+      </w:r>
+      <w:r>
+        <w:rPr>
+          <w:rStyle w:val="StringTok"/>
+        </w:rPr>
+        <w:t xml:space="preserve">'D'</w:t>
+      </w:r>
+      <w:r>
+        <w:rPr>
+          <w:rStyle w:val="NormalTok"/>
+        </w:rPr>
+        <w:t xml:space="preserve">))</w:t>
+      </w:r>
+    </w:p>
+    <w:p>
+      <w:pPr>
+        <w:pStyle w:val="SourceCode"/>
+      </w:pPr>
+      <w:r>
+        <w:rPr>
+          <w:rStyle w:val="VerbatimChar"/>
+        </w:rPr>
+        <w:t xml:space="preserve">2023-02-04</w:t>
+      </w:r>
+      <w:r>
+        <w:br/>
+      </w:r>
+      <w:r>
+        <w:rPr>
+          <w:rStyle w:val="VerbatimChar"/>
+        </w:rPr>
+        <w:t xml:space="preserve">2023-02-04</w:t>
+      </w:r>
+    </w:p>
+    <w:p>
+      <w:pPr>
+        <w:pStyle w:val="FirstParagraph"/>
+      </w:pPr>
+      <w:r>
+        <w:t xml:space="preserve">다만 numpy의</w:t>
+      </w:r>
+      <w:r>
+        <w:t xml:space="preserve"> </w:t>
+      </w:r>
+      <w:r>
+        <w:rPr>
+          <w:rStyle w:val="VerbatimChar"/>
+        </w:rPr>
+        <w:t xml:space="preserve">datetime64()</w:t>
+      </w:r>
+      <w:r>
+        <w:t xml:space="preserve">로 생성한 데이터는 데이터 객체로 생성되는 것이 아니고 numpy datetime64의 생성자(Contructor)로 생성되기 때문에 이를 사용하기 위해서는 먼저 python date, time datetime 객체로 변환하여야 한다. python 객체로 변환하기 위해서는</w:t>
+      </w:r>
+      <w:r>
+        <w:t xml:space="preserve"> </w:t>
+      </w:r>
+      <w:r>
+        <w:rPr>
+          <w:rStyle w:val="VerbatimChar"/>
+        </w:rPr>
+        <w:t xml:space="preserve">astype()</w:t>
+      </w:r>
+      <w:r>
+        <w:t xml:space="preserve">에 매개변수로 ’object’를 사용한다.</w:t>
+      </w:r>
+    </w:p>
+    <w:p>
+      <w:pPr>
+        <w:pStyle w:val="SourceCode"/>
+      </w:pPr>
+      <w:r>
+        <w:rPr>
+          <w:rStyle w:val="NormalTok"/>
+        </w:rPr>
+        <w:t xml:space="preserve">np.datetime64(</w:t>
+      </w:r>
+      <w:r>
+        <w:rPr>
+          <w:rStyle w:val="StringTok"/>
+        </w:rPr>
+        <w:t xml:space="preserve">'2023-02-04'</w:t>
+      </w:r>
+      <w:r>
+        <w:rPr>
+          <w:rStyle w:val="NormalTok"/>
+        </w:rPr>
+        <w:t xml:space="preserve">)</w:t>
+      </w:r>
+    </w:p>
+    <w:p>
+      <w:pPr>
+        <w:pStyle w:val="SourceCode"/>
+      </w:pPr>
+      <w:r>
+        <w:rPr>
+          <w:rStyle w:val="VerbatimChar"/>
+        </w:rPr>
+        <w:t xml:space="preserve">numpy.datetime64('2023-02-04')</w:t>
+      </w:r>
+    </w:p>
+    <w:p>
+      <w:pPr>
+        <w:pStyle w:val="SourceCode"/>
+      </w:pPr>
+      <w:r>
+        <w:rPr>
+          <w:rStyle w:val="NormalTok"/>
+        </w:rPr>
+        <w:t xml:space="preserve">np.datetime64(</w:t>
+      </w:r>
+      <w:r>
+        <w:rPr>
+          <w:rStyle w:val="StringTok"/>
+        </w:rPr>
+        <w:t xml:space="preserve">'2023-02-04'</w:t>
+      </w:r>
+      <w:r>
+        <w:rPr>
+          <w:rStyle w:val="NormalTok"/>
+        </w:rPr>
+        <w:t xml:space="preserve">) </w:t>
+      </w:r>
+      <w:r>
+        <w:rPr>
+          <w:rStyle w:val="OperatorTok"/>
+        </w:rPr>
+        <w:t xml:space="preserve">==</w:t>
+      </w:r>
+      <w:r>
+        <w:rPr>
+          <w:rStyle w:val="NormalTok"/>
+        </w:rPr>
+        <w:t xml:space="preserve"> dt.datetime(</w:t>
+      </w:r>
+      <w:r>
+        <w:rPr>
+          <w:rStyle w:val="DecValTok"/>
+        </w:rPr>
+        <w:t xml:space="preserve">2023</w:t>
+      </w:r>
+      <w:r>
+        <w:rPr>
+          <w:rStyle w:val="NormalTok"/>
+        </w:rPr>
+        <w:t xml:space="preserve">, </w:t>
+      </w:r>
+      <w:r>
+        <w:rPr>
+          <w:rStyle w:val="DecValTok"/>
+        </w:rPr>
+        <w:t xml:space="preserve">2</w:t>
+      </w:r>
+      <w:r>
+        <w:rPr>
+          <w:rStyle w:val="NormalTok"/>
+        </w:rPr>
+        <w:t xml:space="preserve">, </w:t>
+      </w:r>
+      <w:r>
+        <w:rPr>
+          <w:rStyle w:val="DecValTok"/>
+        </w:rPr>
+        <w:t xml:space="preserve">4</w:t>
+      </w:r>
+      <w:r>
+        <w:rPr>
+          <w:rStyle w:val="NormalTok"/>
+        </w:rPr>
+        <w:t xml:space="preserve">)</w:t>
+      </w:r>
+    </w:p>
+    <w:p>
+      <w:pPr>
+        <w:pStyle w:val="SourceCode"/>
+      </w:pPr>
+      <w:r>
+        <w:rPr>
+          <w:rStyle w:val="VerbatimChar"/>
+        </w:rPr>
+        <w:t xml:space="preserve">False</w:t>
+      </w:r>
+    </w:p>
+    <w:p>
+      <w:pPr>
+        <w:pStyle w:val="SourceCode"/>
+      </w:pPr>
+      <w:r>
+        <w:rPr>
+          <w:rStyle w:val="NormalTok"/>
+        </w:rPr>
+        <w:t xml:space="preserve">np.datetime64(</w:t>
+      </w:r>
+      <w:r>
+        <w:rPr>
+          <w:rStyle w:val="StringTok"/>
+        </w:rPr>
+        <w:t xml:space="preserve">'2023-02-04'</w:t>
+      </w:r>
+      <w:r>
+        <w:rPr>
+          <w:rStyle w:val="NormalTok"/>
+        </w:rPr>
+        <w:t xml:space="preserve">).astype(</w:t>
+      </w:r>
+      <w:r>
+        <w:rPr>
+          <w:rStyle w:val="BuiltInTok"/>
+        </w:rPr>
+        <w:t xml:space="preserve">object</w:t>
+      </w:r>
+      <w:r>
+        <w:rPr>
+          <w:rStyle w:val="NormalTok"/>
+        </w:rPr>
+        <w:t xml:space="preserve">)</w:t>
+      </w:r>
+    </w:p>
+    <w:p>
+      <w:pPr>
+        <w:pStyle w:val="SourceCode"/>
+      </w:pPr>
+      <w:r>
+        <w:rPr>
+          <w:rStyle w:val="VerbatimChar"/>
+        </w:rPr>
+        <w:t xml:space="preserve">datetime.date(2023, 2, 4)</w:t>
+      </w:r>
+    </w:p>
+    <w:p>
+      <w:pPr>
+        <w:pStyle w:val="SourceCode"/>
+      </w:pPr>
+      <w:r>
+        <w:rPr>
+          <w:rStyle w:val="NormalTok"/>
+        </w:rPr>
+        <w:t xml:space="preserve">np.datetime64(</w:t>
+      </w:r>
+      <w:r>
+        <w:rPr>
+          <w:rStyle w:val="StringTok"/>
+        </w:rPr>
+        <w:t xml:space="preserve">'2023-02-04'</w:t>
+      </w:r>
+      <w:r>
+        <w:rPr>
+          <w:rStyle w:val="NormalTok"/>
+        </w:rPr>
+        <w:t xml:space="preserve">).astype(</w:t>
+      </w:r>
+      <w:r>
+        <w:rPr>
+          <w:rStyle w:val="BuiltInTok"/>
+        </w:rPr>
+        <w:t xml:space="preserve">object</w:t>
+      </w:r>
+      <w:r>
+        <w:rPr>
+          <w:rStyle w:val="NormalTok"/>
+        </w:rPr>
+        <w:t xml:space="preserve">) </w:t>
+      </w:r>
+      <w:r>
+        <w:rPr>
+          <w:rStyle w:val="OperatorTok"/>
+        </w:rPr>
+        <w:t xml:space="preserve">==</w:t>
+      </w:r>
+      <w:r>
+        <w:rPr>
+          <w:rStyle w:val="NormalTok"/>
+        </w:rPr>
+        <w:t xml:space="preserve"> dt.date(</w:t>
+      </w:r>
+      <w:r>
+        <w:rPr>
+          <w:rStyle w:val="DecValTok"/>
+        </w:rPr>
+        <w:t xml:space="preserve">2023</w:t>
+      </w:r>
+      <w:r>
+        <w:rPr>
+          <w:rStyle w:val="NormalTok"/>
+        </w:rPr>
+        <w:t xml:space="preserve">, </w:t>
+      </w:r>
+      <w:r>
+        <w:rPr>
+          <w:rStyle w:val="DecValTok"/>
+        </w:rPr>
+        <w:t xml:space="preserve">2</w:t>
+      </w:r>
+      <w:r>
+        <w:rPr>
+          <w:rStyle w:val="NormalTok"/>
+        </w:rPr>
+        <w:t xml:space="preserve">, </w:t>
+      </w:r>
+      <w:r>
+        <w:rPr>
+          <w:rStyle w:val="DecValTok"/>
+        </w:rPr>
+        <w:t xml:space="preserve">4</w:t>
+      </w:r>
+      <w:r>
+        <w:rPr>
+          <w:rStyle w:val="NormalTok"/>
+        </w:rPr>
+        <w:t xml:space="preserve">)</w:t>
+      </w:r>
+    </w:p>
+    <w:p>
+      <w:pPr>
+        <w:pStyle w:val="SourceCode"/>
+      </w:pPr>
+      <w:r>
+        <w:rPr>
+          <w:rStyle w:val="VerbatimChar"/>
+        </w:rPr>
+        <w:t xml:space="preserve">True</w:t>
+      </w:r>
+    </w:p>
+    <w:p>
+      <w:pPr>
+        <w:pStyle w:val="FirstParagraph"/>
+      </w:pPr>
+      <w:r>
+        <w:t xml:space="preserve">앞서 설명했다시피 numpy는 기본적으로 배열이나 행렬의 연산을 위주로 개발된 라이브러리이기 때문에</w:t>
+      </w:r>
+      <w:r>
+        <w:t xml:space="preserve"> </w:t>
+      </w:r>
+      <w:r>
+        <w:rPr>
+          <w:rStyle w:val="VerbatimChar"/>
+        </w:rPr>
+        <w:t xml:space="preserve">datetime64()</w:t>
+      </w:r>
+      <w:r>
+        <w:t xml:space="preserve">도 당연히 배열을 지원한다. datetime64 데이터 타입의 numpy array를 만들기 위해서는 numpy의</w:t>
+      </w:r>
+      <w:r>
+        <w:t xml:space="preserve"> </w:t>
+      </w:r>
+      <w:r>
+        <w:rPr>
+          <w:rStyle w:val="VerbatimChar"/>
+        </w:rPr>
+        <w:t xml:space="preserve">array()</w:t>
+      </w:r>
+      <w:r>
+        <w:t xml:space="preserve">를 사용한다.</w:t>
+      </w:r>
+      <w:r>
+        <w:t xml:space="preserve"> </w:t>
+      </w:r>
+      <w:r>
+        <w:rPr>
+          <w:rStyle w:val="VerbatimChar"/>
+        </w:rPr>
+        <w:t xml:space="preserve">array()</w:t>
+      </w:r>
+      <w:r>
+        <w:t xml:space="preserve">의 매개변수로</w:t>
+      </w:r>
+      <w:r>
+        <w:t xml:space="preserve"> </w:t>
+      </w:r>
+      <w:r>
+        <w:rPr>
+          <w:rStyle w:val="VerbatimChar"/>
+        </w:rPr>
+        <w:t xml:space="preserve">datetime64()</w:t>
+      </w:r>
+      <w:r>
+        <w:t xml:space="preserve">의 설정시 사용했던 ISO 8401 형태의 문자열이나 오프셋값으로 구성된 리스트를 설정하고</w:t>
+      </w:r>
+      <w:r>
+        <w:t xml:space="preserve"> </w:t>
+      </w:r>
+      <w:r>
+        <w:t xml:space="preserve">‘</w:t>
+      </w:r>
+      <w:r>
+        <w:t xml:space="preserve">dtype</w:t>
+      </w:r>
+      <w:r>
+        <w:t xml:space="preserve">’</w:t>
+      </w:r>
+      <w:r>
+        <w:t xml:space="preserve"> </w:t>
+      </w:r>
+      <w:r>
+        <w:t xml:space="preserve">매개변수로</w:t>
+      </w:r>
+      <w:r>
+        <w:t xml:space="preserve"> </w:t>
+      </w:r>
+      <w:r>
+        <w:t xml:space="preserve">“</w:t>
+      </w:r>
+      <w:r>
+        <w:t xml:space="preserve">datetime64</w:t>
+      </w:r>
+      <w:r>
+        <w:t xml:space="preserve">”</w:t>
+      </w:r>
+      <w:r>
+        <w:t xml:space="preserve">를 설정한다.</w:t>
+      </w:r>
+    </w:p>
+    <w:p>
+      <w:pPr>
+        <w:pStyle w:val="SourceCode"/>
+      </w:pPr>
+      <w:r>
+        <w:rPr>
+          <w:rStyle w:val="NormalTok"/>
+        </w:rPr>
+        <w:t xml:space="preserve">np.array([</w:t>
+      </w:r>
+      <w:r>
+        <w:rPr>
+          <w:rStyle w:val="StringTok"/>
+        </w:rPr>
+        <w:t xml:space="preserve">'2023-02-04'</w:t>
+      </w:r>
+      <w:r>
+        <w:rPr>
+          <w:rStyle w:val="NormalTok"/>
+        </w:rPr>
+        <w:t xml:space="preserve">, </w:t>
+      </w:r>
+      <w:r>
+        <w:rPr>
+          <w:rStyle w:val="StringTok"/>
+        </w:rPr>
+        <w:t xml:space="preserve">'2023-03-04'</w:t>
+      </w:r>
+      <w:r>
+        <w:rPr>
+          <w:rStyle w:val="NormalTok"/>
+        </w:rPr>
+        <w:t xml:space="preserve">, </w:t>
+      </w:r>
+      <w:r>
+        <w:rPr>
+          <w:rStyle w:val="StringTok"/>
+        </w:rPr>
+        <w:t xml:space="preserve">'2023-04-04'</w:t>
+      </w:r>
+      <w:r>
+        <w:rPr>
+          <w:rStyle w:val="NormalTok"/>
+        </w:rPr>
+        <w:t xml:space="preserve">], dtype</w:t>
+      </w:r>
+      <w:r>
+        <w:rPr>
+          <w:rStyle w:val="OperatorTok"/>
+        </w:rPr>
+        <w:t xml:space="preserve">=</w:t>
+      </w:r>
+      <w:r>
+        <w:rPr>
+          <w:rStyle w:val="StringTok"/>
+        </w:rPr>
+        <w:t xml:space="preserve">'datetime64'</w:t>
+      </w:r>
+      <w:r>
+        <w:rPr>
+          <w:rStyle w:val="NormalTok"/>
+        </w:rPr>
+        <w:t xml:space="preserve">)</w:t>
+      </w:r>
+    </w:p>
+    <w:p>
+      <w:pPr>
+        <w:pStyle w:val="SourceCode"/>
+      </w:pPr>
+      <w:r>
+        <w:rPr>
+          <w:rStyle w:val="VerbatimChar"/>
+        </w:rPr>
+        <w:t xml:space="preserve">array(['2023-02-04', '2023-03-04', '2023-04-04'], dtype='datetime64[D]')</w:t>
+      </w:r>
+    </w:p>
+    <w:p>
+      <w:pPr>
+        <w:pStyle w:val="FirstParagraph"/>
+      </w:pPr>
+      <w:r>
+        <w:t xml:space="preserve">만약 날짜의 시작과 끝을 설정하여 배열을 생성하기 위해서는 numpy의</w:t>
+      </w:r>
+      <w:r>
+        <w:t xml:space="preserve"> </w:t>
+      </w:r>
+      <w:r>
+        <w:rPr>
+          <w:rStyle w:val="VerbatimChar"/>
+        </w:rPr>
+        <w:t xml:space="preserve">arange()</w:t>
+      </w:r>
+      <w:r>
+        <w:t xml:space="preserve">를 사용하여 시작일과 끝일을 설정하고 ’dtype’에</w:t>
+      </w:r>
+      <w:r>
+        <w:t xml:space="preserve"> </w:t>
+      </w:r>
+      <w:r>
+        <w:t xml:space="preserve">“</w:t>
+      </w:r>
+      <w:r>
+        <w:t xml:space="preserve">datetime64</w:t>
+      </w:r>
+      <w:r>
+        <w:t xml:space="preserve">”</w:t>
+      </w:r>
+      <w:r>
+        <w:t xml:space="preserve">의 뒤에 시간 간격을</w:t>
+      </w:r>
+      <w:r>
+        <w:t xml:space="preserve"> </w:t>
+      </w:r>
+      <w:r>
+        <w:t xml:space="preserve">“</w:t>
+      </w:r>
+      <w:r>
+        <w:t xml:space="preserve">[]</w:t>
+      </w:r>
+      <w:r>
+        <w:t xml:space="preserve">”</w:t>
+      </w:r>
+      <w:r>
+        <w:t xml:space="preserve">로 붙여준다.</w:t>
+      </w:r>
+    </w:p>
+    <w:p>
+      <w:pPr>
+        <w:pStyle w:val="SourceCode"/>
+      </w:pPr>
+      <w:r>
+        <w:rPr>
+          <w:rStyle w:val="NormalTok"/>
+        </w:rPr>
+        <w:t xml:space="preserve">np.arange(</w:t>
+      </w:r>
+      <w:r>
+        <w:rPr>
+          <w:rStyle w:val="StringTok"/>
+        </w:rPr>
+        <w:t xml:space="preserve">'2023-02-04'</w:t>
+      </w:r>
+      <w:r>
+        <w:rPr>
+          <w:rStyle w:val="NormalTok"/>
+        </w:rPr>
+        <w:t xml:space="preserve">, </w:t>
+      </w:r>
+      <w:r>
+        <w:rPr>
+          <w:rStyle w:val="StringTok"/>
+        </w:rPr>
+        <w:t xml:space="preserve">'2023-03-04'</w:t>
+      </w:r>
+      <w:r>
+        <w:rPr>
+          <w:rStyle w:val="NormalTok"/>
+        </w:rPr>
+        <w:t xml:space="preserve">, dtype</w:t>
+      </w:r>
+      <w:r>
+        <w:rPr>
+          <w:rStyle w:val="OperatorTok"/>
+        </w:rPr>
+        <w:t xml:space="preserve">=</w:t>
+      </w:r>
+      <w:r>
+        <w:rPr>
+          <w:rStyle w:val="StringTok"/>
+        </w:rPr>
+        <w:t xml:space="preserve">'datetime64[W]'</w:t>
+      </w:r>
+      <w:r>
+        <w:rPr>
+          <w:rStyle w:val="NormalTok"/>
+        </w:rPr>
+        <w:t xml:space="preserve">)</w:t>
+      </w:r>
+    </w:p>
+    <w:p>
+      <w:pPr>
+        <w:pStyle w:val="SourceCode"/>
+      </w:pPr>
+      <w:r>
+        <w:rPr>
+          <w:rStyle w:val="VerbatimChar"/>
+        </w:rPr>
+        <w:t xml:space="preserve">array(['2023-02-02', '2023-02-09', '2023-02-16', '2023-02-23'],</w:t>
+      </w:r>
+      <w:r>
+        <w:br/>
+      </w:r>
+      <w:r>
+        <w:rPr>
+          <w:rStyle w:val="VerbatimChar"/>
+        </w:rPr>
+        <w:t xml:space="preserve">      dtype='datetime64[W]')</w:t>
+      </w:r>
+    </w:p>
+    <w:bookmarkEnd w:id="28"/>
+    <w:bookmarkEnd w:id="29"/>
+    <w:bookmarkStart w:id="30" w:name="인덱스-데이터-타입"/>
     <w:p>
       <w:pPr>
         <w:pStyle w:val="Heading2"/>
       </w:pPr>
       <w:r>
-        <w:t xml:space="preserve">pandas - Timestamp()</w:t>
-      </w:r>
-    </w:p>
-    <w:p>
-      <w:pPr>
-        <w:pStyle w:val="FirstParagraph"/>
-      </w:pPr>
-      <w:r>
-        <w:t xml:space="preserve">python에서 데이터 분석을 위해 선행되어야 하는 데이터 전처리에 가장 기본적으로 사용되는 라이브러리가 pandas 이다. 사실 pandas에서 제공하는 데이터 타입은 pandas에서 자체 정의한 데이터 타입도 있지만 python에서 기본적으로 제공하는 데이터 타입을 준용하여 제공하는 데이터 타입도 있다. 앞서 설명한 Datetime의 pandas 버전이 Timestamp 데이터 타입이다. 따라서 Timestamp는 datetime의 기본 메쏘드를 상속받아 사용이 가능하며, pandas로 구현하는 시계열 데이터프레임의 인덱스로 사용되는 datetimeindex의 원형으로 사용된다.</w:t>
-      </w:r>
-      <w:r>
-        <w:t xml:space="preserve"> </w:t>
-      </w:r>
-      <w:r>
-        <w:t xml:space="preserve">Timestamp는 pandas의</w:t>
-      </w:r>
-      <w:r>
-        <w:t xml:space="preserve"> </w:t>
-      </w:r>
-      <w:r>
-        <w:rPr>
-          <w:rStyle w:val="VerbatimChar"/>
-        </w:rPr>
-        <w:t xml:space="preserve">Timestamp()</w:t>
-      </w:r>
-      <w:r>
-        <w:t xml:space="preserve">나</w:t>
-      </w:r>
-      <w:r>
-        <w:t xml:space="preserve"> </w:t>
-      </w:r>
-      <w:r>
-        <w:rPr>
-          <w:rStyle w:val="VerbatimChar"/>
-        </w:rPr>
-        <w:t xml:space="preserve">to_datetime()</w:t>
-      </w:r>
-      <w:r>
-        <w:t xml:space="preserve">을 사용하여 만든다.</w:t>
-      </w:r>
-      <w:r>
-        <w:t xml:space="preserve"> </w:t>
-      </w:r>
-      <w:r>
-        <w:rPr>
-          <w:rStyle w:val="VerbatimChar"/>
-        </w:rPr>
-        <w:t xml:space="preserve">date()</w:t>
-      </w:r>
-      <w:r>
-        <w:t xml:space="preserve">와</w:t>
-      </w:r>
-      <w:r>
-        <w:t xml:space="preserve"> </w:t>
-      </w:r>
-      <w:r>
-        <w:rPr>
-          <w:rStyle w:val="VerbatimChar"/>
-        </w:rPr>
-        <w:t xml:space="preserve">datetime()</w:t>
-      </w:r>
-      <w:r>
-        <w:t xml:space="preserve">과 같이 년, 월, 일을 가르키는 세 개의 정수를 사용하여 만들수도 있고 년월일로 표시된 문자열로도 만들수 있으며 1970년 1월 1일부터</w:t>
-      </w:r>
-      <w:r>
-        <w:t xml:space="preserve"> </w:t>
-      </w:r>
-      <w:r>
-        <w:t xml:space="preserve">‘</w:t>
-      </w:r>
-      <w:r>
-        <w:t xml:space="preserve">unit</w:t>
-      </w:r>
-      <w:r>
-        <w:t xml:space="preserve">’</w:t>
-      </w:r>
-      <w:r>
-        <w:t xml:space="preserve"> </w:t>
-      </w:r>
-      <w:r>
-        <w:t xml:space="preserve">매개변수의 단위만큼의 경과 시간으로 설정할 수 있다. 다음은 2023년 2월 4일을</w:t>
-      </w:r>
-      <w:r>
-        <w:t xml:space="preserve"> </w:t>
-      </w:r>
-      <w:r>
-        <w:rPr>
-          <w:rStyle w:val="VerbatimChar"/>
-        </w:rPr>
-        <w:t xml:space="preserve">Timestamp()</w:t>
-      </w:r>
-      <w:r>
-        <w:t xml:space="preserve">로 표현하는 세 가지 방법이다.</w:t>
-      </w:r>
-    </w:p>
-    <w:p>
-      <w:pPr>
-        <w:pStyle w:val="SourceCode"/>
-      </w:pPr>
-      <w:r>
-        <w:rPr>
-          <w:rStyle w:val="ImportTok"/>
-        </w:rPr>
-        <w:t xml:space="preserve">import</w:t>
-      </w:r>
-      <w:r>
-        <w:rPr>
-          <w:rStyle w:val="NormalTok"/>
-        </w:rPr>
-        <w:t xml:space="preserve"> pandas </w:t>
-      </w:r>
-      <w:r>
-        <w:rPr>
-          <w:rStyle w:val="ImportTok"/>
-        </w:rPr>
-        <w:t xml:space="preserve">as</w:t>
-      </w:r>
-      <w:r>
-        <w:rPr>
-          <w:rStyle w:val="NormalTok"/>
-        </w:rPr>
-        <w:t xml:space="preserve"> pd</w:t>
-      </w:r>
-      <w:r>
-        <w:br/>
-      </w:r>
-      <w:r>
-        <w:br/>
-      </w:r>
-      <w:r>
-        <w:rPr>
-          <w:rStyle w:val="BuiltInTok"/>
-        </w:rPr>
-        <w:t xml:space="preserve">print</w:t>
-      </w:r>
-      <w:r>
-        <w:rPr>
-          <w:rStyle w:val="NormalTok"/>
-        </w:rPr>
-        <w:t xml:space="preserve">(pd.Timestamp(</w:t>
-      </w:r>
-      <w:r>
-        <w:rPr>
-          <w:rStyle w:val="StringTok"/>
-        </w:rPr>
-        <w:t xml:space="preserve">'2023-02-04'</w:t>
-      </w:r>
-      <w:r>
-        <w:rPr>
-          <w:rStyle w:val="NormalTok"/>
-        </w:rPr>
-        <w:t xml:space="preserve">))</w:t>
-      </w:r>
-      <w:r>
-        <w:br/>
-      </w:r>
-      <w:r>
-        <w:rPr>
-          <w:rStyle w:val="BuiltInTok"/>
-        </w:rPr>
-        <w:t xml:space="preserve">print</w:t>
-      </w:r>
-      <w:r>
-        <w:rPr>
-          <w:rStyle w:val="NormalTok"/>
-        </w:rPr>
-        <w:t xml:space="preserve">(pd.Timestamp(</w:t>
-      </w:r>
-      <w:r>
-        <w:rPr>
-          <w:rStyle w:val="DecValTok"/>
-        </w:rPr>
-        <w:t xml:space="preserve">2023</w:t>
-      </w:r>
-      <w:r>
-        <w:rPr>
-          <w:rStyle w:val="NormalTok"/>
-        </w:rPr>
-        <w:t xml:space="preserve">, </w:t>
-      </w:r>
-      <w:r>
-        <w:rPr>
-          <w:rStyle w:val="DecValTok"/>
-        </w:rPr>
-        <w:t xml:space="preserve">2</w:t>
-      </w:r>
-      <w:r>
-        <w:rPr>
-          <w:rStyle w:val="NormalTok"/>
-        </w:rPr>
-        <w:t xml:space="preserve">, </w:t>
-      </w:r>
-      <w:r>
-        <w:rPr>
-          <w:rStyle w:val="DecValTok"/>
-        </w:rPr>
-        <w:t xml:space="preserve">4</w:t>
-      </w:r>
-      <w:r>
-        <w:rPr>
-          <w:rStyle w:val="NormalTok"/>
-        </w:rPr>
-        <w:t xml:space="preserve">))</w:t>
-      </w:r>
-      <w:r>
-        <w:br/>
-      </w:r>
-      <w:r>
-        <w:rPr>
-          <w:rStyle w:val="BuiltInTok"/>
-        </w:rPr>
-        <w:t xml:space="preserve">print</w:t>
-      </w:r>
-      <w:r>
-        <w:rPr>
-          <w:rStyle w:val="NormalTok"/>
-        </w:rPr>
-        <w:t xml:space="preserve">(pd.Timestamp(</w:t>
-      </w:r>
-      <w:r>
-        <w:rPr>
-          <w:rStyle w:val="DecValTok"/>
-        </w:rPr>
-        <w:t xml:space="preserve">19392</w:t>
-      </w:r>
-      <w:r>
-        <w:rPr>
-          <w:rStyle w:val="NormalTok"/>
-        </w:rPr>
-        <w:t xml:space="preserve">, unit </w:t>
-      </w:r>
-      <w:r>
-        <w:rPr>
-          <w:rStyle w:val="OperatorTok"/>
-        </w:rPr>
-        <w:t xml:space="preserve">=</w:t>
-      </w:r>
-      <w:r>
-        <w:rPr>
-          <w:rStyle w:val="NormalTok"/>
-        </w:rPr>
-        <w:t xml:space="preserve"> </w:t>
-      </w:r>
-      <w:r>
-        <w:rPr>
-          <w:rStyle w:val="StringTok"/>
-        </w:rPr>
-        <w:t xml:space="preserve">'d'</w:t>
-      </w:r>
-      <w:r>
-        <w:rPr>
-          <w:rStyle w:val="NormalTok"/>
-        </w:rPr>
-        <w:t xml:space="preserve">)) </w:t>
-      </w:r>
-      <w:r>
-        <w:rPr>
-          <w:rStyle w:val="CommentTok"/>
-        </w:rPr>
-        <w:t xml:space="preserve">## 1970년 1월 1일로부터의 경과일수</w:t>
-      </w:r>
-    </w:p>
-    <w:p>
-      <w:pPr>
-        <w:pStyle w:val="SourceCode"/>
-      </w:pPr>
-      <w:r>
-        <w:rPr>
-          <w:rStyle w:val="VerbatimChar"/>
-        </w:rPr>
-        <w:t xml:space="preserve">2023-02-04 00:00:00</w:t>
-      </w:r>
-      <w:r>
-        <w:br/>
-      </w:r>
-      <w:r>
-        <w:rPr>
-          <w:rStyle w:val="VerbatimChar"/>
-        </w:rPr>
-        <w:t xml:space="preserve">2023-02-04 00:00:00</w:t>
-      </w:r>
-      <w:r>
-        <w:br/>
-      </w:r>
-      <w:r>
-        <w:rPr>
-          <w:rStyle w:val="VerbatimChar"/>
-        </w:rPr>
-        <w:t xml:space="preserve">2023-02-04 00:00:00</w:t>
-      </w:r>
-    </w:p>
-    <w:p>
-      <w:pPr>
-        <w:pStyle w:val="SourceCode"/>
-      </w:pPr>
-      <w:r>
-        <w:rPr>
-          <w:rStyle w:val="NormalTok"/>
-        </w:rPr>
-        <w:t xml:space="preserve">pd.to_datetime(</w:t>
-      </w:r>
-      <w:r>
-        <w:rPr>
-          <w:rStyle w:val="StringTok"/>
-        </w:rPr>
-        <w:t xml:space="preserve">'23-02-04'</w:t>
-      </w:r>
-      <w:r>
-        <w:rPr>
-          <w:rStyle w:val="NormalTok"/>
-        </w:rPr>
-        <w:t xml:space="preserve">, </w:t>
-      </w:r>
-      <w:r>
-        <w:rPr>
-          <w:rStyle w:val="BuiltInTok"/>
-        </w:rPr>
-        <w:t xml:space="preserve">format</w:t>
-      </w:r>
-      <w:r>
-        <w:rPr>
-          <w:rStyle w:val="NormalTok"/>
-        </w:rPr>
-        <w:t xml:space="preserve"> </w:t>
-      </w:r>
-      <w:r>
-        <w:rPr>
-          <w:rStyle w:val="OperatorTok"/>
-        </w:rPr>
-        <w:t xml:space="preserve">=</w:t>
-      </w:r>
-      <w:r>
-        <w:rPr>
-          <w:rStyle w:val="NormalTok"/>
-        </w:rPr>
-        <w:t xml:space="preserve"> </w:t>
-      </w:r>
-      <w:r>
-        <w:rPr>
-          <w:rStyle w:val="StringTok"/>
-        </w:rPr>
-        <w:t xml:space="preserve">'%y-%m-</w:t>
-      </w:r>
-      <w:r>
-        <w:rPr>
-          <w:rStyle w:val="SpecialCharTok"/>
-        </w:rPr>
-        <w:t xml:space="preserve">%d</w:t>
-      </w:r>
-      <w:r>
-        <w:rPr>
-          <w:rStyle w:val="StringTok"/>
-        </w:rPr>
-        <w:t xml:space="preserve">'</w:t>
-      </w:r>
-      <w:r>
-        <w:rPr>
-          <w:rStyle w:val="NormalTok"/>
-        </w:rPr>
-        <w:t xml:space="preserve">)</w:t>
-      </w:r>
-    </w:p>
-    <w:p>
-      <w:pPr>
-        <w:pStyle w:val="SourceCode"/>
-      </w:pPr>
-      <w:r>
-        <w:rPr>
-          <w:rStyle w:val="VerbatimChar"/>
-        </w:rPr>
-        <w:t xml:space="preserve">Timestamp('2023-02-04 00:00:00')</w:t>
-      </w:r>
-    </w:p>
-    <w:p>
-      <w:pPr>
-        <w:pStyle w:val="FirstParagraph"/>
-      </w:pPr>
-      <w:r>
-        <w:t xml:space="preserve">Timestamp 데이터 타입은 년, 월, 일 세 개의 시점으로만 데이터 생성이 가능한 datetime과 달리 년도 데이터, 년월 데이터와 같은 시점 데이터를 만들 수 있다는 점이 다르다.</w:t>
-      </w:r>
-      <w:r>
-        <w:t xml:space="preserve"> </w:t>
-      </w:r>
-      <w:r>
-        <w:rPr>
-          <w:rStyle w:val="VerbatimChar"/>
-        </w:rPr>
-        <w:t xml:space="preserve">Timestamp()</w:t>
-      </w:r>
-      <w:r>
-        <w:t xml:space="preserve">의 매개변수로 년, 혹은 년월로 구성된 문자열을 사용하면 월이나 일이 자동적으로 결정된다.</w:t>
-      </w:r>
-    </w:p>
-    <w:p>
-      <w:pPr>
-        <w:pStyle w:val="SourceCode"/>
-      </w:pPr>
-      <w:r>
-        <w:rPr>
-          <w:rStyle w:val="BuiltInTok"/>
-        </w:rPr>
-        <w:t xml:space="preserve">print</w:t>
-      </w:r>
-      <w:r>
-        <w:rPr>
-          <w:rStyle w:val="NormalTok"/>
-        </w:rPr>
-        <w:t xml:space="preserve">(pd.Timestamp(</w:t>
-      </w:r>
-      <w:r>
-        <w:rPr>
-          <w:rStyle w:val="StringTok"/>
-        </w:rPr>
-        <w:t xml:space="preserve">'2023'</w:t>
-      </w:r>
-      <w:r>
-        <w:rPr>
-          <w:rStyle w:val="NormalTok"/>
-        </w:rPr>
-        <w:t xml:space="preserve">))</w:t>
-      </w:r>
-      <w:r>
-        <w:br/>
-      </w:r>
-      <w:r>
-        <w:rPr>
-          <w:rStyle w:val="BuiltInTok"/>
-        </w:rPr>
-        <w:t xml:space="preserve">print</w:t>
-      </w:r>
-      <w:r>
-        <w:rPr>
-          <w:rStyle w:val="NormalTok"/>
-        </w:rPr>
-        <w:t xml:space="preserve">(pd.Timestamp(</w:t>
-      </w:r>
-      <w:r>
-        <w:rPr>
-          <w:rStyle w:val="StringTok"/>
-        </w:rPr>
-        <w:t xml:space="preserve">'2023-02'</w:t>
-      </w:r>
-      <w:r>
-        <w:rPr>
-          <w:rStyle w:val="NormalTok"/>
-        </w:rPr>
-        <w:t xml:space="preserve">))</w:t>
-      </w:r>
-    </w:p>
-    <w:p>
-      <w:pPr>
-        <w:pStyle w:val="SourceCode"/>
-      </w:pPr>
-      <w:r>
-        <w:rPr>
-          <w:rStyle w:val="VerbatimChar"/>
-        </w:rPr>
-        <w:t xml:space="preserve">2023-01-01 00:00:00</w:t>
-      </w:r>
-      <w:r>
-        <w:br/>
-      </w:r>
-      <w:r>
-        <w:rPr>
-          <w:rStyle w:val="VerbatimChar"/>
-        </w:rPr>
-        <w:t xml:space="preserve">2023-02-01 00:00:00</w:t>
-      </w:r>
-    </w:p>
-    <w:p>
-      <w:pPr>
-        <w:pStyle w:val="FirstParagraph"/>
-      </w:pPr>
-      <w:r>
-        <w:t xml:space="preserve">Timestamp 데이터 타입을 생성하는 또 하나의 방법은</w:t>
-      </w:r>
-      <w:r>
-        <w:t xml:space="preserve"> </w:t>
-      </w:r>
-      <w:r>
-        <w:rPr>
-          <w:rStyle w:val="VerbatimChar"/>
-        </w:rPr>
-        <w:t xml:space="preserve">to_datetime()</w:t>
-      </w:r>
-      <w:r>
-        <w:t xml:space="preserve">을 사용하는 것이다.</w:t>
-      </w:r>
-      <w:r>
-        <w:t xml:space="preserve"> </w:t>
-      </w:r>
-      <w:r>
-        <w:rPr>
-          <w:rStyle w:val="VerbatimChar"/>
-        </w:rPr>
-        <w:t xml:space="preserve">to_datetime()</w:t>
-      </w:r>
-      <w:r>
-        <w:t xml:space="preserve">도</w:t>
-      </w:r>
-      <w:r>
-        <w:t xml:space="preserve"> </w:t>
-      </w:r>
-      <w:r>
-        <w:rPr>
-          <w:rStyle w:val="VerbatimChar"/>
-        </w:rPr>
-        <w:t xml:space="preserve">Timestamp()</w:t>
-      </w:r>
-      <w:r>
-        <w:t xml:space="preserve">와 유사한 방법으로 Timestamp 데이터를 만들 수 있는데 앞의</w:t>
-      </w:r>
-      <w:r>
-        <w:t xml:space="preserve"> </w:t>
-      </w:r>
-      <w:r>
-        <w:rPr>
-          <w:rStyle w:val="VerbatimChar"/>
-        </w:rPr>
-        <w:t xml:space="preserve">Timestamp()</w:t>
-      </w:r>
-      <w:r>
-        <w:t xml:space="preserve">로 만든 데이터를</w:t>
-      </w:r>
-      <w:r>
-        <w:t xml:space="preserve"> </w:t>
-      </w:r>
-      <w:r>
-        <w:rPr>
-          <w:rStyle w:val="VerbatimChar"/>
-        </w:rPr>
-        <w:t xml:space="preserve">to_datetime()</w:t>
-      </w:r>
-      <w:r>
-        <w:t xml:space="preserve">으로 만드는 코드는 다음과 같다. 다만</w:t>
-      </w:r>
-      <w:r>
-        <w:t xml:space="preserve"> </w:t>
-      </w:r>
-      <w:r>
-        <w:rPr>
-          <w:rStyle w:val="VerbatimChar"/>
-        </w:rPr>
-        <w:t xml:space="preserve">Timestamp()</w:t>
-      </w:r>
-      <w:r>
-        <w:t xml:space="preserve">로 만드는 방법 중 년, 월, 일을 매개변수로 주는 방법은</w:t>
-      </w:r>
-      <w:r>
-        <w:t xml:space="preserve"> </w:t>
-      </w:r>
-      <w:r>
-        <w:rPr>
-          <w:rStyle w:val="VerbatimChar"/>
-        </w:rPr>
-        <w:t xml:space="preserve">to_datetime()</w:t>
-      </w:r>
-      <w:r>
-        <w:t xml:space="preserve">에서 사용할 수 없다.</w:t>
-      </w:r>
-    </w:p>
-    <w:p>
-      <w:pPr>
-        <w:pStyle w:val="SourceCode"/>
-      </w:pPr>
-      <w:r>
-        <w:rPr>
-          <w:rStyle w:val="BuiltInTok"/>
-        </w:rPr>
-        <w:t xml:space="preserve">print</w:t>
-      </w:r>
-      <w:r>
-        <w:rPr>
-          <w:rStyle w:val="NormalTok"/>
-        </w:rPr>
-        <w:t xml:space="preserve">(pd.to_datetime(</w:t>
-      </w:r>
-      <w:r>
-        <w:rPr>
-          <w:rStyle w:val="StringTok"/>
-        </w:rPr>
-        <w:t xml:space="preserve">'2023-02-04'</w:t>
-      </w:r>
-      <w:r>
-        <w:rPr>
-          <w:rStyle w:val="NormalTok"/>
-        </w:rPr>
-        <w:t xml:space="preserve">))</w:t>
-      </w:r>
-      <w:r>
-        <w:br/>
-      </w:r>
-      <w:r>
-        <w:rPr>
-          <w:rStyle w:val="CommentTok"/>
-        </w:rPr>
-        <w:t xml:space="preserve"># print(pd.to_datetime(2023, 2, 4)) - error</w:t>
-      </w:r>
-      <w:r>
-        <w:br/>
-      </w:r>
-      <w:r>
-        <w:rPr>
-          <w:rStyle w:val="BuiltInTok"/>
-        </w:rPr>
-        <w:t xml:space="preserve">print</w:t>
-      </w:r>
-      <w:r>
-        <w:rPr>
-          <w:rStyle w:val="NormalTok"/>
-        </w:rPr>
-        <w:t xml:space="preserve">(pd.to_datetime(</w:t>
-      </w:r>
-      <w:r>
-        <w:rPr>
-          <w:rStyle w:val="DecValTok"/>
-        </w:rPr>
-        <w:t xml:space="preserve">19392</w:t>
-      </w:r>
-      <w:r>
-        <w:rPr>
-          <w:rStyle w:val="NormalTok"/>
-        </w:rPr>
-        <w:t xml:space="preserve">, unit </w:t>
-      </w:r>
-      <w:r>
-        <w:rPr>
-          <w:rStyle w:val="OperatorTok"/>
-        </w:rPr>
-        <w:t xml:space="preserve">=</w:t>
-      </w:r>
-      <w:r>
-        <w:rPr>
-          <w:rStyle w:val="NormalTok"/>
-        </w:rPr>
-        <w:t xml:space="preserve"> </w:t>
-      </w:r>
-      <w:r>
-        <w:rPr>
-          <w:rStyle w:val="StringTok"/>
-        </w:rPr>
-        <w:t xml:space="preserve">'d'</w:t>
-      </w:r>
-      <w:r>
-        <w:rPr>
-          <w:rStyle w:val="NormalTok"/>
-        </w:rPr>
-        <w:t xml:space="preserve">)) </w:t>
-      </w:r>
-      <w:r>
-        <w:rPr>
-          <w:rStyle w:val="CommentTok"/>
-        </w:rPr>
-        <w:t xml:space="preserve">## 1970년 1월 1일로부터의 경과일수</w:t>
-      </w:r>
-      <w:r>
-        <w:br/>
-      </w:r>
-      <w:r>
-        <w:rPr>
-          <w:rStyle w:val="BuiltInTok"/>
-        </w:rPr>
-        <w:t xml:space="preserve">print</w:t>
-      </w:r>
-      <w:r>
-        <w:rPr>
-          <w:rStyle w:val="NormalTok"/>
-        </w:rPr>
-        <w:t xml:space="preserve">(pd.to_datetime(</w:t>
-      </w:r>
-      <w:r>
-        <w:rPr>
-          <w:rStyle w:val="StringTok"/>
-        </w:rPr>
-        <w:t xml:space="preserve">'2023'</w:t>
-      </w:r>
-      <w:r>
-        <w:rPr>
-          <w:rStyle w:val="NormalTok"/>
-        </w:rPr>
-        <w:t xml:space="preserve">))</w:t>
-      </w:r>
-      <w:r>
-        <w:br/>
-      </w:r>
-      <w:r>
-        <w:rPr>
-          <w:rStyle w:val="BuiltInTok"/>
-        </w:rPr>
-        <w:t xml:space="preserve">print</w:t>
-      </w:r>
-      <w:r>
-        <w:rPr>
-          <w:rStyle w:val="NormalTok"/>
-        </w:rPr>
-        <w:t xml:space="preserve">(pd.to_datetime(</w:t>
-      </w:r>
-      <w:r>
-        <w:rPr>
-          <w:rStyle w:val="StringTok"/>
-        </w:rPr>
-        <w:t xml:space="preserve">'2023-02'</w:t>
-      </w:r>
-      <w:r>
-        <w:rPr>
-          <w:rStyle w:val="NormalTok"/>
-        </w:rPr>
-        <w:t xml:space="preserve">))</w:t>
-      </w:r>
-    </w:p>
-    <w:p>
-      <w:pPr>
-        <w:pStyle w:val="SourceCode"/>
-      </w:pPr>
-      <w:r>
-        <w:rPr>
-          <w:rStyle w:val="VerbatimChar"/>
-        </w:rPr>
-        <w:t xml:space="preserve">2023-02-04 00:00:00</w:t>
-      </w:r>
-      <w:r>
-        <w:br/>
-      </w:r>
-      <w:r>
-        <w:rPr>
-          <w:rStyle w:val="VerbatimChar"/>
-        </w:rPr>
-        <w:t xml:space="preserve">2023-02-04 00:00:00</w:t>
-      </w:r>
-      <w:r>
-        <w:br/>
-      </w:r>
-      <w:r>
-        <w:rPr>
-          <w:rStyle w:val="VerbatimChar"/>
-        </w:rPr>
-        <w:t xml:space="preserve">2023-01-01 00:00:00</w:t>
-      </w:r>
-      <w:r>
-        <w:br/>
-      </w:r>
-      <w:r>
-        <w:rPr>
-          <w:rStyle w:val="VerbatimChar"/>
-        </w:rPr>
-        <w:t xml:space="preserve">2023-02-01 00:00:00</w:t>
-      </w:r>
-    </w:p>
-    <w:p>
-      <w:pPr>
-        <w:pStyle w:val="FirstParagraph"/>
-      </w:pPr>
-      <w:r>
-        <w:rPr>
-          <w:rStyle w:val="VerbatimChar"/>
-        </w:rPr>
-        <w:t xml:space="preserve">Timestamp()</w:t>
-      </w:r>
-      <w:r>
-        <w:t xml:space="preserve">와</w:t>
-      </w:r>
-      <w:r>
-        <w:t xml:space="preserve"> </w:t>
-      </w:r>
-      <w:r>
-        <w:rPr>
-          <w:rStyle w:val="VerbatimChar"/>
-        </w:rPr>
-        <w:t xml:space="preserve">to_datetime()</w:t>
-      </w:r>
-      <w:r>
-        <w:t xml:space="preserve">으로 생성한 데이터를 다음의 코드와 같이 비교하면 결과에서 나타나는 것처럼 동일하다는 결과가 나온다.</w:t>
-      </w:r>
-    </w:p>
-    <w:p>
-      <w:pPr>
-        <w:pStyle w:val="SourceCode"/>
-      </w:pPr>
-      <w:r>
-        <w:rPr>
-          <w:rStyle w:val="NormalTok"/>
-        </w:rPr>
-        <w:t xml:space="preserve">pd.Timestamp(</w:t>
-      </w:r>
-      <w:r>
-        <w:rPr>
-          <w:rStyle w:val="StringTok"/>
-        </w:rPr>
-        <w:t xml:space="preserve">'2023-02-04'</w:t>
-      </w:r>
-      <w:r>
-        <w:rPr>
-          <w:rStyle w:val="NormalTok"/>
-        </w:rPr>
-        <w:t xml:space="preserve">) </w:t>
-      </w:r>
-      <w:r>
-        <w:rPr>
-          <w:rStyle w:val="OperatorTok"/>
-        </w:rPr>
-        <w:t xml:space="preserve">==</w:t>
-      </w:r>
-      <w:r>
-        <w:rPr>
-          <w:rStyle w:val="NormalTok"/>
-        </w:rPr>
-        <w:t xml:space="preserve"> pd.Timestamp(</w:t>
-      </w:r>
-      <w:r>
-        <w:rPr>
-          <w:rStyle w:val="DecValTok"/>
-        </w:rPr>
-        <w:t xml:space="preserve">2023</w:t>
-      </w:r>
-      <w:r>
-        <w:rPr>
-          <w:rStyle w:val="NormalTok"/>
-        </w:rPr>
-        <w:t xml:space="preserve">, </w:t>
-      </w:r>
-      <w:r>
-        <w:rPr>
-          <w:rStyle w:val="DecValTok"/>
-        </w:rPr>
-        <w:t xml:space="preserve">2</w:t>
-      </w:r>
-      <w:r>
-        <w:rPr>
-          <w:rStyle w:val="NormalTok"/>
-        </w:rPr>
-        <w:t xml:space="preserve">, </w:t>
-      </w:r>
-      <w:r>
-        <w:rPr>
-          <w:rStyle w:val="DecValTok"/>
-        </w:rPr>
-        <w:t xml:space="preserve">4</w:t>
-      </w:r>
-      <w:r>
-        <w:rPr>
-          <w:rStyle w:val="NormalTok"/>
-        </w:rPr>
-        <w:t xml:space="preserve">) </w:t>
-      </w:r>
-      <w:r>
-        <w:rPr>
-          <w:rStyle w:val="OperatorTok"/>
-        </w:rPr>
-        <w:t xml:space="preserve">==</w:t>
-      </w:r>
-      <w:r>
-        <w:rPr>
-          <w:rStyle w:val="NormalTok"/>
-        </w:rPr>
-        <w:t xml:space="preserve"> pd.to_datetime(</w:t>
-      </w:r>
-      <w:r>
-        <w:rPr>
-          <w:rStyle w:val="StringTok"/>
-        </w:rPr>
-        <w:t xml:space="preserve">'2023-02-04'</w:t>
-      </w:r>
-      <w:r>
-        <w:rPr>
-          <w:rStyle w:val="NormalTok"/>
-        </w:rPr>
-        <w:t xml:space="preserve">) </w:t>
-      </w:r>
-      <w:r>
-        <w:rPr>
-          <w:rStyle w:val="OperatorTok"/>
-        </w:rPr>
-        <w:t xml:space="preserve">==</w:t>
-      </w:r>
-      <w:r>
-        <w:rPr>
-          <w:rStyle w:val="NormalTok"/>
-        </w:rPr>
-        <w:t xml:space="preserve"> pd.to_datetime(</w:t>
-      </w:r>
-      <w:r>
-        <w:rPr>
-          <w:rStyle w:val="DecValTok"/>
-        </w:rPr>
-        <w:t xml:space="preserve">19392</w:t>
-      </w:r>
-      <w:r>
-        <w:rPr>
-          <w:rStyle w:val="NormalTok"/>
-        </w:rPr>
-        <w:t xml:space="preserve">, unit </w:t>
-      </w:r>
-      <w:r>
-        <w:rPr>
-          <w:rStyle w:val="OperatorTok"/>
-        </w:rPr>
-        <w:t xml:space="preserve">=</w:t>
-      </w:r>
-      <w:r>
-        <w:rPr>
-          <w:rStyle w:val="NormalTok"/>
-        </w:rPr>
-        <w:t xml:space="preserve"> </w:t>
-      </w:r>
-      <w:r>
-        <w:rPr>
-          <w:rStyle w:val="StringTok"/>
-        </w:rPr>
-        <w:t xml:space="preserve">'d'</w:t>
-      </w:r>
-      <w:r>
-        <w:rPr>
-          <w:rStyle w:val="NormalTok"/>
-        </w:rPr>
-        <w:t xml:space="preserve">)</w:t>
-      </w:r>
-    </w:p>
-    <w:p>
-      <w:pPr>
-        <w:pStyle w:val="SourceCode"/>
-      </w:pPr>
-      <w:r>
-        <w:rPr>
-          <w:rStyle w:val="VerbatimChar"/>
-        </w:rPr>
-        <w:t xml:space="preserve">True</w:t>
-      </w:r>
-    </w:p>
-    <w:p>
-      <w:pPr>
-        <w:pStyle w:val="FirstParagraph"/>
-      </w:pPr>
-      <w:r>
-        <w:t xml:space="preserve">그렇다면</w:t>
-      </w:r>
-      <w:r>
-        <w:t xml:space="preserve"> </w:t>
-      </w:r>
-      <w:r>
-        <w:rPr>
-          <w:rStyle w:val="VerbatimChar"/>
-        </w:rPr>
-        <w:t xml:space="preserve">Timestamp()</w:t>
-      </w:r>
-      <w:r>
-        <w:t xml:space="preserve">와</w:t>
-      </w:r>
-      <w:r>
-        <w:t xml:space="preserve"> </w:t>
-      </w:r>
-      <w:r>
-        <w:rPr>
-          <w:rStyle w:val="VerbatimChar"/>
-        </w:rPr>
-        <w:t xml:space="preserve">to_datetime()</w:t>
-      </w:r>
-      <w:r>
-        <w:t xml:space="preserve">의 차이는 무엇일까?</w:t>
-      </w:r>
-      <w:r>
-        <w:t xml:space="preserve"> </w:t>
-      </w:r>
-      <w:r>
-        <w:rPr>
-          <w:rStyle w:val="VerbatimChar"/>
-        </w:rPr>
-        <w:t xml:space="preserve">Timestamp()</w:t>
-      </w:r>
-      <w:r>
-        <w:t xml:space="preserve">는 스칼라 데이터 타입만이 가능하지만</w:t>
-      </w:r>
-      <w:r>
-        <w:t xml:space="preserve"> </w:t>
-      </w:r>
-      <w:r>
-        <w:rPr>
-          <w:rStyle w:val="VerbatimChar"/>
-        </w:rPr>
-        <w:t xml:space="preserve">to_datetime()</w:t>
-      </w:r>
-      <w:r>
-        <w:t xml:space="preserve">는 스칼라 데이터 타입과 배열 데이터 타입을 모두 생성할 수 있다는 것이다. 즉</w:t>
-      </w:r>
-      <w:r>
-        <w:t xml:space="preserve"> </w:t>
-      </w:r>
-      <w:r>
-        <w:rPr>
-          <w:rStyle w:val="VerbatimChar"/>
-        </w:rPr>
-        <w:t xml:space="preserve">Timestamp()</w:t>
-      </w:r>
-      <w:r>
-        <w:t xml:space="preserve">로 만든 시간 데이터는 단일 시점 데이터만 생성이 가능하지만</w:t>
-      </w:r>
-      <w:r>
-        <w:t xml:space="preserve"> </w:t>
-      </w:r>
-      <w:r>
-        <w:rPr>
-          <w:rStyle w:val="VerbatimChar"/>
-        </w:rPr>
-        <w:t xml:space="preserve">to_datetime()</w:t>
-      </w:r>
-      <w:r>
-        <w:t xml:space="preserve">은 여러 시점 데이터를 사용하여 DatetimeIndex 객체를 생성할 수 있다는 것이다. DatetimeIndex는 python에서 제공하는 다양한 시계열 관련 기능들을 사용할 수 있도록 pandas의 Series나 Dataframe을 시계열 객체로 만들어 주는 역할을 하는, 시계열 데이터 처리에 있어 매우 중요한 개념이다.</w:t>
-      </w:r>
-    </w:p>
-    <w:p>
-      <w:pPr>
-        <w:pStyle w:val="SourceCode"/>
-      </w:pPr>
-      <w:r>
-        <w:rPr>
-          <w:rStyle w:val="NormalTok"/>
-        </w:rPr>
-        <w:t xml:space="preserve">pd_dateindex </w:t>
-      </w:r>
-      <w:r>
-        <w:rPr>
-          <w:rStyle w:val="OperatorTok"/>
-        </w:rPr>
-        <w:t xml:space="preserve">=</w:t>
-      </w:r>
-      <w:r>
-        <w:rPr>
-          <w:rStyle w:val="NormalTok"/>
-        </w:rPr>
-        <w:t xml:space="preserve"> pd.to_datetime([</w:t>
-      </w:r>
-      <w:r>
-        <w:rPr>
-          <w:rStyle w:val="StringTok"/>
-        </w:rPr>
-        <w:t xml:space="preserve">'2023-02-04'</w:t>
-      </w:r>
-      <w:r>
-        <w:rPr>
-          <w:rStyle w:val="NormalTok"/>
-        </w:rPr>
-        <w:t xml:space="preserve">, </w:t>
-      </w:r>
-      <w:r>
-        <w:rPr>
-          <w:rStyle w:val="StringTok"/>
-        </w:rPr>
-        <w:t xml:space="preserve">'2023-02-05'</w:t>
-      </w:r>
-      <w:r>
-        <w:rPr>
-          <w:rStyle w:val="NormalTok"/>
-        </w:rPr>
-        <w:t xml:space="preserve">, </w:t>
-      </w:r>
-      <w:r>
-        <w:rPr>
-          <w:rStyle w:val="StringTok"/>
-        </w:rPr>
-        <w:t xml:space="preserve">'2023-02-06'</w:t>
-      </w:r>
-      <w:r>
-        <w:rPr>
-          <w:rStyle w:val="NormalTok"/>
-        </w:rPr>
-        <w:t xml:space="preserve">])</w:t>
-      </w:r>
-      <w:r>
-        <w:br/>
-      </w:r>
-      <w:r>
-        <w:rPr>
-          <w:rStyle w:val="BuiltInTok"/>
-        </w:rPr>
-        <w:t xml:space="preserve">print</w:t>
-      </w:r>
-      <w:r>
-        <w:rPr>
-          <w:rStyle w:val="NormalTok"/>
-        </w:rPr>
-        <w:t xml:space="preserve">(pd_dateindex)</w:t>
-      </w:r>
-    </w:p>
-    <w:p>
-      <w:pPr>
-        <w:pStyle w:val="SourceCode"/>
-      </w:pPr>
-      <w:r>
-        <w:rPr>
-          <w:rStyle w:val="VerbatimChar"/>
-        </w:rPr>
-        <w:t xml:space="preserve">DatetimeIndex(['2023-02-04', '2023-02-05', '2023-02-06'], dtype='datetime64[ns]', freq=None)</w:t>
-      </w:r>
-    </w:p>
-    <w:bookmarkEnd w:id="21"/>
-    <w:bookmarkStart w:id="22" w:name="numpy---datetime64"/>
-    <w:p>
-      <w:pPr>
-        <w:pStyle w:val="Heading2"/>
-      </w:pPr>
-      <w:r>
-        <w:t xml:space="preserve">numpy - datetime64</w:t>
-      </w:r>
-    </w:p>
-    <w:p>
-      <w:pPr>
-        <w:pStyle w:val="FirstParagraph"/>
-      </w:pPr>
-      <w:r>
-        <w:t xml:space="preserve">python에서 데이터 분석에 있어 pandas 만큼 기본적으로 사용되는 라이브러리가 numpy이다. numpy는 numerical python의 준말로써 python에서 대규모의 수치를 병렬적으로 처리하기 위한 배열과 행렬 연산을 지원하는 다양한 기능을 제공하는 라이브러리이다. numpy 1.7 이후 버전에서는 시계열 데이터를 지원하는 데이터 타입을 제공하는데 이 데이터 타입이 datetime64이다. python base 라이브러리의 datetime는 서기 1년부터 9999년까지 밖에 처리할 수 없지만 datetime64는 여기에 기원전 연도를 음수를 사용하여 표현할 수 있다. 또 datetime은 마이크로초 단위까지 표현하는 반면, numpy의 datetime64는 10의 -18승인 아토초까지 표현한다는 것이다. datetime64 데이터 타입을 만들기 위해서는</w:t>
-      </w:r>
-      <w:r>
-        <w:t xml:space="preserve"> </w:t>
-      </w:r>
-      <w:r>
-        <w:rPr>
-          <w:rStyle w:val="VerbatimChar"/>
-        </w:rPr>
-        <w:t xml:space="preserve">datetime64()</w:t>
-      </w:r>
-      <w:r>
-        <w:t xml:space="preserve">를 사용하는데 매개변수로 ISO 8601의 형태로 기록된 문자열을 사용하거나 1970년 1월 1일부터 단위 시간만큼의 오프셋 정수를 사용할 수 있다. 단위 시간은 년을 설정하는</w:t>
-      </w:r>
-      <w:r>
-        <w:t xml:space="preserve"> </w:t>
-      </w:r>
-      <w:r>
-        <w:t xml:space="preserve">‘</w:t>
-      </w:r>
-      <w:r>
-        <w:t xml:space="preserve">Y</w:t>
-      </w:r>
-      <w:r>
-        <w:t xml:space="preserve">’</w:t>
-      </w:r>
-      <w:r>
-        <w:t xml:space="preserve">, 월을 설정하는</w:t>
-      </w:r>
-      <w:r>
-        <w:t xml:space="preserve"> </w:t>
-      </w:r>
-      <w:r>
-        <w:t xml:space="preserve">‘</w:t>
-      </w:r>
-      <w:r>
-        <w:t xml:space="preserve">M</w:t>
-      </w:r>
-      <w:r>
-        <w:t xml:space="preserve">’</w:t>
-      </w:r>
-      <w:r>
-        <w:t xml:space="preserve">, 일을 설정하는</w:t>
-      </w:r>
-      <w:r>
-        <w:t xml:space="preserve"> </w:t>
-      </w:r>
-      <w:r>
-        <w:t xml:space="preserve">‘</w:t>
-      </w:r>
-      <w:r>
-        <w:t xml:space="preserve">D</w:t>
-      </w:r>
-      <w:r>
-        <w:t xml:space="preserve">’</w:t>
-      </w:r>
-      <w:r>
-        <w:t xml:space="preserve">, 초를 설정하는</w:t>
-      </w:r>
-      <w:r>
-        <w:t xml:space="preserve"> </w:t>
-      </w:r>
-      <w:r>
-        <w:t xml:space="preserve">‘</w:t>
-      </w:r>
-      <w:r>
-        <w:t xml:space="preserve">s</w:t>
-      </w:r>
-      <w:r>
-        <w:t xml:space="preserve">’</w:t>
-      </w:r>
-      <w:r>
-        <w:t xml:space="preserve">, 밀리세컨을 설정하는</w:t>
-      </w:r>
-      <w:r>
-        <w:t xml:space="preserve"> </w:t>
-      </w:r>
-      <w:r>
-        <w:t xml:space="preserve">‘</w:t>
-      </w:r>
-      <w:r>
-        <w:t xml:space="preserve">ms</w:t>
-      </w:r>
-      <w:r>
-        <w:t xml:space="preserve">’</w:t>
-      </w:r>
-      <w:r>
-        <w:t xml:space="preserve"> </w:t>
-      </w:r>
-      <w:r>
-        <w:t xml:space="preserve">등을 사용할 수 있다.</w:t>
-      </w:r>
-    </w:p>
-    <w:p>
-      <w:pPr>
-        <w:pStyle w:val="SourceCode"/>
-      </w:pPr>
-      <w:r>
-        <w:rPr>
-          <w:rStyle w:val="BuiltInTok"/>
-        </w:rPr>
-        <w:t xml:space="preserve">print</w:t>
-      </w:r>
-      <w:r>
-        <w:rPr>
-          <w:rStyle w:val="NormalTok"/>
-        </w:rPr>
-        <w:t xml:space="preserve">(np.datetime64(</w:t>
-      </w:r>
-      <w:r>
-        <w:rPr>
-          <w:rStyle w:val="StringTok"/>
-        </w:rPr>
-        <w:t xml:space="preserve">'2023-02-04'</w:t>
-      </w:r>
-      <w:r>
-        <w:rPr>
-          <w:rStyle w:val="NormalTok"/>
-        </w:rPr>
-        <w:t xml:space="preserve">))</w:t>
-      </w:r>
-      <w:r>
-        <w:br/>
-      </w:r>
-      <w:r>
-        <w:rPr>
-          <w:rStyle w:val="BuiltInTok"/>
-        </w:rPr>
-        <w:t xml:space="preserve">print</w:t>
-      </w:r>
-      <w:r>
-        <w:rPr>
-          <w:rStyle w:val="NormalTok"/>
-        </w:rPr>
-        <w:t xml:space="preserve">(np.datetime64(</w:t>
-      </w:r>
-      <w:r>
-        <w:rPr>
-          <w:rStyle w:val="DecValTok"/>
-        </w:rPr>
-        <w:t xml:space="preserve">19392</w:t>
-      </w:r>
-      <w:r>
-        <w:rPr>
-          <w:rStyle w:val="NormalTok"/>
-        </w:rPr>
-        <w:t xml:space="preserve">, </w:t>
-      </w:r>
-      <w:r>
-        <w:rPr>
-          <w:rStyle w:val="StringTok"/>
-        </w:rPr>
-        <w:t xml:space="preserve">'D'</w:t>
-      </w:r>
-      <w:r>
-        <w:rPr>
-          <w:rStyle w:val="NormalTok"/>
-        </w:rPr>
-        <w:t xml:space="preserve">))</w:t>
-      </w:r>
-    </w:p>
-    <w:p>
-      <w:pPr>
-        <w:pStyle w:val="SourceCode"/>
-      </w:pPr>
-      <w:r>
-        <w:rPr>
-          <w:rStyle w:val="VerbatimChar"/>
-        </w:rPr>
-        <w:t xml:space="preserve">2023-02-04</w:t>
-      </w:r>
-      <w:r>
-        <w:br/>
-      </w:r>
-      <w:r>
-        <w:rPr>
-          <w:rStyle w:val="VerbatimChar"/>
-        </w:rPr>
-        <w:t xml:space="preserve">2023-02-04</w:t>
-      </w:r>
-    </w:p>
-    <w:p>
-      <w:pPr>
-        <w:pStyle w:val="FirstParagraph"/>
-      </w:pPr>
-      <w:r>
-        <w:t xml:space="preserve">앞서 설명했다시피 numpy는 기본적으로 배열이나 행렬의 연산을 위주로 개발된 라이브러리이기 때문에</w:t>
-      </w:r>
-      <w:r>
-        <w:t xml:space="preserve"> </w:t>
-      </w:r>
-      <w:r>
-        <w:rPr>
-          <w:rStyle w:val="VerbatimChar"/>
-        </w:rPr>
-        <w:t xml:space="preserve">datetime64()</w:t>
-      </w:r>
-      <w:r>
-        <w:t xml:space="preserve">도 당연히 배열을 지원한다. datetime64 데이터 타입의 numpy array를 만들기 위해서는 numpy의</w:t>
-      </w:r>
-      <w:r>
-        <w:t xml:space="preserve"> </w:t>
-      </w:r>
-      <w:r>
-        <w:rPr>
-          <w:rStyle w:val="VerbatimChar"/>
-        </w:rPr>
-        <w:t xml:space="preserve">array()</w:t>
-      </w:r>
-      <w:r>
-        <w:t xml:space="preserve">를 사용한다.</w:t>
-      </w:r>
-      <w:r>
-        <w:t xml:space="preserve"> </w:t>
-      </w:r>
-      <w:r>
-        <w:rPr>
-          <w:rStyle w:val="VerbatimChar"/>
-        </w:rPr>
-        <w:t xml:space="preserve">array()</w:t>
-      </w:r>
-      <w:r>
-        <w:t xml:space="preserve">의 매개변수로</w:t>
-      </w:r>
-      <w:r>
-        <w:t xml:space="preserve"> </w:t>
-      </w:r>
-      <w:r>
-        <w:rPr>
-          <w:rStyle w:val="VerbatimChar"/>
-        </w:rPr>
-        <w:t xml:space="preserve">datetime64()</w:t>
-      </w:r>
-      <w:r>
-        <w:t xml:space="preserve">의 설정시 사용했던 ISO 8401 형태의 문자열이나 오프셋값으로 구성된 리스트를 설정하고</w:t>
-      </w:r>
-      <w:r>
-        <w:t xml:space="preserve"> </w:t>
-      </w:r>
-      <w:r>
-        <w:t xml:space="preserve">‘</w:t>
-      </w:r>
-      <w:r>
-        <w:t xml:space="preserve">dtype</w:t>
-      </w:r>
-      <w:r>
-        <w:t xml:space="preserve">’</w:t>
-      </w:r>
-      <w:r>
-        <w:t xml:space="preserve"> </w:t>
-      </w:r>
-      <w:r>
-        <w:t xml:space="preserve">매개변수로</w:t>
-      </w:r>
-      <w:r>
-        <w:t xml:space="preserve"> </w:t>
-      </w:r>
-      <w:r>
-        <w:t xml:space="preserve">“</w:t>
-      </w:r>
-      <w:r>
-        <w:t xml:space="preserve">datetime64</w:t>
-      </w:r>
-      <w:r>
-        <w:t xml:space="preserve">”</w:t>
-      </w:r>
-      <w:r>
-        <w:t xml:space="preserve">를 설정한다.</w:t>
-      </w:r>
-    </w:p>
-    <w:p>
-      <w:pPr>
-        <w:pStyle w:val="SourceCode"/>
-      </w:pPr>
-      <w:r>
-        <w:rPr>
-          <w:rStyle w:val="NormalTok"/>
-        </w:rPr>
-        <w:t xml:space="preserve">np.array([</w:t>
-      </w:r>
-      <w:r>
-        <w:rPr>
-          <w:rStyle w:val="StringTok"/>
-        </w:rPr>
-        <w:t xml:space="preserve">'2023-02-04'</w:t>
-      </w:r>
-      <w:r>
-        <w:rPr>
-          <w:rStyle w:val="NormalTok"/>
-        </w:rPr>
-        <w:t xml:space="preserve">, </w:t>
-      </w:r>
-      <w:r>
-        <w:rPr>
-          <w:rStyle w:val="StringTok"/>
-        </w:rPr>
-        <w:t xml:space="preserve">'2023-03-04'</w:t>
-      </w:r>
-      <w:r>
-        <w:rPr>
-          <w:rStyle w:val="NormalTok"/>
-        </w:rPr>
-        <w:t xml:space="preserve">, </w:t>
-      </w:r>
-      <w:r>
-        <w:rPr>
-          <w:rStyle w:val="StringTok"/>
-        </w:rPr>
-        <w:t xml:space="preserve">'2023-04-04'</w:t>
-      </w:r>
-      <w:r>
-        <w:rPr>
-          <w:rStyle w:val="NormalTok"/>
-        </w:rPr>
-        <w:t xml:space="preserve">], dtype</w:t>
-      </w:r>
-      <w:r>
-        <w:rPr>
-          <w:rStyle w:val="OperatorTok"/>
-        </w:rPr>
-        <w:t xml:space="preserve">=</w:t>
-      </w:r>
-      <w:r>
-        <w:rPr>
-          <w:rStyle w:val="StringTok"/>
-        </w:rPr>
-        <w:t xml:space="preserve">'datetime64'</w:t>
-      </w:r>
-      <w:r>
-        <w:rPr>
-          <w:rStyle w:val="NormalTok"/>
-        </w:rPr>
-        <w:t xml:space="preserve">)</w:t>
-      </w:r>
-    </w:p>
-    <w:p>
-      <w:pPr>
-        <w:pStyle w:val="SourceCode"/>
-      </w:pPr>
-      <w:r>
-        <w:rPr>
-          <w:rStyle w:val="VerbatimChar"/>
-        </w:rPr>
-        <w:t xml:space="preserve">array(['2023-02-04', '2023-03-04', '2023-04-04'], dtype='datetime64[D]')</w:t>
-      </w:r>
-    </w:p>
-    <w:p>
-      <w:pPr>
-        <w:pStyle w:val="FirstParagraph"/>
-      </w:pPr>
-      <w:r>
-        <w:t xml:space="preserve">만약 날짜의 시작과 끝을 설정하여 배열을 생성하기 위해서는 numpy의</w:t>
-      </w:r>
-      <w:r>
-        <w:t xml:space="preserve"> </w:t>
-      </w:r>
-      <w:r>
-        <w:rPr>
-          <w:rStyle w:val="VerbatimChar"/>
-        </w:rPr>
-        <w:t xml:space="preserve">arange()</w:t>
-      </w:r>
-      <w:r>
-        <w:t xml:space="preserve">를 사용하여 시작일과 끝일을 설정하고 ’dtype’에</w:t>
-      </w:r>
-      <w:r>
-        <w:t xml:space="preserve"> </w:t>
-      </w:r>
-      <w:r>
-        <w:t xml:space="preserve">“</w:t>
-      </w:r>
-      <w:r>
-        <w:t xml:space="preserve">datetime64</w:t>
-      </w:r>
-      <w:r>
-        <w:t xml:space="preserve">”</w:t>
-      </w:r>
-      <w:r>
-        <w:t xml:space="preserve">의 뒤에 시간 간격을</w:t>
-      </w:r>
-      <w:r>
-        <w:t xml:space="preserve"> </w:t>
-      </w:r>
-      <w:r>
-        <w:t xml:space="preserve">“</w:t>
-      </w:r>
-      <w:r>
-        <w:t xml:space="preserve">[]</w:t>
-      </w:r>
-      <w:r>
-        <w:t xml:space="preserve">”</w:t>
-      </w:r>
-      <w:r>
-        <w:t xml:space="preserve">로 붙여준다.</w:t>
-      </w:r>
-    </w:p>
-    <w:p>
-      <w:pPr>
-        <w:pStyle w:val="SourceCode"/>
-      </w:pPr>
-      <w:r>
-        <w:rPr>
-          <w:rStyle w:val="NormalTok"/>
-        </w:rPr>
-        <w:t xml:space="preserve">np.arange(</w:t>
-      </w:r>
-      <w:r>
-        <w:rPr>
-          <w:rStyle w:val="StringTok"/>
-        </w:rPr>
-        <w:t xml:space="preserve">'2023-02-04'</w:t>
-      </w:r>
-      <w:r>
-        <w:rPr>
-          <w:rStyle w:val="NormalTok"/>
-        </w:rPr>
-        <w:t xml:space="preserve">, </w:t>
-      </w:r>
-      <w:r>
-        <w:rPr>
-          <w:rStyle w:val="StringTok"/>
-        </w:rPr>
-        <w:t xml:space="preserve">'2023-03-04'</w:t>
-      </w:r>
-      <w:r>
-        <w:rPr>
-          <w:rStyle w:val="NormalTok"/>
-        </w:rPr>
-        <w:t xml:space="preserve">, dtype</w:t>
-      </w:r>
-      <w:r>
-        <w:rPr>
-          <w:rStyle w:val="OperatorTok"/>
-        </w:rPr>
-        <w:t xml:space="preserve">=</w:t>
-      </w:r>
-      <w:r>
-        <w:rPr>
-          <w:rStyle w:val="StringTok"/>
-        </w:rPr>
-        <w:t xml:space="preserve">'datetime64[W]'</w:t>
-      </w:r>
-      <w:r>
-        <w:rPr>
-          <w:rStyle w:val="NormalTok"/>
-        </w:rPr>
-        <w:t xml:space="preserve">)</w:t>
-      </w:r>
-    </w:p>
-    <w:p>
-      <w:pPr>
-        <w:pStyle w:val="SourceCode"/>
-      </w:pPr>
-      <w:r>
-        <w:rPr>
-          <w:rStyle w:val="VerbatimChar"/>
-        </w:rPr>
-        <w:t xml:space="preserve">array(['2023-02-02', '2023-02-09', '2023-02-16', '2023-02-23'],</w:t>
-      </w:r>
-      <w:r>
-        <w:br/>
-      </w:r>
-      <w:r>
-        <w:rPr>
-          <w:rStyle w:val="VerbatimChar"/>
-        </w:rPr>
-        <w:t xml:space="preserve">      dtype='datetime64[W]')</w:t>
-      </w:r>
-    </w:p>
-    <w:bookmarkEnd w:id="22"/>
-    <w:bookmarkEnd w:id="23"/>
-    <w:bookmarkStart w:id="25" w:name="날짜와-시간-인덱스"/>
-    <w:p>
-      <w:pPr>
-        <w:pStyle w:val="Heading1"/>
-      </w:pPr>
-      <w:r>
-        <w:t xml:space="preserve">날짜와 시간 인덱스</w:t>
+        <w:t xml:space="preserve">1.2 인덱스 데이터 타입</w:t>
       </w:r>
     </w:p>
     <w:p>
@@ -3722,13 +4190,58 @@
         <w:t xml:space="preserve">              dtype='datetime64[ns]', freq='B')</w:t>
       </w:r>
     </w:p>
-    <w:bookmarkStart w:id="24" w:name="시간-정보-추출"/>
+    <w:bookmarkEnd w:id="30"/>
+    <w:bookmarkStart w:id="31" w:name="날짜와-시간의-기간period-데이터-타입"/>
     <w:p>
       <w:pPr>
         <w:pStyle w:val="Heading2"/>
       </w:pPr>
       <w:r>
-        <w:t xml:space="preserve">시간 정보 추출</w:t>
+        <w:t xml:space="preserve">1.3 날짜와 시간의 기간(period) 데이터 타입</w:t>
+      </w:r>
+    </w:p>
+    <w:bookmarkEnd w:id="31"/>
+    <w:bookmarkEnd w:id="32"/>
+    <w:bookmarkStart w:id="35" w:name="시간-정보-추출"/>
+    <w:p>
+      <w:pPr>
+        <w:pStyle w:val="Heading1"/>
+      </w:pPr>
+      <w:r>
+        <w:t xml:space="preserve">2. 시간 정보 추출</w:t>
+      </w:r>
+    </w:p>
+    <w:p>
+      <w:pPr>
+        <w:pStyle w:val="FirstParagraph"/>
+      </w:pPr>
+      <w:r>
+        <w:t xml:space="preserve">시간을 표시하는 데이터 타입인 datetime, Timestamp, datetime64와 시간 데이터의 배열 인덱스인 DatetimeIndex는 다른 데이터 타입과는 달리 내재된 추가적인 데이터 속성들이 많고 이에 대한 활용도도 매우 높다. 그렇기 때문에 시간 데이터를 구성하는 다양한 데이터 속성을 잘 다루어야 한다.</w:t>
+      </w:r>
+    </w:p>
+    <w:bookmarkStart w:id="33" w:name="timestamp-정보-추출"/>
+    <w:p>
+      <w:pPr>
+        <w:pStyle w:val="Heading2"/>
+      </w:pPr>
+      <w:r>
+        <w:t xml:space="preserve">2.1 Timestamp 정보 추출</w:t>
+      </w:r>
+    </w:p>
+    <w:p>
+      <w:pPr>
+        <w:pStyle w:val="FirstParagraph"/>
+      </w:pPr>
+      <w:r>
+        <w:t xml:space="preserve">pandas의 Timestamp는 년, 월, 일, 시, 분, 초, 밀리초 등과 같이 날짜와 시간을 구성하는 정보를 가지고 있다. 하지만 이 기초적인 정보외에도 분기 정보, 요일 정보, 연의 시작일로부터 경과일수 등과 같은 날짜와 시간이 가지는 특성을 사용하는 다양한 정보들 추출할 수도 있다. Timestamp의 정보는 Timestamp 데이터 타입의 속성(attribute)으로부터 얻는 정보와 메쏘드(method) 함수를 사용하여 얻는 정보로 나눌 수 있다.</w:t>
+      </w:r>
+    </w:p>
+    <w:p>
+      <w:pPr>
+        <w:pStyle w:val="BodyText"/>
+      </w:pPr>
+      <w:r>
+        <w:t xml:space="preserve">다음의 표는 Timestamp 데이터 타입이 가지는 주요 속성 정보이다.</w:t>
       </w:r>
     </w:p>
     <w:tbl>
@@ -4065,19 +4578,19 @@
               <w:jc w:val="center"/>
             </w:pPr>
             <w:r>
-              <w:t xml:space="preserve">days_in_month</w:t>
-            </w:r>
-          </w:p>
-        </w:tc>
-        <w:tc>
-          <w:tcPr/>
-          <w:p>
-            <w:pPr>
-              <w:pStyle w:val="Compact"/>
-              <w:jc w:val="center"/>
-            </w:pPr>
-            <w:r>
-              <w:t xml:space="preserve">월의 일수 정보</w:t>
+              <w:t xml:space="preserve">is_leap_year</w:t>
+            </w:r>
+          </w:p>
+        </w:tc>
+        <w:tc>
+          <w:tcPr/>
+          <w:p>
+            <w:pPr>
+              <w:pStyle w:val="Compact"/>
+              <w:jc w:val="center"/>
+            </w:pPr>
+            <w:r>
+              <w:t xml:space="preserve">윤년인지에 대한 논리값</w:t>
             </w:r>
           </w:p>
         </w:tc>
@@ -4091,7 +4604,95 @@
         <w:rPr>
           <w:rStyle w:val="NormalTok"/>
         </w:rPr>
-        <w:t xml:space="preserve">dt.date(</w:t>
+        <w:t xml:space="preserve">pd.Timestamp(</w:t>
+      </w:r>
+      <w:r>
+        <w:rPr>
+          <w:rStyle w:val="StringTok"/>
+        </w:rPr>
+        <w:t xml:space="preserve">'2023-02-04'</w:t>
+      </w:r>
+      <w:r>
+        <w:rPr>
+          <w:rStyle w:val="NormalTok"/>
+        </w:rPr>
+        <w:t xml:space="preserve">).dayofweek   </w:t>
+      </w:r>
+      <w:r>
+        <w:rPr>
+          <w:rStyle w:val="CommentTok"/>
+        </w:rPr>
+        <w:t xml:space="preserve">## Timestamp의 요일 정보 추출</w:t>
+      </w:r>
+    </w:p>
+    <w:p>
+      <w:pPr>
+        <w:pStyle w:val="SourceCode"/>
+      </w:pPr>
+      <w:r>
+        <w:rPr>
+          <w:rStyle w:val="VerbatimChar"/>
+        </w:rPr>
+        <w:t xml:space="preserve">5</w:t>
+      </w:r>
+    </w:p>
+    <w:p>
+      <w:pPr>
+        <w:pStyle w:val="SourceCode"/>
+      </w:pPr>
+      <w:r>
+        <w:rPr>
+          <w:rStyle w:val="NormalTok"/>
+        </w:rPr>
+        <w:t xml:space="preserve">pd.Timestamp(</w:t>
+      </w:r>
+      <w:r>
+        <w:rPr>
+          <w:rStyle w:val="StringTok"/>
+        </w:rPr>
+        <w:t xml:space="preserve">'2023-02-04'</w:t>
+      </w:r>
+      <w:r>
+        <w:rPr>
+          <w:rStyle w:val="NormalTok"/>
+        </w:rPr>
+        <w:t xml:space="preserve">).dayofyear   </w:t>
+      </w:r>
+      <w:r>
+        <w:rPr>
+          <w:rStyle w:val="CommentTok"/>
+        </w:rPr>
+        <w:t xml:space="preserve">##  Timestamp의 년 시작일로부터 경과일 정보 추출</w:t>
+      </w:r>
+    </w:p>
+    <w:p>
+      <w:pPr>
+        <w:pStyle w:val="SourceCode"/>
+      </w:pPr>
+      <w:r>
+        <w:rPr>
+          <w:rStyle w:val="VerbatimChar"/>
+        </w:rPr>
+        <w:t xml:space="preserve">35</w:t>
+      </w:r>
+    </w:p>
+    <w:p>
+      <w:pPr>
+        <w:pStyle w:val="FirstParagraph"/>
+      </w:pPr>
+      <w:r>
+        <w:t xml:space="preserve">datetime에서는 제공하는 속성이 year, month, day, hour, minute, second, microsecond, tzinfo와 같이 기본적인 날짜와 시간 속성외에는 제공하지 않는다. 따라서 날짜와 시간으로 파생되는 속성을 추출하기 위해서는 datetime을 pandas의 Timestamp로 변환하여 추출해야 한다.</w:t>
+      </w:r>
+    </w:p>
+    <w:p>
+      <w:pPr>
+        <w:pStyle w:val="SourceCode"/>
+      </w:pPr>
+      <w:r>
+        <w:rPr>
+          <w:rStyle w:val="NormalTok"/>
+        </w:rPr>
+        <w:t xml:space="preserve">pd.Timestamp(dt.date(</w:t>
       </w:r>
       <w:r>
         <w:rPr>
@@ -4127,7 +4728,13 @@
         <w:rPr>
           <w:rStyle w:val="NormalTok"/>
         </w:rPr>
-        <w:t xml:space="preserve">).year</w:t>
+        <w:t xml:space="preserve">)).week  </w:t>
+      </w:r>
+      <w:r>
+        <w:rPr>
+          <w:rStyle w:val="CommentTok"/>
+        </w:rPr>
+        <w:t xml:space="preserve">##  datetime의 연도 정보 추출</w:t>
       </w:r>
     </w:p>
     <w:p>
@@ -4138,7 +4745,60 @@
         <w:rPr>
           <w:rStyle w:val="VerbatimChar"/>
         </w:rPr>
-        <w:t xml:space="preserve">2023</w:t>
+        <w:t xml:space="preserve">5</w:t>
+      </w:r>
+    </w:p>
+    <w:p>
+      <w:pPr>
+        <w:pStyle w:val="FirstParagraph"/>
+      </w:pPr>
+      <w:r>
+        <w:t xml:space="preserve">또 numpy의 datetime64 데이터 타입은 생성 자체가 numpy 객체이기 때문에 pandas의 속성들을 사용하기 위해서는</w:t>
+      </w:r>
+      <w:r>
+        <w:t xml:space="preserve"> </w:t>
+      </w:r>
+      <w:r>
+        <w:rPr>
+          <w:rStyle w:val="VerbatimChar"/>
+        </w:rPr>
+        <w:t xml:space="preserve">astype()</w:t>
+      </w:r>
+      <w:r>
+        <w:t xml:space="preserve"> </w:t>
+      </w:r>
+      <w:r>
+        <w:t xml:space="preserve">메쏘드에</w:t>
+      </w:r>
+      <w:r>
+        <w:t xml:space="preserve"> </w:t>
+      </w:r>
+      <w:r>
+        <w:t xml:space="preserve">‘</w:t>
+      </w:r>
+      <w:r>
+        <w:t xml:space="preserve">object</w:t>
+      </w:r>
+      <w:r>
+        <w:t xml:space="preserve">’</w:t>
+      </w:r>
+      <w:r>
+        <w:t xml:space="preserve"> </w:t>
+      </w:r>
+      <w:r>
+        <w:t xml:space="preserve">매개변수를 설정하여 먼저 python 객체인 datetime 객체로 변환해주고 이를 다시</w:t>
+      </w:r>
+      <w:r>
+        <w:t xml:space="preserve"> </w:t>
+      </w:r>
+      <w:r>
+        <w:rPr>
+          <w:rStyle w:val="VerbatimChar"/>
+        </w:rPr>
+        <w:t xml:space="preserve">Timestamp()</w:t>
+      </w:r>
+      <w:r>
+        <w:t xml:space="preserve">를 사용하여 pandas Timestamp 객체로 변환해준다.</w:t>
       </w:r>
     </w:p>
     <w:p>
@@ -4149,6 +4809,622 @@
         <w:rPr>
           <w:rStyle w:val="NormalTok"/>
         </w:rPr>
+        <w:t xml:space="preserve">pd.Timestamp(np.datetime64(</w:t>
+      </w:r>
+      <w:r>
+        <w:rPr>
+          <w:rStyle w:val="StringTok"/>
+        </w:rPr>
+        <w:t xml:space="preserve">'2023-02-04'</w:t>
+      </w:r>
+      <w:r>
+        <w:rPr>
+          <w:rStyle w:val="NormalTok"/>
+        </w:rPr>
+        <w:t xml:space="preserve">).astype(</w:t>
+      </w:r>
+      <w:r>
+        <w:rPr>
+          <w:rStyle w:val="BuiltInTok"/>
+        </w:rPr>
+        <w:t xml:space="preserve">object</w:t>
+      </w:r>
+      <w:r>
+        <w:rPr>
+          <w:rStyle w:val="NormalTok"/>
+        </w:rPr>
+        <w:t xml:space="preserve">)).is_leap_year   </w:t>
+      </w:r>
+      <w:r>
+        <w:rPr>
+          <w:rStyle w:val="CommentTok"/>
+        </w:rPr>
+        <w:t xml:space="preserve">## datetime64의 일 정보 추출</w:t>
+      </w:r>
+    </w:p>
+    <w:p>
+      <w:pPr>
+        <w:pStyle w:val="SourceCode"/>
+      </w:pPr>
+      <w:r>
+        <w:rPr>
+          <w:rStyle w:val="VerbatimChar"/>
+        </w:rPr>
+        <w:t xml:space="preserve">False</w:t>
+      </w:r>
+    </w:p>
+    <w:p>
+      <w:pPr>
+        <w:pStyle w:val="SourceCode"/>
+      </w:pPr>
+      <w:r>
+        <w:rPr>
+          <w:rStyle w:val="NormalTok"/>
+        </w:rPr>
+        <w:t xml:space="preserve">np.datetime64(</w:t>
+      </w:r>
+      <w:r>
+        <w:rPr>
+          <w:rStyle w:val="StringTok"/>
+        </w:rPr>
+        <w:t xml:space="preserve">'2023-02-04'</w:t>
+      </w:r>
+      <w:r>
+        <w:rPr>
+          <w:rStyle w:val="NormalTok"/>
+        </w:rPr>
+        <w:t xml:space="preserve">)</w:t>
+      </w:r>
+    </w:p>
+    <w:p>
+      <w:pPr>
+        <w:pStyle w:val="SourceCode"/>
+      </w:pPr>
+      <w:r>
+        <w:rPr>
+          <w:rStyle w:val="VerbatimChar"/>
+        </w:rPr>
+        <w:t xml:space="preserve">numpy.datetime64('2023-02-04')</w:t>
+      </w:r>
+    </w:p>
+    <w:p>
+      <w:pPr>
+        <w:pStyle w:val="FirstParagraph"/>
+      </w:pPr>
+      <w:r>
+        <w:t xml:space="preserve">Timestamp의 속성값은 지정된 날짜와 시간 자체가 가지는 정보에 기반한 정수 혹은 논리형 데이터가 추출된다. 하지만 날짜와 시간이 가지는 특수한 속성들, 예를 들어 문자형태의 요일 이름, 날짜나 시간의 올림, 반올림, 내림 등의 연산</w:t>
+      </w:r>
+    </w:p>
+    <w:p>
+      <w:pPr>
+        <w:pStyle w:val="BodyText"/>
+      </w:pPr>
+      <w:r>
+        <w:t xml:space="preserve">사실 날짜와 시간 데이터 타입이 python 내부에 저장될 때는 1970년 1월 1일부터의 경과일수와 경과 나노초 수로 저장되기 때문에 정수로 변환되어 저장된다. 따라서 Timestamp 데이터 타입으로 반환되는 다양한 속성값은 정수형 데이터나 논리값으로 반환된다. 만약 시간 데이터 타입이 가지는 정수형 결과값이 아닌 시간 데이터 자체적인 성질을 보유한 정보, 즉 요일이나 월 이름 등을 추출하기 위해서는 이를 위해 제공되는 pandas의 method 함수를 사용한다. 또 시간 데이터를 사용하기 위해 필요한 정보를 추출하기 위한 다양한 pandas method 함수도 제공되는데, 주로 사용되는 method 함수는 다음과 같다.</w:t>
+      </w:r>
+    </w:p>
+    <w:tbl>
+      <w:tblPr>
+        <w:tblStyle w:val="Table"/>
+        <w:tblW w:type="pct" w:w="5000"/>
+        <w:tblLook w:firstRow="1" w:lastRow="0" w:firstColumn="0" w:lastColumn="0" w:noHBand="0" w:noVBand="0" w:val="0020"/>
+      </w:tblPr>
+      <w:tblGrid>
+        <w:gridCol w:w="2640"/>
+        <w:gridCol w:w="2640"/>
+        <w:gridCol w:w="2640"/>
+      </w:tblGrid>
+      <w:tr>
+        <w:trPr>
+          <w:tblHeader w:val="true"/>
+        </w:trPr>
+        <w:tc>
+          <w:tcPr/>
+          <w:p>
+            <w:pPr>
+              <w:pStyle w:val="Compact"/>
+              <w:jc w:val="center"/>
+            </w:pPr>
+            <w:r>
+              <w:t xml:space="preserve">method 함수명</w:t>
+            </w:r>
+          </w:p>
+        </w:tc>
+        <w:tc>
+          <w:tcPr/>
+          <w:p>
+            <w:pPr>
+              <w:pStyle w:val="Compact"/>
+              <w:jc w:val="center"/>
+            </w:pPr>
+            <w:r>
+              <w:t xml:space="preserve">매개변수</w:t>
+            </w:r>
+          </w:p>
+        </w:tc>
+        <w:tc>
+          <w:tcPr/>
+          <w:p>
+            <w:pPr>
+              <w:pStyle w:val="Compact"/>
+              <w:jc w:val="center"/>
+            </w:pPr>
+            <w:r>
+              <w:t xml:space="preserve">설명</w:t>
+            </w:r>
+          </w:p>
+        </w:tc>
+      </w:tr>
+      <w:tr>
+        <w:tc>
+          <w:tcPr/>
+          <w:p>
+            <w:pPr>
+              <w:pStyle w:val="Compact"/>
+              <w:jc w:val="center"/>
+            </w:pPr>
+            <w:r>
+              <w:t xml:space="preserve">ceil()</w:t>
+            </w:r>
+          </w:p>
+        </w:tc>
+        <w:tc>
+          <w:tcPr/>
+          <w:p>
+            <w:pPr>
+              <w:pStyle w:val="Compact"/>
+              <w:jc w:val="center"/>
+            </w:pPr>
+            <w:r>
+              <w:t xml:space="preserve">freq, ambiguous=</w:t>
+            </w:r>
+            <w:r>
+              <w:t xml:space="preserve">‘</w:t>
+            </w:r>
+            <w:r>
+              <w:t xml:space="preserve">raise</w:t>
+            </w:r>
+            <w:r>
+              <w:t xml:space="preserve">’</w:t>
+            </w:r>
+            <w:r>
+              <w:t xml:space="preserve">, nonexistent=</w:t>
+            </w:r>
+            <w:r>
+              <w:t xml:space="preserve">‘</w:t>
+            </w:r>
+            <w:r>
+              <w:t xml:space="preserve">raise</w:t>
+            </w:r>
+            <w:r>
+              <w:t xml:space="preserve">’</w:t>
+            </w:r>
+          </w:p>
+        </w:tc>
+        <w:tc>
+          <w:tcPr/>
+          <w:p>
+            <w:pPr>
+              <w:pStyle w:val="Compact"/>
+              <w:jc w:val="center"/>
+            </w:pPr>
+            <w:r>
+              <w:t xml:space="preserve">주기(freq) 단위로 올림된 시간 정보 추출</w:t>
+            </w:r>
+          </w:p>
+        </w:tc>
+      </w:tr>
+      <w:tr>
+        <w:tc>
+          <w:tcPr/>
+          <w:p>
+            <w:pPr>
+              <w:pStyle w:val="Compact"/>
+              <w:jc w:val="center"/>
+            </w:pPr>
+            <w:r>
+              <w:t xml:space="preserve">floor()</w:t>
+            </w:r>
+          </w:p>
+        </w:tc>
+        <w:tc>
+          <w:tcPr/>
+          <w:p>
+            <w:pPr>
+              <w:pStyle w:val="Compact"/>
+              <w:jc w:val="center"/>
+            </w:pPr>
+            <w:r>
+              <w:t xml:space="preserve">freq, ambiguous=</w:t>
+            </w:r>
+            <w:r>
+              <w:t xml:space="preserve">‘</w:t>
+            </w:r>
+            <w:r>
+              <w:t xml:space="preserve">raise</w:t>
+            </w:r>
+            <w:r>
+              <w:t xml:space="preserve">’</w:t>
+            </w:r>
+            <w:r>
+              <w:t xml:space="preserve">, nonexistent=</w:t>
+            </w:r>
+            <w:r>
+              <w:t xml:space="preserve">‘</w:t>
+            </w:r>
+            <w:r>
+              <w:t xml:space="preserve">raise</w:t>
+            </w:r>
+            <w:r>
+              <w:t xml:space="preserve">’</w:t>
+            </w:r>
+          </w:p>
+        </w:tc>
+        <w:tc>
+          <w:tcPr/>
+          <w:p>
+            <w:pPr>
+              <w:pStyle w:val="Compact"/>
+              <w:jc w:val="center"/>
+            </w:pPr>
+            <w:r>
+              <w:t xml:space="preserve">주기(freq) 단위로 내림된 시간 정보 추출</w:t>
+            </w:r>
+          </w:p>
+        </w:tc>
+      </w:tr>
+      <w:tr>
+        <w:tc>
+          <w:tcPr/>
+          <w:p>
+            <w:pPr>
+              <w:pStyle w:val="Compact"/>
+              <w:jc w:val="center"/>
+            </w:pPr>
+            <w:r>
+              <w:t xml:space="preserve">round()</w:t>
+            </w:r>
+          </w:p>
+        </w:tc>
+        <w:tc>
+          <w:tcPr/>
+          <w:p>
+            <w:pPr>
+              <w:pStyle w:val="Compact"/>
+              <w:jc w:val="center"/>
+            </w:pPr>
+            <w:r>
+              <w:t xml:space="preserve">freq, ambiguous=</w:t>
+            </w:r>
+            <w:r>
+              <w:t xml:space="preserve">‘</w:t>
+            </w:r>
+            <w:r>
+              <w:t xml:space="preserve">raise</w:t>
+            </w:r>
+            <w:r>
+              <w:t xml:space="preserve">’</w:t>
+            </w:r>
+            <w:r>
+              <w:t xml:space="preserve">, nonexistent=</w:t>
+            </w:r>
+            <w:r>
+              <w:t xml:space="preserve">‘</w:t>
+            </w:r>
+            <w:r>
+              <w:t xml:space="preserve">raise</w:t>
+            </w:r>
+            <w:r>
+              <w:t xml:space="preserve">’</w:t>
+            </w:r>
+          </w:p>
+        </w:tc>
+        <w:tc>
+          <w:tcPr/>
+          <w:p>
+            <w:pPr>
+              <w:pStyle w:val="Compact"/>
+              <w:jc w:val="center"/>
+            </w:pPr>
+            <w:r>
+              <w:t xml:space="preserve">주기(freq) 단위로 반올림된 시간 정보 추출</w:t>
+            </w:r>
+          </w:p>
+        </w:tc>
+      </w:tr>
+      <w:tr>
+        <w:tc>
+          <w:tcPr/>
+          <w:p>
+            <w:pPr>
+              <w:pStyle w:val="Compact"/>
+              <w:jc w:val="center"/>
+            </w:pPr>
+            <w:r>
+              <w:t xml:space="preserve">combine()</w:t>
+            </w:r>
+          </w:p>
+        </w:tc>
+        <w:tc>
+          <w:tcPr/>
+          <w:p>
+            <w:pPr>
+              <w:pStyle w:val="Compact"/>
+              <w:jc w:val="center"/>
+            </w:pPr>
+            <w:r>
+              <w:t xml:space="preserve">date, time</w:t>
+            </w:r>
+          </w:p>
+        </w:tc>
+        <w:tc>
+          <w:tcPr/>
+          <w:p>
+            <w:pPr>
+              <w:pStyle w:val="Compact"/>
+              <w:jc w:val="center"/>
+            </w:pPr>
+            <w:r>
+              <w:t xml:space="preserve">날짜와 연도를 병합</w:t>
+            </w:r>
+          </w:p>
+        </w:tc>
+      </w:tr>
+      <w:tr>
+        <w:tc>
+          <w:tcPr/>
+          <w:p>
+            <w:pPr>
+              <w:pStyle w:val="Compact"/>
+              <w:jc w:val="center"/>
+            </w:pPr>
+            <w:r>
+              <w:t xml:space="preserve">date()</w:t>
+            </w:r>
+          </w:p>
+        </w:tc>
+        <w:tc>
+          <w:tcPr/>
+          <w:p>
+            <w:pPr>
+              <w:pStyle w:val="Compact"/>
+            </w:pPr>
+          </w:p>
+        </w:tc>
+        <w:tc>
+          <w:tcPr/>
+          <w:p>
+            <w:pPr>
+              <w:pStyle w:val="Compact"/>
+              <w:jc w:val="center"/>
+            </w:pPr>
+            <w:r>
+              <w:t xml:space="preserve">Timestamp에서 날짜만을 추출</w:t>
+            </w:r>
+          </w:p>
+        </w:tc>
+      </w:tr>
+      <w:tr>
+        <w:tc>
+          <w:tcPr/>
+          <w:p>
+            <w:pPr>
+              <w:pStyle w:val="Compact"/>
+              <w:jc w:val="center"/>
+            </w:pPr>
+            <w:r>
+              <w:t xml:space="preserve">day_name()</w:t>
+            </w:r>
+          </w:p>
+        </w:tc>
+        <w:tc>
+          <w:tcPr/>
+          <w:p>
+            <w:pPr>
+              <w:pStyle w:val="Compact"/>
+            </w:pPr>
+          </w:p>
+        </w:tc>
+        <w:tc>
+          <w:tcPr/>
+          <w:p>
+            <w:pPr>
+              <w:pStyle w:val="Compact"/>
+              <w:jc w:val="center"/>
+            </w:pPr>
+            <w:r>
+              <w:t xml:space="preserve">요일 정보(이름) 추출</w:t>
+            </w:r>
+          </w:p>
+        </w:tc>
+      </w:tr>
+      <w:tr>
+        <w:tc>
+          <w:tcPr/>
+          <w:p>
+            <w:pPr>
+              <w:pStyle w:val="Compact"/>
+              <w:jc w:val="center"/>
+            </w:pPr>
+            <w:r>
+              <w:t xml:space="preserve">now()</w:t>
+            </w:r>
+          </w:p>
+        </w:tc>
+        <w:tc>
+          <w:tcPr/>
+          <w:p>
+            <w:pPr>
+              <w:pStyle w:val="Compact"/>
+            </w:pPr>
+          </w:p>
+        </w:tc>
+        <w:tc>
+          <w:tcPr/>
+          <w:p>
+            <w:pPr>
+              <w:pStyle w:val="Compact"/>
+              <w:jc w:val="center"/>
+            </w:pPr>
+            <w:r>
+              <w:t xml:space="preserve">현재 시간 추출</w:t>
+            </w:r>
+          </w:p>
+        </w:tc>
+      </w:tr>
+      <w:tr>
+        <w:tc>
+          <w:tcPr/>
+          <w:p>
+            <w:pPr>
+              <w:pStyle w:val="Compact"/>
+              <w:jc w:val="center"/>
+            </w:pPr>
+            <w:r>
+              <w:t xml:space="preserve">strftime()</w:t>
+            </w:r>
+          </w:p>
+        </w:tc>
+        <w:tc>
+          <w:tcPr/>
+          <w:p>
+            <w:pPr>
+              <w:pStyle w:val="Compact"/>
+              <w:jc w:val="center"/>
+            </w:pPr>
+            <w:r>
+              <w:t xml:space="preserve">string</w:t>
+            </w:r>
+          </w:p>
+        </w:tc>
+        <w:tc>
+          <w:tcPr/>
+          <w:p>
+            <w:pPr>
+              <w:pStyle w:val="Compact"/>
+              <w:jc w:val="center"/>
+            </w:pPr>
+            <w:r>
+              <w:t xml:space="preserve">전체 날짜와 시간 정보를 주어진 포맷에 맞춰 추출</w:t>
+            </w:r>
+          </w:p>
+        </w:tc>
+      </w:tr>
+      <w:tr>
+        <w:tc>
+          <w:tcPr/>
+          <w:p>
+            <w:pPr>
+              <w:pStyle w:val="Compact"/>
+              <w:jc w:val="center"/>
+            </w:pPr>
+            <w:r>
+              <w:t xml:space="preserve">strptime()</w:t>
+            </w:r>
+          </w:p>
+        </w:tc>
+        <w:tc>
+          <w:tcPr/>
+          <w:p>
+            <w:pPr>
+              <w:pStyle w:val="Compact"/>
+              <w:jc w:val="center"/>
+            </w:pPr>
+            <w:r>
+              <w:t xml:space="preserve">date_string, format</w:t>
+            </w:r>
+          </w:p>
+        </w:tc>
+        <w:tc>
+          <w:tcPr/>
+          <w:p>
+            <w:pPr>
+              <w:pStyle w:val="Compact"/>
+              <w:jc w:val="center"/>
+            </w:pPr>
+            <w:r>
+              <w:t xml:space="preserve">date_string을 format에 따라 해석하여 datetime 객체 생성</w:t>
+            </w:r>
+          </w:p>
+        </w:tc>
+      </w:tr>
+      <w:tr>
+        <w:tc>
+          <w:tcPr/>
+          <w:p>
+            <w:pPr>
+              <w:pStyle w:val="Compact"/>
+              <w:jc w:val="center"/>
+            </w:pPr>
+            <w:r>
+              <w:t xml:space="preserve">to_numpy()</w:t>
+            </w:r>
+          </w:p>
+        </w:tc>
+        <w:tc>
+          <w:tcPr/>
+          <w:p>
+            <w:pPr>
+              <w:pStyle w:val="Compact"/>
+            </w:pPr>
+          </w:p>
+        </w:tc>
+        <w:tc>
+          <w:tcPr/>
+          <w:p>
+            <w:pPr>
+              <w:pStyle w:val="Compact"/>
+              <w:jc w:val="center"/>
+            </w:pPr>
+            <w:r>
+              <w:t xml:space="preserve">numpy의 datetime64 객체로 변환</w:t>
+            </w:r>
+          </w:p>
+        </w:tc>
+      </w:tr>
+      <w:tr>
+        <w:tc>
+          <w:tcPr/>
+          <w:p>
+            <w:pPr>
+              <w:pStyle w:val="Compact"/>
+              <w:jc w:val="center"/>
+            </w:pPr>
+            <w:r>
+              <w:t xml:space="preserve">weekday()</w:t>
+            </w:r>
+          </w:p>
+        </w:tc>
+        <w:tc>
+          <w:tcPr/>
+          <w:p>
+            <w:pPr>
+              <w:pStyle w:val="Compact"/>
+            </w:pPr>
+          </w:p>
+        </w:tc>
+        <w:tc>
+          <w:tcPr/>
+          <w:p>
+            <w:pPr>
+              <w:pStyle w:val="Compact"/>
+              <w:jc w:val="center"/>
+            </w:pPr>
+            <w:r>
+              <w:t xml:space="preserve">요일 정보(정수) 추출</w:t>
+            </w:r>
+          </w:p>
+        </w:tc>
+      </w:tr>
+    </w:tbl>
+    <w:p>
+      <w:pPr>
+        <w:pStyle w:val="SourceCode"/>
+      </w:pPr>
+      <w:r>
+        <w:rPr>
+          <w:rStyle w:val="NormalTok"/>
+        </w:rPr>
         <w:t xml:space="preserve">pd.Timestamp(</w:t>
       </w:r>
       <w:r>
@@ -4161,7 +5437,7 @@
         <w:rPr>
           <w:rStyle w:val="NormalTok"/>
         </w:rPr>
-        <w:t xml:space="preserve">).month</w:t>
+        <w:t xml:space="preserve">).day_name()</w:t>
       </w:r>
     </w:p>
     <w:p>
@@ -4172,7 +5448,7 @@
         <w:rPr>
           <w:rStyle w:val="VerbatimChar"/>
         </w:rPr>
-        <w:t xml:space="preserve">2</w:t>
+        <w:t xml:space="preserve">'Saturday'</w:t>
       </w:r>
     </w:p>
     <w:p>
@@ -4183,7 +5459,385 @@
         <w:rPr>
           <w:rStyle w:val="NormalTok"/>
         </w:rPr>
-        <w:t xml:space="preserve">np.datetime64(</w:t>
+        <w:t xml:space="preserve">pd.Timestamp(</w:t>
+      </w:r>
+      <w:r>
+        <w:rPr>
+          <w:rStyle w:val="StringTok"/>
+        </w:rPr>
+        <w:t xml:space="preserve">'2020-03-14 15:30:15'</w:t>
+      </w:r>
+      <w:r>
+        <w:rPr>
+          <w:rStyle w:val="NormalTok"/>
+        </w:rPr>
+        <w:t xml:space="preserve">).time()</w:t>
+      </w:r>
+    </w:p>
+    <w:p>
+      <w:pPr>
+        <w:pStyle w:val="SourceCode"/>
+      </w:pPr>
+      <w:r>
+        <w:rPr>
+          <w:rStyle w:val="VerbatimChar"/>
+        </w:rPr>
+        <w:t xml:space="preserve">datetime.time(15, 30, 15)</w:t>
+      </w:r>
+    </w:p>
+    <w:bookmarkEnd w:id="33"/>
+    <w:bookmarkStart w:id="34" w:name="datetimeindex-정보-추출"/>
+    <w:p>
+      <w:pPr>
+        <w:pStyle w:val="Heading2"/>
+      </w:pPr>
+      <w:r>
+        <w:t xml:space="preserve">2.2 DatetimeIndex 정보 추출</w:t>
+      </w:r>
+    </w:p>
+    <w:p>
+      <w:pPr>
+        <w:pStyle w:val="FirstParagraph"/>
+      </w:pPr>
+      <w:r>
+        <w:t xml:space="preserve">DatetimeIndex도 기본적으로 날짜와 시간 데이터 타입을 기반으로 하기 때문에 날짜와 시간 특성을 표현하는 속성들과 메쏘드를 지원한다. 다만 DatetimeIndex는 배열형 인덱스이기 때문에 속성 추출 결과도 정수형 또는 논리형 데이터의 배열이나 인덱스를 반환한다. 다음은 DatetimeIndex에서 지원하는 주요 속성이다.</w:t>
+      </w:r>
+    </w:p>
+    <w:tbl>
+      <w:tblPr>
+        <w:tblStyle w:val="Table"/>
+        <w:tblW w:type="auto" w:w="0"/>
+        <w:tblLook w:firstRow="1" w:lastRow="0" w:firstColumn="0" w:lastColumn="0" w:noHBand="0" w:noVBand="0" w:val="0020"/>
+      </w:tblPr>
+      <w:tblGrid>
+        <w:gridCol w:w="3960"/>
+        <w:gridCol w:w="3960"/>
+      </w:tblGrid>
+      <w:tr>
+        <w:trPr>
+          <w:tblHeader w:val="true"/>
+        </w:trPr>
+        <w:tc>
+          <w:tcPr/>
+          <w:p>
+            <w:pPr>
+              <w:pStyle w:val="Compact"/>
+              <w:jc w:val="left"/>
+            </w:pPr>
+            <w:r>
+              <w:t xml:space="preserve">속성명</w:t>
+            </w:r>
+          </w:p>
+        </w:tc>
+        <w:tc>
+          <w:tcPr/>
+          <w:p>
+            <w:pPr>
+              <w:pStyle w:val="Compact"/>
+              <w:jc w:val="left"/>
+            </w:pPr>
+            <w:r>
+              <w:t xml:space="preserve">설명</w:t>
+            </w:r>
+          </w:p>
+        </w:tc>
+      </w:tr>
+      <w:tr>
+        <w:tc>
+          <w:tcPr/>
+          <w:p>
+            <w:pPr>
+              <w:pStyle w:val="Compact"/>
+              <w:jc w:val="left"/>
+            </w:pPr>
+            <w:r>
+              <w:t xml:space="preserve">year</w:t>
+            </w:r>
+          </w:p>
+        </w:tc>
+        <w:tc>
+          <w:tcPr/>
+          <w:p>
+            <w:pPr>
+              <w:pStyle w:val="Compact"/>
+              <w:jc w:val="left"/>
+            </w:pPr>
+            <w:r>
+              <w:t xml:space="preserve">연도 정보 인덱스 추출</w:t>
+            </w:r>
+          </w:p>
+        </w:tc>
+      </w:tr>
+      <w:tr>
+        <w:tc>
+          <w:tcPr/>
+          <w:p>
+            <w:pPr>
+              <w:pStyle w:val="Compact"/>
+              <w:jc w:val="left"/>
+            </w:pPr>
+            <w:r>
+              <w:t xml:space="preserve">month</w:t>
+            </w:r>
+          </w:p>
+        </w:tc>
+        <w:tc>
+          <w:tcPr/>
+          <w:p>
+            <w:pPr>
+              <w:pStyle w:val="Compact"/>
+              <w:jc w:val="left"/>
+            </w:pPr>
+            <w:r>
+              <w:t xml:space="preserve">월 정보 인덱스 추출</w:t>
+            </w:r>
+          </w:p>
+        </w:tc>
+      </w:tr>
+      <w:tr>
+        <w:tc>
+          <w:tcPr/>
+          <w:p>
+            <w:pPr>
+              <w:pStyle w:val="Compact"/>
+              <w:jc w:val="left"/>
+            </w:pPr>
+            <w:r>
+              <w:t xml:space="preserve">day</w:t>
+            </w:r>
+          </w:p>
+        </w:tc>
+        <w:tc>
+          <w:tcPr/>
+          <w:p>
+            <w:pPr>
+              <w:pStyle w:val="Compact"/>
+              <w:jc w:val="left"/>
+            </w:pPr>
+            <w:r>
+              <w:t xml:space="preserve">일 정보 인덱스 추출</w:t>
+            </w:r>
+          </w:p>
+        </w:tc>
+      </w:tr>
+      <w:tr>
+        <w:tc>
+          <w:tcPr/>
+          <w:p>
+            <w:pPr>
+              <w:pStyle w:val="Compact"/>
+              <w:jc w:val="left"/>
+            </w:pPr>
+            <w:r>
+              <w:t xml:space="preserve">hour</w:t>
+            </w:r>
+          </w:p>
+        </w:tc>
+        <w:tc>
+          <w:tcPr/>
+          <w:p>
+            <w:pPr>
+              <w:pStyle w:val="Compact"/>
+              <w:jc w:val="left"/>
+            </w:pPr>
+            <w:r>
+              <w:t xml:space="preserve">시 정보 인덱스 추출</w:t>
+            </w:r>
+          </w:p>
+        </w:tc>
+      </w:tr>
+      <w:tr>
+        <w:tc>
+          <w:tcPr/>
+          <w:p>
+            <w:pPr>
+              <w:pStyle w:val="Compact"/>
+              <w:jc w:val="left"/>
+            </w:pPr>
+            <w:r>
+              <w:t xml:space="preserve">minute</w:t>
+            </w:r>
+          </w:p>
+        </w:tc>
+        <w:tc>
+          <w:tcPr/>
+          <w:p>
+            <w:pPr>
+              <w:pStyle w:val="Compact"/>
+              <w:jc w:val="left"/>
+            </w:pPr>
+            <w:r>
+              <w:t xml:space="preserve">분 정보 인덱스 추출</w:t>
+            </w:r>
+          </w:p>
+        </w:tc>
+      </w:tr>
+      <w:tr>
+        <w:tc>
+          <w:tcPr/>
+          <w:p>
+            <w:pPr>
+              <w:pStyle w:val="Compact"/>
+              <w:jc w:val="left"/>
+            </w:pPr>
+            <w:r>
+              <w:t xml:space="preserve">second</w:t>
+            </w:r>
+          </w:p>
+        </w:tc>
+        <w:tc>
+          <w:tcPr/>
+          <w:p>
+            <w:pPr>
+              <w:pStyle w:val="Compact"/>
+              <w:jc w:val="left"/>
+            </w:pPr>
+            <w:r>
+              <w:t xml:space="preserve">초 정보 인덱스 추출</w:t>
+            </w:r>
+          </w:p>
+        </w:tc>
+      </w:tr>
+      <w:tr>
+        <w:tc>
+          <w:tcPr/>
+          <w:p>
+            <w:pPr>
+              <w:pStyle w:val="Compact"/>
+              <w:jc w:val="left"/>
+            </w:pPr>
+            <w:r>
+              <w:t xml:space="preserve">dayofyear</w:t>
+            </w:r>
+          </w:p>
+        </w:tc>
+        <w:tc>
+          <w:tcPr/>
+          <w:p>
+            <w:pPr>
+              <w:pStyle w:val="Compact"/>
+              <w:jc w:val="left"/>
+            </w:pPr>
+            <w:r>
+              <w:t xml:space="preserve">연도 시작일로부터 경과일 인덱스 추출</w:t>
+            </w:r>
+          </w:p>
+        </w:tc>
+      </w:tr>
+      <w:tr>
+        <w:tc>
+          <w:tcPr/>
+          <w:p>
+            <w:pPr>
+              <w:pStyle w:val="Compact"/>
+              <w:jc w:val="left"/>
+            </w:pPr>
+            <w:r>
+              <w:t xml:space="preserve">dayofweek</w:t>
+            </w:r>
+          </w:p>
+        </w:tc>
+        <w:tc>
+          <w:tcPr/>
+          <w:p>
+            <w:pPr>
+              <w:pStyle w:val="Compact"/>
+              <w:jc w:val="left"/>
+            </w:pPr>
+            <w:r>
+              <w:t xml:space="preserve">요일 정보 인덱스 추출</w:t>
+            </w:r>
+          </w:p>
+        </w:tc>
+      </w:tr>
+      <w:tr>
+        <w:tc>
+          <w:tcPr/>
+          <w:p>
+            <w:pPr>
+              <w:pStyle w:val="Compact"/>
+              <w:jc w:val="left"/>
+            </w:pPr>
+            <w:r>
+              <w:t xml:space="preserve">is_month_start</w:t>
+            </w:r>
+          </w:p>
+        </w:tc>
+        <w:tc>
+          <w:tcPr/>
+          <w:p>
+            <w:pPr>
+              <w:pStyle w:val="Compact"/>
+              <w:jc w:val="left"/>
+            </w:pPr>
+            <w:r>
+              <w:t xml:space="preserve">해당 월 시작일인지에 대한 논리값 인덱스 추출</w:t>
+            </w:r>
+          </w:p>
+        </w:tc>
+      </w:tr>
+      <w:tr>
+        <w:tc>
+          <w:tcPr/>
+          <w:p>
+            <w:pPr>
+              <w:pStyle w:val="Compact"/>
+              <w:jc w:val="left"/>
+            </w:pPr>
+            <w:r>
+              <w:t xml:space="preserve">is_month_end</w:t>
+            </w:r>
+          </w:p>
+        </w:tc>
+        <w:tc>
+          <w:tcPr/>
+          <w:p>
+            <w:pPr>
+              <w:pStyle w:val="Compact"/>
+              <w:jc w:val="left"/>
+            </w:pPr>
+            <w:r>
+              <w:t xml:space="preserve">해당 월 마지막일인지에 대한 논리값 인덱스 추출</w:t>
+            </w:r>
+          </w:p>
+        </w:tc>
+      </w:tr>
+      <w:tr>
+        <w:tc>
+          <w:tcPr/>
+          <w:p>
+            <w:pPr>
+              <w:pStyle w:val="Compact"/>
+              <w:jc w:val="left"/>
+            </w:pPr>
+            <w:r>
+              <w:t xml:space="preserve">is_leap_year</w:t>
+            </w:r>
+          </w:p>
+        </w:tc>
+        <w:tc>
+          <w:tcPr/>
+          <w:p>
+            <w:pPr>
+              <w:pStyle w:val="Compact"/>
+              <w:jc w:val="left"/>
+            </w:pPr>
+            <w:r>
+              <w:t xml:space="preserve">윤년 여부 논리값 배열 추출</w:t>
+            </w:r>
+          </w:p>
+        </w:tc>
+      </w:tr>
+    </w:tbl>
+    <w:p>
+      <w:pPr>
+        <w:pStyle w:val="SourceCode"/>
+      </w:pPr>
+      <w:r>
+        <w:rPr>
+          <w:rStyle w:val="NormalTok"/>
+        </w:rPr>
+        <w:t xml:space="preserve">pd.to_datetime([</w:t>
       </w:r>
       <w:r>
         <w:rPr>
@@ -4195,19 +5849,37 @@
         <w:rPr>
           <w:rStyle w:val="NormalTok"/>
         </w:rPr>
-        <w:t xml:space="preserve">).astype(</w:t>
-      </w:r>
-      <w:r>
-        <w:rPr>
-          <w:rStyle w:val="BuiltInTok"/>
-        </w:rPr>
-        <w:t xml:space="preserve">object</w:t>
-      </w:r>
-      <w:r>
-        <w:rPr>
-          <w:rStyle w:val="NormalTok"/>
-        </w:rPr>
-        <w:t xml:space="preserve">).day</w:t>
+        <w:t xml:space="preserve">, </w:t>
+      </w:r>
+      <w:r>
+        <w:rPr>
+          <w:rStyle w:val="StringTok"/>
+        </w:rPr>
+        <w:t xml:space="preserve">'2023-02-05'</w:t>
+      </w:r>
+      <w:r>
+        <w:rPr>
+          <w:rStyle w:val="NormalTok"/>
+        </w:rPr>
+        <w:t xml:space="preserve">, </w:t>
+      </w:r>
+      <w:r>
+        <w:rPr>
+          <w:rStyle w:val="StringTok"/>
+        </w:rPr>
+        <w:t xml:space="preserve">'2023-02-06'</w:t>
+      </w:r>
+      <w:r>
+        <w:rPr>
+          <w:rStyle w:val="NormalTok"/>
+        </w:rPr>
+        <w:t xml:space="preserve">]).dayofweek  </w:t>
+      </w:r>
+      <w:r>
+        <w:rPr>
+          <w:rStyle w:val="CommentTok"/>
+        </w:rPr>
+        <w:t xml:space="preserve">## DatetimeIndex의 연도 경과일수 추출</w:t>
       </w:r>
     </w:p>
     <w:p>
@@ -4218,7 +5890,7 @@
         <w:rPr>
           <w:rStyle w:val="VerbatimChar"/>
         </w:rPr>
-        <w:t xml:space="preserve">4</w:t>
+        <w:t xml:space="preserve">Int64Index([5, 6, 0], dtype='int64')</w:t>
       </w:r>
     </w:p>
     <w:p>
@@ -4229,43 +5901,49 @@
         <w:rPr>
           <w:rStyle w:val="NormalTok"/>
         </w:rPr>
-        <w:t xml:space="preserve">pd.to_datetime([</w:t>
-      </w:r>
-      <w:r>
-        <w:rPr>
-          <w:rStyle w:val="StringTok"/>
-        </w:rPr>
-        <w:t xml:space="preserve">'2023-02-04'</w:t>
-      </w:r>
-      <w:r>
-        <w:rPr>
-          <w:rStyle w:val="NormalTok"/>
-        </w:rPr>
-        <w:t xml:space="preserve">, </w:t>
-      </w:r>
-      <w:r>
-        <w:rPr>
-          <w:rStyle w:val="StringTok"/>
-        </w:rPr>
-        <w:t xml:space="preserve">'2023-02-05'</w:t>
-      </w:r>
-      <w:r>
-        <w:rPr>
-          <w:rStyle w:val="NormalTok"/>
-        </w:rPr>
-        <w:t xml:space="preserve">, </w:t>
-      </w:r>
-      <w:r>
-        <w:rPr>
-          <w:rStyle w:val="StringTok"/>
-        </w:rPr>
-        <w:t xml:space="preserve">'2023-02-06'</w:t>
-      </w:r>
-      <w:r>
-        <w:rPr>
-          <w:rStyle w:val="NormalTok"/>
-        </w:rPr>
-        <w:t xml:space="preserve">]).dayofyear</w:t>
+        <w:t xml:space="preserve">pd.date_range(</w:t>
+      </w:r>
+      <w:r>
+        <w:rPr>
+          <w:rStyle w:val="StringTok"/>
+        </w:rPr>
+        <w:t xml:space="preserve">"2023-02-04"</w:t>
+      </w:r>
+      <w:r>
+        <w:rPr>
+          <w:rStyle w:val="NormalTok"/>
+        </w:rPr>
+        <w:t xml:space="preserve">, periods </w:t>
+      </w:r>
+      <w:r>
+        <w:rPr>
+          <w:rStyle w:val="OperatorTok"/>
+        </w:rPr>
+        <w:t xml:space="preserve">=</w:t>
+      </w:r>
+      <w:r>
+        <w:rPr>
+          <w:rStyle w:val="NormalTok"/>
+        </w:rPr>
+        <w:t xml:space="preserve"> </w:t>
+      </w:r>
+      <w:r>
+        <w:rPr>
+          <w:rStyle w:val="DecValTok"/>
+        </w:rPr>
+        <w:t xml:space="preserve">30</w:t>
+      </w:r>
+      <w:r>
+        <w:rPr>
+          <w:rStyle w:val="NormalTok"/>
+        </w:rPr>
+        <w:t xml:space="preserve">).is_month_start  </w:t>
+      </w:r>
+      <w:r>
+        <w:rPr>
+          <w:rStyle w:val="CommentTok"/>
+        </w:rPr>
+        <w:t xml:space="preserve">## DatetimeIndex의 주 요얼 정보 추출</w:t>
       </w:r>
     </w:p>
     <w:p>
@@ -4276,57 +5954,38 @@
         <w:rPr>
           <w:rStyle w:val="VerbatimChar"/>
         </w:rPr>
-        <w:t xml:space="preserve">Int64Index([35, 36, 37], dtype='int64')</w:t>
-      </w:r>
-    </w:p>
-    <w:p>
-      <w:pPr>
-        <w:pStyle w:val="SourceCode"/>
-      </w:pPr>
-      <w:r>
-        <w:rPr>
-          <w:rStyle w:val="NormalTok"/>
-        </w:rPr>
-        <w:t xml:space="preserve">pd.date_range(</w:t>
-      </w:r>
-      <w:r>
-        <w:rPr>
-          <w:rStyle w:val="StringTok"/>
-        </w:rPr>
-        <w:t xml:space="preserve">"2023-02-04"</w:t>
-      </w:r>
-      <w:r>
-        <w:rPr>
-          <w:rStyle w:val="NormalTok"/>
-        </w:rPr>
-        <w:t xml:space="preserve">, </w:t>
-      </w:r>
-      <w:r>
-        <w:rPr>
-          <w:rStyle w:val="StringTok"/>
-        </w:rPr>
-        <w:t xml:space="preserve">"2023-02-06"</w:t>
-      </w:r>
-      <w:r>
-        <w:rPr>
-          <w:rStyle w:val="NormalTok"/>
-        </w:rPr>
-        <w:t xml:space="preserve">).dayofweek</w:t>
-      </w:r>
-    </w:p>
-    <w:p>
-      <w:pPr>
-        <w:pStyle w:val="SourceCode"/>
-      </w:pPr>
-      <w:r>
-        <w:rPr>
-          <w:rStyle w:val="VerbatimChar"/>
-        </w:rPr>
-        <w:t xml:space="preserve">Int64Index([5, 6, 0], dtype='int64')</w:t>
-      </w:r>
-    </w:p>
-    <w:bookmarkEnd w:id="24"/>
-    <w:bookmarkEnd w:id="25"/>
+        <w:t xml:space="preserve">array([False, False, False, False, False, False, False, False, False,</w:t>
+      </w:r>
+      <w:r>
+        <w:br/>
+      </w:r>
+      <w:r>
+        <w:rPr>
+          <w:rStyle w:val="VerbatimChar"/>
+        </w:rPr>
+        <w:t xml:space="preserve">       False, False, False, False, False, False, False, False, False,</w:t>
+      </w:r>
+      <w:r>
+        <w:br/>
+      </w:r>
+      <w:r>
+        <w:rPr>
+          <w:rStyle w:val="VerbatimChar"/>
+        </w:rPr>
+        <w:t xml:space="preserve">       False, False, False, False, False, False, False,  True, False,</w:t>
+      </w:r>
+      <w:r>
+        <w:br/>
+      </w:r>
+      <w:r>
+        <w:rPr>
+          <w:rStyle w:val="VerbatimChar"/>
+        </w:rPr>
+        <w:t xml:space="preserve">       False, False, False])</w:t>
+      </w:r>
+    </w:p>
+    <w:bookmarkEnd w:id="34"/>
+    <w:bookmarkEnd w:id="35"/>
     <w:sectPr/>
   </w:body>
 </w:document>
